--- a/docs/MLB_Scion_LGBM_Modelling_Strategy.docx
+++ b/docs/MLB_Scion_LGBM_Modelling_Strategy.docx
@@ -1,6 +1,6 @@
 
 <file path=word/document.xml><?xml version="1.0" encoding="utf-8"?>
-<w:document xmlns:wpc="http://schemas.microsoft.com/office/word/2010/wordprocessingCanvas" xmlns:mc="http://schemas.openxmlformats.org/markup-compatibility/2006" xmlns:o="urn:schemas-microsoft-com:office:office" xmlns:r="http://schemas.openxmlformats.org/officeDocument/2006/relationships" xmlns:m="http://schemas.openxmlformats.org/officeDocument/2006/math" xmlns:v="urn:schemas-microsoft-com:vml" xmlns:wp14="http://schemas.microsoft.com/office/word/2010/wordprocessingDrawing" xmlns:wp="http://schemas.openxmlformats.org/drawingml/2006/wordprocessingDrawing" xmlns:w10="urn:schemas-microsoft-com:office:word" xmlns:w="http://schemas.openxmlformats.org/wordprocessingml/2006/main" xmlns:w14="http://schemas.microsoft.com/office/word/2010/wordml" xmlns:w15="http://schemas.microsoft.com/office/word/2012/wordml" xmlns:wpg="http://schemas.microsoft.com/office/word/2010/wordprocessingGroup" xmlns:wpi="http://schemas.microsoft.com/office/word/2010/wordprocessingInk" xmlns:wne="http://schemas.microsoft.com/office/word/2006/wordml" xmlns:wps="http://schemas.microsoft.com/office/word/2010/wordprocessingShape" xmlns:cx="http://schemas.microsoft.com/office/drawing/2014/chartex" xmlns:cx1="http://schemas.microsoft.com/office/drawing/2015/9/8/chartex" xmlns:cx2="http://schemas.microsoft.com/office/drawing/2015/10/21/chartex" xmlns:cx3="http://schemas.microsoft.com/office/drawing/2016/5/9/chartex" xmlns:cx4="http://schemas.microsoft.com/office/drawing/2016/5/10/chartex" xmlns:cx5="http://schemas.microsoft.com/office/drawing/2016/5/11/chartex" xmlns:cx6="http://schemas.microsoft.com/office/drawing/2016/5/12/chartex" xmlns:cx7="http://schemas.microsoft.com/office/drawing/2016/5/13/chartex" xmlns:cx8="http://schemas.microsoft.com/office/drawing/2016/5/14/chartex" xmlns:aink="http://schemas.microsoft.com/office/drawing/2016/ink" xmlns:am3d="http://schemas.microsoft.com/office/drawing/2017/model3d" xmlns:w16cex="http://schemas.microsoft.com/office/word/2018/wordml/cex" xmlns:w16cid="http://schemas.microsoft.com/office/word/2016/wordml/cid" xmlns:w16="http://schemas.microsoft.com/office/word/2018/wordml" xmlns:w16sdtdh="http://schemas.microsoft.com/office/word/2020/wordml/sdtdatahash" xmlns:w16se="http://schemas.microsoft.com/office/word/2015/wordml/symex" mc:Ignorable="w14 w15 wp14">
+<w:document xmlns:wpc="http://schemas.microsoft.com/office/word/2010/wordprocessingCanvas" xmlns:cx="http://schemas.microsoft.com/office/drawing/2014/chartex" xmlns:cx1="http://schemas.microsoft.com/office/drawing/2015/9/8/chartex" xmlns:cx2="http://schemas.microsoft.com/office/drawing/2015/10/21/chartex" xmlns:cx3="http://schemas.microsoft.com/office/drawing/2016/5/9/chartex" xmlns:cx4="http://schemas.microsoft.com/office/drawing/2016/5/10/chartex" xmlns:cx5="http://schemas.microsoft.com/office/drawing/2016/5/11/chartex" xmlns:cx6="http://schemas.microsoft.com/office/drawing/2016/5/12/chartex" xmlns:cx7="http://schemas.microsoft.com/office/drawing/2016/5/13/chartex" xmlns:cx8="http://schemas.microsoft.com/office/drawing/2016/5/14/chartex" xmlns:mc="http://schemas.openxmlformats.org/markup-compatibility/2006" xmlns:aink="http://schemas.microsoft.com/office/drawing/2016/ink" xmlns:am3d="http://schemas.microsoft.com/office/drawing/2017/model3d" xmlns:o="urn:schemas-microsoft-com:office:office" xmlns:oel="http://schemas.microsoft.com/office/2019/extlst" xmlns:r="http://schemas.openxmlformats.org/officeDocument/2006/relationships" xmlns:m="http://schemas.openxmlformats.org/officeDocument/2006/math" xmlns:v="urn:schemas-microsoft-com:vml" xmlns:wp14="http://schemas.microsoft.com/office/word/2010/wordprocessingDrawing" xmlns:wp="http://schemas.openxmlformats.org/drawingml/2006/wordprocessingDrawing" xmlns:w10="urn:schemas-microsoft-com:office:word" xmlns:w="http://schemas.openxmlformats.org/wordprocessingml/2006/main" xmlns:w14="http://schemas.microsoft.com/office/word/2010/wordml" xmlns:w15="http://schemas.microsoft.com/office/word/2012/wordml" xmlns:w16cex="http://schemas.microsoft.com/office/word/2018/wordml/cex" xmlns:w16cid="http://schemas.microsoft.com/office/word/2016/wordml/cid" xmlns:w16="http://schemas.microsoft.com/office/word/2018/wordml" xmlns:w16du="http://schemas.microsoft.com/office/word/2023/wordml/word16du" xmlns:w16sdtdh="http://schemas.microsoft.com/office/word/2020/wordml/sdtdatahash" xmlns:w16sdtfl="http://schemas.microsoft.com/office/word/2024/wordml/sdtformatlock" xmlns:w16se="http://schemas.microsoft.com/office/word/2015/wordml/symex" xmlns:wpg="http://schemas.microsoft.com/office/word/2010/wordprocessingGroup" xmlns:wpi="http://schemas.microsoft.com/office/word/2010/wordprocessingInk" xmlns:wne="http://schemas.microsoft.com/office/word/2006/wordml" xmlns:wps="http://schemas.microsoft.com/office/word/2010/wordprocessingShape" mc:Ignorable="w14 w15 w16se w16cid w16 w16cex w16sdtdh w16sdtfl w16du wp14">
   <w:body>
     <w:p>
       <w:pPr>
@@ -14,7 +14,7 @@
           <w:sz w:val="36"/>
           <w:szCs w:val="36"/>
         </w:rPr>
-        <w:t xml:space="preserve">MLB Scion — Training Run Strategy</w:t>
+        <w:t>MLB Scion — Training Run Strategy</w:t>
       </w:r>
     </w:p>
     <w:p>
@@ -27,13 +27,13 @@
           <w:sz w:val="23"/>
           <w:szCs w:val="23"/>
         </w:rPr>
-        <w:t xml:space="preserve">Long single run vs. batching, and how to select the ensemble honestly</w:t>
+        <w:t>Long single run vs. batching, and how to select the ensemble honestly</w:t>
       </w:r>
     </w:p>
     <w:p>
       <w:pPr>
         <w:pBdr>
-          <w:bottom w:val="single" w:color="1F3864" w:sz="6" w:space="4"/>
+          <w:bottom w:val="single" w:sz="6" w:space="4" w:color="1F3864"/>
         </w:pBdr>
         <w:spacing w:after="200"/>
       </w:pPr>
@@ -43,7 +43,7 @@
           <w:sz w:val="18"/>
           <w:szCs w:val="18"/>
         </w:rPr>
-        <w:t xml:space="preserve">Companion to lgbmBinaryCLASSIFIER V26.07 · 25 June 2026</w:t>
+        <w:t>Companion to lgbmBinaryCLASSIFIER V26.07 · 25 June 2026</w:t>
       </w:r>
     </w:p>
     <w:p>
@@ -51,15 +51,15 @@
         <w:pStyle w:val="Heading1"/>
       </w:pPr>
       <w:r>
-        <w:t xml:space="preserve">1.  Bottom line</w:t>
-      </w:r>
-    </w:p>
-    <w:p>
-      <w:pPr>
-        <w:spacing w:after="140" w:line="276"/>
-      </w:pPr>
-      <w:r>
-        <w:t xml:space="preserve">Two things were tangled together in the question — *how often the run finishes and ranks* (a cadence problem) and *how you choose which models make the ensemble* (a selection problem). The cadence problem is now largely solved in code without batching; the selection problem is the one that actually matters for ROI, and it needs changing regardless of cadence.</w:t>
+        <w:t>1.  Bottom line</w:t>
+      </w:r>
+    </w:p>
+    <w:p>
+      <w:pPr>
+        <w:spacing w:after="140" w:line="276" w:lineRule="auto"/>
+      </w:pPr>
+      <w:r>
+        <w:t>Two things were tangled together in the question — *how often the run finishes and ranks* (a cadence problem) and *how you choose which models make the ensemble* (a selection problem). The cadence problem is now largely solved in code without batching; the selection problem is the one that actually matters for ROI, and it needs changing regardless of cadence.</w:t>
       </w:r>
     </w:p>
     <w:p>
@@ -69,14 +69,14 @@
           <w:ilvl w:val="0"/>
           <w:numId w:val="2"/>
         </w:numPr>
-        <w:spacing w:after="90" w:line="270"/>
-      </w:pPr>
-      <w:r>
-        <w:rPr>
-          <w:b/>
-          <w:bCs/>
-        </w:rPr>
-        <w:t xml:space="preserve">Cadence.</w:t>
+        <w:spacing w:after="90" w:line="270" w:lineRule="auto"/>
+      </w:pPr>
+      <w:r>
+        <w:rPr>
+          <w:b/>
+          <w:bCs/>
+        </w:rPr>
+        <w:t>Cadence.</w:t>
       </w:r>
       <w:r>
         <w:t xml:space="preserve"> You no longer need to batch just to see results. The log now writes </w:t>
@@ -86,7 +86,7 @@
           <w:b/>
           <w:bCs/>
         </w:rPr>
-        <w:t xml:space="preserve">one row per model as it completes</w:t>
+        <w:t>one row per model as it completes</w:t>
       </w:r>
       <w:r>
         <w:t xml:space="preserve"> and each epoch is logged live to MLflow, so a 1,000-model run is monitorable from hour one and is crash-safe. Keep the single long run.</w:t>
@@ -99,24 +99,24 @@
           <w:ilvl w:val="0"/>
           <w:numId w:val="2"/>
         </w:numPr>
-        <w:spacing w:after="90" w:line="270"/>
-      </w:pPr>
-      <w:r>
-        <w:rPr>
-          <w:b/>
-          <w:bCs/>
-        </w:rPr>
-        <w:t xml:space="preserve">Selection.</w:t>
+        <w:spacing w:after="90" w:line="270" w:lineRule="auto"/>
+      </w:pPr>
+      <w:r>
+        <w:rPr>
+          <w:b/>
+          <w:bCs/>
+        </w:rPr>
+        <w:t>Selection.</w:t>
       </w:r>
       <w:r>
         <w:t xml:space="preserve"> Stop selecting models on the outsample — both your current “precision and recall &gt; 0.5 on the outsample” rule and the downstream “rank by realised ROI” are selection on the test set, the same bias we fixed in the trainer. Select on the new </w:t>
       </w:r>
       <w:r>
         <w:rPr>
-          <w:rFonts w:ascii="Consolas" w:cs="Consolas" w:eastAsia="Consolas" w:hAnsi="Consolas"/>
-          <w:color w:val="9C27B0"/>
-        </w:rPr>
-        <w:t xml:space="preserve">include_in_ensemble</w:t>
+          <w:rFonts w:ascii="Consolas" w:eastAsia="Consolas" w:hAnsi="Consolas" w:cs="Consolas"/>
+          <w:color w:val="9C27B0"/>
+        </w:rPr>
+        <w:t>include_in_ensemble</w:t>
       </w:r>
       <w:r>
         <w:t xml:space="preserve"> flag (validation-based), and use outsample ROI only as a report-only confirmation.</w:t>
@@ -129,14 +129,14 @@
           <w:ilvl w:val="0"/>
           <w:numId w:val="2"/>
         </w:numPr>
-        <w:spacing w:after="90" w:line="270"/>
-      </w:pPr>
-      <w:r>
-        <w:rPr>
-          <w:b/>
-          <w:bCs/>
-        </w:rPr>
-        <w:t xml:space="preserve">If you still want to batch</w:t>
+        <w:spacing w:after="90" w:line="270" w:lineRule="auto"/>
+      </w:pPr>
+      <w:r>
+        <w:rPr>
+          <w:b/>
+          <w:bCs/>
+        </w:rPr>
+        <w:t>If you still want to batch</w:t>
       </w:r>
       <w:r>
         <w:t xml:space="preserve"> (for hard checkpoints), it is methodologically safe but operationally hazardous as-is — same-day batches overwrite each other’s models and log. Use the offset/subfolder convention in §5 if you go that way.</w:t>
@@ -147,15 +147,15 @@
         <w:pStyle w:val="Heading1"/>
       </w:pPr>
       <w:r>
-        <w:t xml:space="preserve">2.  What changed in the code (V26.07)</w:t>
-      </w:r>
-    </w:p>
-    <w:p>
-      <w:pPr>
-        <w:spacing w:after="140" w:line="276"/>
-      </w:pPr>
-      <w:r>
-        <w:t xml:space="preserve">Two additions land directly on your question:</w:t>
+        <w:t>2.  What changed in the code (V26.07)</w:t>
+      </w:r>
+    </w:p>
+    <w:p>
+      <w:pPr>
+        <w:spacing w:after="140" w:line="276" w:lineRule="auto"/>
+      </w:pPr>
+      <w:r>
+        <w:t>Two additions land directly on your question:</w:t>
       </w:r>
     </w:p>
     <w:p>
@@ -165,24 +165,24 @@
           <w:ilvl w:val="0"/>
           <w:numId w:val="3"/>
         </w:numPr>
-        <w:spacing w:after="90" w:line="270"/>
-      </w:pPr>
-      <w:r>
-        <w:rPr>
-          <w:b/>
-          <w:bCs/>
-        </w:rPr>
-        <w:t xml:space="preserve">`include_in_ensemble` column.</w:t>
+        <w:spacing w:after="90" w:line="270" w:lineRule="auto"/>
+      </w:pPr>
+      <w:r>
+        <w:rPr>
+          <w:b/>
+          <w:bCs/>
+        </w:rPr>
+        <w:t>`include_in_ensemble` column.</w:t>
       </w:r>
       <w:r>
         <w:t xml:space="preserve"> Each model is flagged </w:t>
       </w:r>
       <w:r>
         <w:rPr>
-          <w:rFonts w:ascii="Consolas" w:cs="Consolas" w:eastAsia="Consolas" w:hAnsi="Consolas"/>
-          <w:color w:val="9C27B0"/>
-        </w:rPr>
-        <w:t xml:space="preserve">1</w:t>
+          <w:rFonts w:ascii="Consolas" w:eastAsia="Consolas" w:hAnsi="Consolas" w:cs="Consolas"/>
+          <w:color w:val="9C27B0"/>
+        </w:rPr>
+        <w:t>1</w:t>
       </w:r>
       <w:r>
         <w:t xml:space="preserve"> when its </w:t>
@@ -192,20 +192,20 @@
           <w:b/>
           <w:bCs/>
         </w:rPr>
-        <w:t xml:space="preserve">validation</w:t>
+        <w:t>validation</w:t>
       </w:r>
       <w:r>
         <w:t xml:space="preserve"> AUC clears a floor (default 0.5, set with </w:t>
       </w:r>
       <w:r>
         <w:rPr>
-          <w:rFonts w:ascii="Consolas" w:cs="Consolas" w:eastAsia="Consolas" w:hAnsi="Consolas"/>
-          <w:color w:val="9C27B0"/>
-        </w:rPr>
-        <w:t xml:space="preserve">-F</w:t>
-      </w:r>
-      <w:r>
-        <w:t xml:space="preserve">). This is the operational form of “ensemble every model above a sanity floor rather than cherry-pick a top-X” — and crucially the floor is on the honest insample holdout, not the outsample. The end-of-run summary prints how many cleared it.</w:t>
+          <w:rFonts w:ascii="Consolas" w:eastAsia="Consolas" w:hAnsi="Consolas" w:cs="Consolas"/>
+          <w:color w:val="9C27B0"/>
+        </w:rPr>
+        <w:t>-F</w:t>
+      </w:r>
+      <w:r>
+        <w:t>). This is the operational form of “ensemble every model above a sanity floor rather than cherry-pick a top-X” — and crucially the floor is on the honest insample holdout, not the outsample. The end-of-run summary prints how many cleared it.</w:t>
       </w:r>
     </w:p>
     <w:p>
@@ -215,44 +215,44 @@
           <w:ilvl w:val="0"/>
           <w:numId w:val="3"/>
         </w:numPr>
-        <w:spacing w:after="90" w:line="270"/>
-      </w:pPr>
-      <w:r>
-        <w:rPr>
-          <w:b/>
-          <w:bCs/>
-        </w:rPr>
-        <w:t xml:space="preserve">Incremental, crash-safe log.</w:t>
+        <w:spacing w:after="90" w:line="270" w:lineRule="auto"/>
+      </w:pPr>
+      <w:r>
+        <w:rPr>
+          <w:b/>
+          <w:bCs/>
+        </w:rPr>
+        <w:t>Incremental, crash-safe log.</w:t>
       </w:r>
       <w:r>
         <w:t xml:space="preserve"> The log CSV is appended row-by-row as models finish (header once), then overwritten with the sorted version at the end. A run that dies at epoch 900 keeps 1–899. You can </w:t>
       </w:r>
       <w:r>
         <w:rPr>
-          <w:rFonts w:ascii="Consolas" w:cs="Consolas" w:eastAsia="Consolas" w:hAnsi="Consolas"/>
-          <w:color w:val="9C27B0"/>
-        </w:rPr>
-        <w:t xml:space="preserve">tail</w:t>
+          <w:rFonts w:ascii="Consolas" w:eastAsia="Consolas" w:hAnsi="Consolas" w:cs="Consolas"/>
+          <w:color w:val="9C27B0"/>
+        </w:rPr>
+        <w:t>tail</w:t>
       </w:r>
       <w:r>
         <w:t xml:space="preserve"> or open the log mid-run and already see </w:t>
       </w:r>
       <w:r>
         <w:rPr>
-          <w:rFonts w:ascii="Consolas" w:cs="Consolas" w:eastAsia="Consolas" w:hAnsi="Consolas"/>
-          <w:color w:val="9C27B0"/>
-        </w:rPr>
-        <w:t xml:space="preserve">val_auc_best</w:t>
+          <w:rFonts w:ascii="Consolas" w:eastAsia="Consolas" w:hAnsi="Consolas" w:cs="Consolas"/>
+          <w:color w:val="9C27B0"/>
+        </w:rPr>
+        <w:t>val_auc_best</w:t>
       </w:r>
       <w:r>
         <w:t xml:space="preserve"> and </w:t>
       </w:r>
       <w:r>
         <w:rPr>
-          <w:rFonts w:ascii="Consolas" w:cs="Consolas" w:eastAsia="Consolas" w:hAnsi="Consolas"/>
-          <w:color w:val="9C27B0"/>
-        </w:rPr>
-        <w:t xml:space="preserve">include_in_ensemble</w:t>
+          <w:rFonts w:ascii="Consolas" w:eastAsia="Consolas" w:hAnsi="Consolas" w:cs="Consolas"/>
+          <w:color w:val="9C27B0"/>
+        </w:rPr>
+        <w:t>include_in_ensemble</w:t>
       </w:r>
       <w:r>
         <w:t xml:space="preserve"> for every finished model.</w:t>
@@ -260,10 +260,10 @@
     </w:p>
     <w:p>
       <w:pPr>
-        <w:spacing w:after="140" w:line="276"/>
-      </w:pPr>
-      <w:r>
-        <w:t xml:space="preserve">Together these mean the thing batching was really for — *getting actionable rankings before the run ends* — now happens continuously inside one run.</w:t>
+        <w:spacing w:after="140" w:line="276" w:lineRule="auto"/>
+      </w:pPr>
+      <w:r>
+        <w:t>Together these mean the thing batching was really for — *getting actionable rankings before the run ends* — now happens continuously inside one run.</w:t>
       </w:r>
     </w:p>
     <w:p>
@@ -271,12 +271,12 @@
         <w:pStyle w:val="Heading1"/>
       </w:pPr>
       <w:r>
-        <w:t xml:space="preserve">3.  Why your current mid-training selection is the real risk</w:t>
-      </w:r>
-    </w:p>
-    <w:p>
-      <w:pPr>
-        <w:spacing w:after="140" w:line="276"/>
+        <w:t>3.  Why your current mid-training selection is the real risk</w:t>
+      </w:r>
+    </w:p>
+    <w:p>
+      <w:pPr>
+        <w:spacing w:after="140" w:line="276" w:lineRule="auto"/>
       </w:pPr>
       <w:r>
         <w:t xml:space="preserve">The cadence is harmless. The selection rule is not. Copying partial trees and keeping the ones whose </w:t>
@@ -286,7 +286,7 @@
           <w:b/>
           <w:bCs/>
         </w:rPr>
-        <w:t xml:space="preserve">precision and recall both exceed 0.5 on the outsample</w:t>
+        <w:t>precision and recall both exceed 0.5 on the outsample</w:t>
       </w:r>
       <w:r>
         <w:t xml:space="preserve"> is selecting models on the very data you then use to judge the ensemble — identical in kind to the test-AUC ranking we removed from the trainer, and it inflates expected live performance the same way.</w:t>
@@ -295,23 +295,24 @@
     <w:p>
       <w:pPr>
         <w:pBdr>
-          <w:top w:val="single" w:color="D9E2EF" w:sz="2" w:space="6"/>
-          <w:left w:val="single" w:color="1F3864" w:sz="18" w:space="8"/>
-          <w:bottom w:val="single" w:color="D9E2EF" w:sz="2" w:space="6"/>
-          <w:right w:val="single" w:color="D9E2EF" w:sz="2" w:space="6"/>
+          <w:top w:val="single" w:sz="2" w:space="6" w:color="D9E2EF"/>
+          <w:left w:val="single" w:sz="18" w:space="8" w:color="1F3864"/>
+          <w:bottom w:val="single" w:sz="2" w:space="6" w:color="D9E2EF"/>
+          <w:right w:val="single" w:sz="2" w:space="6" w:color="D9E2EF"/>
         </w:pBdr>
-        <w:shd w:fill="F2F6FB" w:val="clear"/>
-        <w:spacing w:after="140" w:before="60"/>
-      </w:pPr>
-      <w:r>
+        <w:shd w:val="clear" w:color="auto" w:fill="F2F6FB"/>
+        <w:spacing w:before="60" w:after="140"/>
+      </w:pPr>
+      <w:r>
+        <w:lastRenderedPageBreak/>
         <w:t xml:space="preserve">The downstream pipeline has the same trap. </w:t>
       </w:r>
       <w:r>
         <w:rPr>
-          <w:rFonts w:ascii="Consolas" w:cs="Consolas" w:eastAsia="Consolas" w:hAnsi="Consolas"/>
-          <w:color w:val="9C27B0"/>
-        </w:rPr>
-        <w:t xml:space="preserve">batch_analysis.py</w:t>
+          <w:rFonts w:ascii="Consolas" w:eastAsia="Consolas" w:hAnsi="Consolas" w:cs="Consolas"/>
+          <w:color w:val="9C27B0"/>
+        </w:rPr>
+        <w:t>batch_analysis.py</w:t>
       </w:r>
       <w:r>
         <w:t xml:space="preserve"> ranks models by </w:t>
@@ -321,7 +322,7 @@
           <w:b/>
           <w:bCs/>
         </w:rPr>
-        <w:t xml:space="preserve">realised ROI on the outsample</w:t>
+        <w:t>realised ROI on the outsample</w:t>
       </w:r>
       <w:r>
         <w:t xml:space="preserve">, and the README frames a weak AUC-vs-ROI correlation as justification for ROI-based selection. But weak correlation only means AUC doesn’t predict ROI — it does </w:t>
@@ -331,7 +332,7 @@
           <w:b/>
           <w:bCs/>
         </w:rPr>
-        <w:t xml:space="preserve">not</w:t>
+        <w:t>not</w:t>
       </w:r>
       <w:r>
         <w:t xml:space="preserve"> mean outsample ROI predicts *future* ROI. Both are noisy measurements on the same period; selecting on outsample ROI just overfits the evaluation set in dollars instead of AUC.</w:t>
@@ -339,10 +340,10 @@
     </w:p>
     <w:p>
       <w:pPr>
-        <w:spacing w:after="140" w:line="276"/>
-      </w:pPr>
-      <w:r>
-        <w:t xml:space="preserve">Two more reasons to drop the precision/recall-at-0.5 gate specifically:</w:t>
+        <w:spacing w:after="140" w:line="276" w:lineRule="auto"/>
+      </w:pPr>
+      <w:r>
+        <w:t>Two more reasons to drop the precision/recall-at-0.5 gate specifically:</w:t>
       </w:r>
     </w:p>
     <w:p>
@@ -352,14 +353,14 @@
           <w:ilvl w:val="0"/>
           <w:numId w:val="2"/>
         </w:numPr>
-        <w:spacing w:after="90" w:line="270"/>
-      </w:pPr>
-      <w:r>
-        <w:rPr>
-          <w:b/>
-          <w:bCs/>
-        </w:rPr>
-        <w:t xml:space="preserve">It is threshold-sensitive.</w:t>
+        <w:spacing w:after="90" w:line="270" w:lineRule="auto"/>
+      </w:pPr>
+      <w:r>
+        <w:rPr>
+          <w:b/>
+          <w:bCs/>
+        </w:rPr>
+        <w:t>It is threshold-sensitive.</w:t>
       </w:r>
       <w:r>
         <w:t xml:space="preserve"> Precision and recall at the default 0.5 cut move around with class balance and the arbitrary cut point. Validation </w:t>
@@ -369,17 +370,17 @@
           <w:b/>
           <w:bCs/>
         </w:rPr>
-        <w:t xml:space="preserve">AUC</w:t>
+        <w:t>AUC</w:t>
       </w:r>
       <w:r>
         <w:t xml:space="preserve"> is threshold-free and a cleaner gate — which is what </w:t>
       </w:r>
       <w:r>
         <w:rPr>
-          <w:rFonts w:ascii="Consolas" w:cs="Consolas" w:eastAsia="Consolas" w:hAnsi="Consolas"/>
-          <w:color w:val="9C27B0"/>
-        </w:rPr>
-        <w:t xml:space="preserve">include_in_ensemble</w:t>
+          <w:rFonts w:ascii="Consolas" w:eastAsia="Consolas" w:hAnsi="Consolas" w:cs="Consolas"/>
+          <w:color w:val="9C27B0"/>
+        </w:rPr>
+        <w:t>include_in_ensemble</w:t>
       </w:r>
       <w:r>
         <w:t xml:space="preserve"> uses.</w:t>
@@ -392,14 +393,14 @@
           <w:ilvl w:val="0"/>
           <w:numId w:val="2"/>
         </w:numPr>
-        <w:spacing w:after="90" w:line="270"/>
-      </w:pPr>
-      <w:r>
-        <w:rPr>
-          <w:b/>
-          <w:bCs/>
-        </w:rPr>
-        <w:t xml:space="preserve">It is a tiny, noisy sample.</w:t>
+        <w:spacing w:after="90" w:line="270" w:lineRule="auto"/>
+      </w:pPr>
+      <w:r>
+        <w:rPr>
+          <w:b/>
+          <w:bCs/>
+        </w:rPr>
+        <w:t>It is a tiny, noisy sample.</w:t>
       </w:r>
       <w:r>
         <w:t xml:space="preserve"> “Both &gt; 0.5, which is not often” means you are keeping the handful that happened to look good on one outsample — the textbook way to assemble a backtest that doesn’t replicate live.</w:t>
@@ -410,12 +411,12 @@
         <w:pStyle w:val="Heading1"/>
       </w:pPr>
       <w:r>
-        <w:t xml:space="preserve">4.  Recommended workflow</w:t>
-      </w:r>
-    </w:p>
-    <w:p>
-      <w:pPr>
-        <w:spacing w:after="140" w:line="276"/>
+        <w:t>4.  Recommended workflow</w:t>
+      </w:r>
+    </w:p>
+    <w:p>
+      <w:pPr>
+        <w:spacing w:after="140" w:line="276" w:lineRule="auto"/>
       </w:pPr>
       <w:r>
         <w:rPr>
@@ -424,7 +425,7 @@
           <w:sz w:val="24"/>
           <w:szCs w:val="24"/>
         </w:rPr>
-        <w:t xml:space="preserve">Keep one long run; select on validation; confirm on outsample.</w:t>
+        <w:t>Keep one long run; select on validation; confirm on outsample.</w:t>
       </w:r>
     </w:p>
     <w:p>
@@ -434,14 +435,14 @@
           <w:ilvl w:val="0"/>
           <w:numId w:val="4"/>
         </w:numPr>
-        <w:spacing w:after="90" w:line="270"/>
-      </w:pPr>
-      <w:r>
-        <w:rPr>
-          <w:b/>
-          <w:bCs/>
-        </w:rPr>
-        <w:t xml:space="preserve">Run the full 1,000 in one go.</w:t>
+        <w:spacing w:after="90" w:line="270" w:lineRule="auto"/>
+      </w:pPr>
+      <w:r>
+        <w:rPr>
+          <w:b/>
+          <w:bCs/>
+        </w:rPr>
+        <w:t>Run the full 1,000 in one go.</w:t>
       </w:r>
       <w:r>
         <w:t xml:space="preserve"> With live logging + MLflow there is no waiting penalty and no batching hazards. Let it run.</w:t>
@@ -454,44 +455,44 @@
           <w:ilvl w:val="0"/>
           <w:numId w:val="4"/>
         </w:numPr>
-        <w:spacing w:after="90" w:line="270"/>
-      </w:pPr>
-      <w:r>
-        <w:rPr>
-          <w:b/>
-          <w:bCs/>
-        </w:rPr>
-        <w:t xml:space="preserve">Monitor live.</w:t>
+        <w:spacing w:after="90" w:line="270" w:lineRule="auto"/>
+      </w:pPr>
+      <w:r>
+        <w:rPr>
+          <w:b/>
+          <w:bCs/>
+        </w:rPr>
+        <w:t>Monitor live.</w:t>
       </w:r>
       <w:r>
         <w:t xml:space="preserve"> </w:t>
       </w:r>
       <w:r>
         <w:rPr>
-          <w:rFonts w:ascii="Consolas" w:cs="Consolas" w:eastAsia="Consolas" w:hAnsi="Consolas"/>
-          <w:color w:val="9C27B0"/>
-        </w:rPr>
-        <w:t xml:space="preserve">tail -f</w:t>
+          <w:rFonts w:ascii="Consolas" w:eastAsia="Consolas" w:hAnsi="Consolas" w:cs="Consolas"/>
+          <w:color w:val="9C27B0"/>
+        </w:rPr>
+        <w:t>tail -f</w:t>
       </w:r>
       <w:r>
         <w:t xml:space="preserve"> the log (or sort the MLflow runs by </w:t>
       </w:r>
       <w:r>
         <w:rPr>
-          <w:rFonts w:ascii="Consolas" w:cs="Consolas" w:eastAsia="Consolas" w:hAnsi="Consolas"/>
-          <w:color w:val="9C27B0"/>
-        </w:rPr>
-        <w:t xml:space="preserve">val_auc</w:t>
+          <w:rFonts w:ascii="Consolas" w:eastAsia="Consolas" w:hAnsi="Consolas" w:cs="Consolas"/>
+          <w:color w:val="9C27B0"/>
+        </w:rPr>
+        <w:t>val_auc</w:t>
       </w:r>
       <w:r>
         <w:t xml:space="preserve">). The </w:t>
       </w:r>
       <w:r>
         <w:rPr>
-          <w:rFonts w:ascii="Consolas" w:cs="Consolas" w:eastAsia="Consolas" w:hAnsi="Consolas"/>
-          <w:color w:val="9C27B0"/>
-        </w:rPr>
-        <w:t xml:space="preserve">include_in_ensemble</w:t>
+          <w:rFonts w:ascii="Consolas" w:eastAsia="Consolas" w:hAnsi="Consolas" w:cs="Consolas"/>
+          <w:color w:val="9C27B0"/>
+        </w:rPr>
+        <w:t>include_in_ensemble</w:t>
       </w:r>
       <w:r>
         <w:t xml:space="preserve"> column tells you in real time which finished models are candidates.</w:t>
@@ -504,14 +505,14 @@
           <w:ilvl w:val="0"/>
           <w:numId w:val="4"/>
         </w:numPr>
-        <w:spacing w:after="90" w:line="270"/>
-      </w:pPr>
-      <w:r>
-        <w:rPr>
-          <w:b/>
-          <w:bCs/>
-        </w:rPr>
-        <w:t xml:space="preserve">Form the prototype ensemble from `include_in_ensemble = 1`</w:t>
+        <w:spacing w:after="90" w:line="270" w:lineRule="auto"/>
+      </w:pPr>
+      <w:r>
+        <w:rPr>
+          <w:b/>
+          <w:bCs/>
+        </w:rPr>
+        <w:t>Form the prototype ensemble from `include_in_ensemble = 1`</w:t>
       </w:r>
       <w:r>
         <w:t xml:space="preserve"> — i.e. every model above the validation floor, not a hand-picked few. Given that validation barely predicts test (corr ≈ 0.19), breadth and variance-reduction are where the benefit is; aggressive selection mostly fits noise.</w:t>
@@ -524,17 +525,17 @@
           <w:ilvl w:val="0"/>
           <w:numId w:val="4"/>
         </w:numPr>
-        <w:spacing w:after="90" w:line="270"/>
-      </w:pPr>
-      <w:r>
-        <w:rPr>
-          <w:b/>
-          <w:bCs/>
-        </w:rPr>
-        <w:t xml:space="preserve">Then run dTREEPREDS / sports_roi as a report-only check</w:t>
-      </w:r>
-      <w:r>
-        <w:t xml:space="preserve">, not a selector. Look at outsample ROI and the surprise-free subset to *understand* the ensemble, not to choose its members.</w:t>
+        <w:spacing w:after="90" w:line="270" w:lineRule="auto"/>
+      </w:pPr>
+      <w:r>
+        <w:rPr>
+          <w:b/>
+          <w:bCs/>
+        </w:rPr>
+        <w:t>Then run dTREEPREDS / sports_roi as a report-only check</w:t>
+      </w:r>
+      <w:r>
+        <w:t>, not a selector. Look at outsample ROI and the surprise-free subset to *understand* the ensemble, not to choose its members.</w:t>
       </w:r>
     </w:p>
     <w:p>
@@ -544,14 +545,14 @@
           <w:ilvl w:val="0"/>
           <w:numId w:val="4"/>
         </w:numPr>
-        <w:spacing w:after="90" w:line="270"/>
-      </w:pPr>
-      <w:r>
-        <w:rPr>
-          <w:b/>
-          <w:bCs/>
-        </w:rPr>
-        <w:t xml:space="preserve">Keep a final untouched holdout</w:t>
+        <w:spacing w:after="90" w:line="270" w:lineRule="auto"/>
+      </w:pPr>
+      <w:r>
+        <w:rPr>
+          <w:b/>
+          <w:bCs/>
+        </w:rPr>
+        <w:t>Keep a final untouched holdout</w:t>
       </w:r>
       <w:r>
         <w:t xml:space="preserve"> (or use genuinely forward live games) for the chosen ensemble’s honest number. Nothing that selected the models should appear in it.</w:t>
@@ -560,26 +561,26 @@
     <w:p>
       <w:pPr>
         <w:pBdr>
-          <w:top w:val="single" w:color="D9E2EF" w:sz="2" w:space="6"/>
-          <w:left w:val="single" w:color="1F3864" w:sz="18" w:space="8"/>
-          <w:bottom w:val="single" w:color="D9E2EF" w:sz="2" w:space="6"/>
-          <w:right w:val="single" w:color="D9E2EF" w:sz="2" w:space="6"/>
+          <w:top w:val="single" w:sz="2" w:space="6" w:color="D9E2EF"/>
+          <w:left w:val="single" w:sz="18" w:space="8" w:color="1F3864"/>
+          <w:bottom w:val="single" w:sz="2" w:space="6" w:color="D9E2EF"/>
+          <w:right w:val="single" w:sz="2" w:space="6" w:color="D9E2EF"/>
         </w:pBdr>
-        <w:shd w:fill="F2F6FB" w:val="clear"/>
-        <w:spacing w:after="140" w:before="60"/>
-      </w:pPr>
-      <w:r>
-        <w:t xml:space="preserve">Net effect on your routine: you still inspect models mid-run exactly as you like — but the keep/drop decision moves from “precision &amp; recall &gt; 0.5 on the outsample” to “</w:t>
-      </w:r>
-      <w:r>
-        <w:rPr>
-          <w:rFonts w:ascii="Consolas" w:cs="Consolas" w:eastAsia="Consolas" w:hAnsi="Consolas"/>
-          <w:color w:val="9C27B0"/>
-        </w:rPr>
-        <w:t xml:space="preserve">include_in_ensemble = 1</w:t>
-      </w:r>
-      <w:r>
-        <w:t xml:space="preserve">”, and the outsample becomes confirmation rather than the gate. Same habit, honest basis.</w:t>
+        <w:shd w:val="clear" w:color="auto" w:fill="F2F6FB"/>
+        <w:spacing w:before="60" w:after="140"/>
+      </w:pPr>
+      <w:r>
+        <w:t>Net effect on your routine: you still inspect models mid-run exactly as you like — but the keep/drop decision moves from “precision &amp; recall &gt; 0.5 on the outsample” to “</w:t>
+      </w:r>
+      <w:r>
+        <w:rPr>
+          <w:rFonts w:ascii="Consolas" w:eastAsia="Consolas" w:hAnsi="Consolas" w:cs="Consolas"/>
+          <w:color w:val="9C27B0"/>
+        </w:rPr>
+        <w:t>include_in_ensemble = 1</w:t>
+      </w:r>
+      <w:r>
+        <w:t>”, and the outsample becomes confirmation rather than the gate. Same habit, honest basis.</w:t>
       </w:r>
     </w:p>
     <w:p>
@@ -587,22 +588,22 @@
         <w:pStyle w:val="Heading1"/>
       </w:pPr>
       <w:r>
-        <w:t xml:space="preserve">5.  If you do batch — the two hazards and the fix</w:t>
-      </w:r>
-    </w:p>
-    <w:p>
-      <w:pPr>
-        <w:spacing w:after="140" w:line="276"/>
+        <w:t>5.  If you do batch — the two hazards and the fix</w:t>
+      </w:r>
+    </w:p>
+    <w:p>
+      <w:pPr>
+        <w:spacing w:after="140" w:line="276" w:lineRule="auto"/>
       </w:pPr>
       <w:r>
         <w:t xml:space="preserve">Batching is methodologically fine: </w:t>
       </w:r>
       <w:r>
         <w:rPr>
-          <w:rFonts w:ascii="Consolas" w:cs="Consolas" w:eastAsia="Consolas" w:hAnsi="Consolas"/>
-          <w:color w:val="9C27B0"/>
-        </w:rPr>
-        <w:t xml:space="preserve">random.seed()</w:t>
+          <w:rFonts w:ascii="Consolas" w:eastAsia="Consolas" w:hAnsi="Consolas" w:cs="Consolas"/>
+          <w:color w:val="9C27B0"/>
+        </w:rPr>
+        <w:t>random.seed()</w:t>
       </w:r>
       <w:r>
         <w:t xml:space="preserve"> is called with no argument, so every process draws fresh entropy and separate batches produce genuinely different models (no duplication). But two operational hazards bite as the script stands:</w:t>
@@ -610,15 +611,20 @@
     </w:p>
     <w:tbl>
       <w:tblPr>
-        <w:tblW w:type="dxa" w:w="9360"/>
+        <w:tblW w:w="9360" w:type="dxa"/>
         <w:tblBorders>
-          <w:top w:val="single" w:color="auto" w:sz="4"/>
-          <w:left w:val="single" w:color="auto" w:sz="4"/>
-          <w:bottom w:val="single" w:color="auto" w:sz="4"/>
-          <w:right w:val="single" w:color="auto" w:sz="4"/>
-          <w:insideH w:val="single" w:color="auto" w:sz="4"/>
-          <w:insideV w:val="single" w:color="auto" w:sz="4"/>
+          <w:top w:val="single" w:sz="4" w:space="0" w:color="auto"/>
+          <w:left w:val="single" w:sz="4" w:space="0" w:color="auto"/>
+          <w:bottom w:val="single" w:sz="4" w:space="0" w:color="auto"/>
+          <w:right w:val="single" w:sz="4" w:space="0" w:color="auto"/>
+          <w:insideH w:val="single" w:sz="4" w:space="0" w:color="auto"/>
+          <w:insideV w:val="single" w:sz="4" w:space="0" w:color="auto"/>
         </w:tblBorders>
+        <w:tblCellMar>
+          <w:left w:w="10" w:type="dxa"/>
+          <w:right w:w="10" w:type="dxa"/>
+        </w:tblCellMar>
+        <w:tblLook w:val="04A0" w:firstRow="1" w:lastRow="0" w:firstColumn="1" w:lastColumn="0" w:noHBand="0" w:noVBand="1"/>
       </w:tblPr>
       <w:tblGrid>
         <w:gridCol w:w="3100"/>
@@ -630,49 +636,47 @@
         </w:trPr>
         <w:tc>
           <w:tcPr>
-            <w:tcW w:type="dxa" w:w="3100"/>
-            <w:tcBorders>
-              <w:top w:val="single" w:color="B7B7B7" w:sz="1"/>
-              <w:left w:val="single" w:color="B7B7B7" w:sz="1"/>
-              <w:bottom w:val="single" w:color="B7B7B7" w:sz="1"/>
-              <w:right w:val="single" w:color="B7B7B7" w:sz="1"/>
-            </w:tcBorders>
-            <w:shd w:fill="1F3864" w:val="clear"/>
-            <w:tcMar>
-              <w:top w:type="dxa" w:w="60"/>
-              <w:left w:type="dxa" w:w="110"/>
-              <w:bottom w:type="dxa" w:w="60"/>
-              <w:right w:type="dxa" w:w="110"/>
-            </w:tcMar>
-          </w:tcPr>
-          <w:p>
-            <w:pPr>
-              <w:jc w:val="left"/>
-            </w:pPr>
+            <w:tcW w:w="3100" w:type="dxa"/>
+            <w:tcBorders>
+              <w:top w:val="single" w:sz="1" w:space="0" w:color="B7B7B7"/>
+              <w:left w:val="single" w:sz="1" w:space="0" w:color="B7B7B7"/>
+              <w:bottom w:val="single" w:sz="1" w:space="0" w:color="B7B7B7"/>
+              <w:right w:val="single" w:sz="1" w:space="0" w:color="B7B7B7"/>
+            </w:tcBorders>
+            <w:shd w:val="clear" w:color="auto" w:fill="1F3864"/>
+            <w:tcMar>
+              <w:top w:w="60" w:type="dxa"/>
+              <w:left w:w="110" w:type="dxa"/>
+              <w:bottom w:w="60" w:type="dxa"/>
+              <w:right w:w="110" w:type="dxa"/>
+            </w:tcMar>
+          </w:tcPr>
+          <w:p>
             <w:r>
               <w:rPr>
                 <w:b/>
                 <w:bCs/>
               </w:rPr>
-              <w:t xml:space="preserve">Hazard</w:t>
-            </w:r>
-          </w:p>
-        </w:tc>
-        <w:tc>
-          <w:tcPr>
-            <w:tcW w:type="dxa" w:w="6260"/>
-            <w:tcBorders>
-              <w:top w:val="single" w:color="B7B7B7" w:sz="1"/>
-              <w:left w:val="single" w:color="B7B7B7" w:sz="1"/>
-              <w:bottom w:val="single" w:color="B7B7B7" w:sz="1"/>
-              <w:right w:val="single" w:color="B7B7B7" w:sz="1"/>
-            </w:tcBorders>
-            <w:shd w:fill="1F3864" w:val="clear"/>
-            <w:tcMar>
-              <w:top w:type="dxa" w:w="60"/>
-              <w:left w:type="dxa" w:w="110"/>
-              <w:bottom w:type="dxa" w:w="60"/>
-              <w:right w:type="dxa" w:w="110"/>
+              <w:lastRenderedPageBreak/>
+              <w:t>Hazard</w:t>
+            </w:r>
+          </w:p>
+        </w:tc>
+        <w:tc>
+          <w:tcPr>
+            <w:tcW w:w="6260" w:type="dxa"/>
+            <w:tcBorders>
+              <w:top w:val="single" w:sz="1" w:space="0" w:color="B7B7B7"/>
+              <w:left w:val="single" w:sz="1" w:space="0" w:color="B7B7B7"/>
+              <w:bottom w:val="single" w:sz="1" w:space="0" w:color="B7B7B7"/>
+              <w:right w:val="single" w:sz="1" w:space="0" w:color="B7B7B7"/>
+            </w:tcBorders>
+            <w:shd w:val="clear" w:color="auto" w:fill="1F3864"/>
+            <w:tcMar>
+              <w:top w:w="60" w:type="dxa"/>
+              <w:left w:w="110" w:type="dxa"/>
+              <w:bottom w:w="60" w:type="dxa"/>
+              <w:right w:w="110" w:type="dxa"/>
             </w:tcMar>
           </w:tcPr>
           <w:p>
@@ -684,7 +688,7 @@
                 <w:b/>
                 <w:bCs/>
               </w:rPr>
-              <w:t xml:space="preserve">Why</w:t>
+              <w:t>Why</w:t>
             </w:r>
           </w:p>
         </w:tc>
@@ -692,45 +696,42 @@
       <w:tr>
         <w:tc>
           <w:tcPr>
-            <w:tcW w:type="dxa" w:w="3100"/>
-            <w:tcBorders>
-              <w:top w:val="single" w:color="B7B7B7" w:sz="1"/>
-              <w:left w:val="single" w:color="B7B7B7" w:sz="1"/>
-              <w:bottom w:val="single" w:color="B7B7B7" w:sz="1"/>
-              <w:right w:val="single" w:color="B7B7B7" w:sz="1"/>
-            </w:tcBorders>
-            <w:shd w:fill="FFF2CC" w:val="clear"/>
-            <w:tcMar>
-              <w:top w:type="dxa" w:w="60"/>
-              <w:left w:type="dxa" w:w="110"/>
-              <w:bottom w:type="dxa" w:w="60"/>
-              <w:right w:type="dxa" w:w="110"/>
-            </w:tcMar>
-          </w:tcPr>
-          <w:p>
-            <w:pPr>
-              <w:jc w:val="left"/>
-            </w:pPr>
-            <w:r>
-              <w:t xml:space="preserve">Same-day overwrite</w:t>
-            </w:r>
-          </w:p>
-        </w:tc>
-        <w:tc>
-          <w:tcPr>
-            <w:tcW w:type="dxa" w:w="6260"/>
-            <w:tcBorders>
-              <w:top w:val="single" w:color="B7B7B7" w:sz="1"/>
-              <w:left w:val="single" w:color="B7B7B7" w:sz="1"/>
-              <w:bottom w:val="single" w:color="B7B7B7" w:sz="1"/>
-              <w:right w:val="single" w:color="B7B7B7" w:sz="1"/>
-            </w:tcBorders>
-            <w:shd w:fill="FFF2CC" w:val="clear"/>
-            <w:tcMar>
-              <w:top w:type="dxa" w:w="60"/>
-              <w:left w:type="dxa" w:w="110"/>
-              <w:bottom w:type="dxa" w:w="60"/>
-              <w:right w:type="dxa" w:w="110"/>
+            <w:tcW w:w="3100" w:type="dxa"/>
+            <w:tcBorders>
+              <w:top w:val="single" w:sz="1" w:space="0" w:color="B7B7B7"/>
+              <w:left w:val="single" w:sz="1" w:space="0" w:color="B7B7B7"/>
+              <w:bottom w:val="single" w:sz="1" w:space="0" w:color="B7B7B7"/>
+              <w:right w:val="single" w:sz="1" w:space="0" w:color="B7B7B7"/>
+            </w:tcBorders>
+            <w:shd w:val="clear" w:color="auto" w:fill="FFF2CC"/>
+            <w:tcMar>
+              <w:top w:w="60" w:type="dxa"/>
+              <w:left w:w="110" w:type="dxa"/>
+              <w:bottom w:w="60" w:type="dxa"/>
+              <w:right w:w="110" w:type="dxa"/>
+            </w:tcMar>
+          </w:tcPr>
+          <w:p>
+            <w:r>
+              <w:t>Same-day overwrite</w:t>
+            </w:r>
+          </w:p>
+        </w:tc>
+        <w:tc>
+          <w:tcPr>
+            <w:tcW w:w="6260" w:type="dxa"/>
+            <w:tcBorders>
+              <w:top w:val="single" w:sz="1" w:space="0" w:color="B7B7B7"/>
+              <w:left w:val="single" w:sz="1" w:space="0" w:color="B7B7B7"/>
+              <w:bottom w:val="single" w:sz="1" w:space="0" w:color="B7B7B7"/>
+              <w:right w:val="single" w:sz="1" w:space="0" w:color="B7B7B7"/>
+            </w:tcBorders>
+            <w:shd w:val="clear" w:color="auto" w:fill="FFF2CC"/>
+            <w:tcMar>
+              <w:top w:w="60" w:type="dxa"/>
+              <w:left w:w="110" w:type="dxa"/>
+              <w:bottom w:w="60" w:type="dxa"/>
+              <w:right w:w="110" w:type="dxa"/>
             </w:tcMar>
           </w:tcPr>
           <w:p>
@@ -738,7 +739,7 @@
               <w:jc w:val="center"/>
             </w:pPr>
             <w:r>
-              <w:t xml:space="preserve">The model folder is named by DATE only (…_YYYYMMDD) and models are numbered 1..N per run. Two batches on the same day write to the same folder and the second overwrites the first's .pkl files and the log.</w:t>
+              <w:t>The model folder is named by DATE only (…_YYYYMMDD) and models are numbered 1..N per run. Two batches on the same day write to the same folder and the second overwrites the first's .pkl files and the log.</w:t>
             </w:r>
           </w:p>
         </w:tc>
@@ -746,45 +747,42 @@
       <w:tr>
         <w:tc>
           <w:tcPr>
-            <w:tcW w:type="dxa" w:w="3100"/>
-            <w:tcBorders>
-              <w:top w:val="single" w:color="B7B7B7" w:sz="1"/>
-              <w:left w:val="single" w:color="B7B7B7" w:sz="1"/>
-              <w:bottom w:val="single" w:color="B7B7B7" w:sz="1"/>
-              <w:right w:val="single" w:color="B7B7B7" w:sz="1"/>
-            </w:tcBorders>
-            <w:shd w:fill="EEF2F8" w:val="clear"/>
-            <w:tcMar>
-              <w:top w:type="dxa" w:w="60"/>
-              <w:left w:type="dxa" w:w="110"/>
-              <w:bottom w:type="dxa" w:w="60"/>
-              <w:right w:type="dxa" w:w="110"/>
-            </w:tcMar>
-          </w:tcPr>
-          <w:p>
-            <w:pPr>
-              <w:jc w:val="left"/>
-            </w:pPr>
-            <w:r>
-              <w:t xml:space="preserve">Number collisions</w:t>
-            </w:r>
-          </w:p>
-        </w:tc>
-        <w:tc>
-          <w:tcPr>
-            <w:tcW w:type="dxa" w:w="6260"/>
-            <w:tcBorders>
-              <w:top w:val="single" w:color="B7B7B7" w:sz="1"/>
-              <w:left w:val="single" w:color="B7B7B7" w:sz="1"/>
-              <w:bottom w:val="single" w:color="B7B7B7" w:sz="1"/>
-              <w:right w:val="single" w:color="B7B7B7" w:sz="1"/>
-            </w:tcBorders>
-            <w:shd w:fill="EEF2F8" w:val="clear"/>
-            <w:tcMar>
-              <w:top w:type="dxa" w:w="60"/>
-              <w:left w:type="dxa" w:w="110"/>
-              <w:bottom w:type="dxa" w:w="60"/>
-              <w:right w:type="dxa" w:w="110"/>
+            <w:tcW w:w="3100" w:type="dxa"/>
+            <w:tcBorders>
+              <w:top w:val="single" w:sz="1" w:space="0" w:color="B7B7B7"/>
+              <w:left w:val="single" w:sz="1" w:space="0" w:color="B7B7B7"/>
+              <w:bottom w:val="single" w:sz="1" w:space="0" w:color="B7B7B7"/>
+              <w:right w:val="single" w:sz="1" w:space="0" w:color="B7B7B7"/>
+            </w:tcBorders>
+            <w:shd w:val="clear" w:color="auto" w:fill="EEF2F8"/>
+            <w:tcMar>
+              <w:top w:w="60" w:type="dxa"/>
+              <w:left w:w="110" w:type="dxa"/>
+              <w:bottom w:w="60" w:type="dxa"/>
+              <w:right w:w="110" w:type="dxa"/>
+            </w:tcMar>
+          </w:tcPr>
+          <w:p>
+            <w:r>
+              <w:t>Number collisions</w:t>
+            </w:r>
+          </w:p>
+        </w:tc>
+        <w:tc>
+          <w:tcPr>
+            <w:tcW w:w="6260" w:type="dxa"/>
+            <w:tcBorders>
+              <w:top w:val="single" w:sz="1" w:space="0" w:color="B7B7B7"/>
+              <w:left w:val="single" w:sz="1" w:space="0" w:color="B7B7B7"/>
+              <w:bottom w:val="single" w:sz="1" w:space="0" w:color="B7B7B7"/>
+              <w:right w:val="single" w:sz="1" w:space="0" w:color="B7B7B7"/>
+            </w:tcBorders>
+            <w:shd w:val="clear" w:color="auto" w:fill="EEF2F8"/>
+            <w:tcMar>
+              <w:top w:w="60" w:type="dxa"/>
+              <w:left w:w="110" w:type="dxa"/>
+              <w:bottom w:w="60" w:type="dxa"/>
+              <w:right w:w="110" w:type="dxa"/>
             </w:tcMar>
           </w:tcPr>
           <w:p>
@@ -792,7 +790,7 @@
               <w:jc w:val="center"/>
             </w:pPr>
             <w:r>
-              <w:t xml:space="preserve">Each batch numbers its models 1..200, so model_7 from batch 1 and batch 2 are different models with the same name — merging the logs/pkls needs renumbering.</w:t>
+              <w:t>Each batch numbers its models 1..200, so model_7 from batch 1 and batch 2 are different models with the same name — merging the logs/pkls needs renumbering.</w:t>
             </w:r>
           </w:p>
         </w:tc>
@@ -800,43 +798,40 @@
       <w:tr>
         <w:tc>
           <w:tcPr>
-            <w:tcW w:type="dxa" w:w="3100"/>
-            <w:tcBorders>
-              <w:top w:val="single" w:color="B7B7B7" w:sz="1"/>
-              <w:left w:val="single" w:color="B7B7B7" w:sz="1"/>
-              <w:bottom w:val="single" w:color="B7B7B7" w:sz="1"/>
-              <w:right w:val="single" w:color="B7B7B7" w:sz="1"/>
-            </w:tcBorders>
-            <w:tcMar>
-              <w:top w:type="dxa" w:w="60"/>
-              <w:left w:type="dxa" w:w="110"/>
-              <w:bottom w:type="dxa" w:w="60"/>
-              <w:right w:type="dxa" w:w="110"/>
-            </w:tcMar>
-          </w:tcPr>
-          <w:p>
-            <w:pPr>
-              <w:jc w:val="left"/>
-            </w:pPr>
-            <w:r>
-              <w:t xml:space="preserve">No global ranking</w:t>
-            </w:r>
-          </w:p>
-        </w:tc>
-        <w:tc>
-          <w:tcPr>
-            <w:tcW w:type="dxa" w:w="6260"/>
-            <w:tcBorders>
-              <w:top w:val="single" w:color="B7B7B7" w:sz="1"/>
-              <w:left w:val="single" w:color="B7B7B7" w:sz="1"/>
-              <w:bottom w:val="single" w:color="B7B7B7" w:sz="1"/>
-              <w:right w:val="single" w:color="B7B7B7" w:sz="1"/>
-            </w:tcBorders>
-            <w:tcMar>
-              <w:top w:type="dxa" w:w="60"/>
-              <w:left w:type="dxa" w:w="110"/>
-              <w:bottom w:type="dxa" w:w="60"/>
-              <w:right w:type="dxa" w:w="110"/>
+            <w:tcW w:w="3100" w:type="dxa"/>
+            <w:tcBorders>
+              <w:top w:val="single" w:sz="1" w:space="0" w:color="B7B7B7"/>
+              <w:left w:val="single" w:sz="1" w:space="0" w:color="B7B7B7"/>
+              <w:bottom w:val="single" w:sz="1" w:space="0" w:color="B7B7B7"/>
+              <w:right w:val="single" w:sz="1" w:space="0" w:color="B7B7B7"/>
+            </w:tcBorders>
+            <w:tcMar>
+              <w:top w:w="60" w:type="dxa"/>
+              <w:left w:w="110" w:type="dxa"/>
+              <w:bottom w:w="60" w:type="dxa"/>
+              <w:right w:w="110" w:type="dxa"/>
+            </w:tcMar>
+          </w:tcPr>
+          <w:p>
+            <w:r>
+              <w:t>No global ranking</w:t>
+            </w:r>
+          </w:p>
+        </w:tc>
+        <w:tc>
+          <w:tcPr>
+            <w:tcW w:w="6260" w:type="dxa"/>
+            <w:tcBorders>
+              <w:top w:val="single" w:sz="1" w:space="0" w:color="B7B7B7"/>
+              <w:left w:val="single" w:sz="1" w:space="0" w:color="B7B7B7"/>
+              <w:bottom w:val="single" w:sz="1" w:space="0" w:color="B7B7B7"/>
+              <w:right w:val="single" w:sz="1" w:space="0" w:color="B7B7B7"/>
+            </w:tcBorders>
+            <w:tcMar>
+              <w:top w:w="60" w:type="dxa"/>
+              <w:left w:w="110" w:type="dxa"/>
+              <w:bottom w:w="60" w:type="dxa"/>
+              <w:right w:w="110" w:type="dxa"/>
             </w:tcMar>
           </w:tcPr>
           <w:p>
@@ -844,7 +839,7 @@
               <w:jc w:val="center"/>
             </w:pPr>
             <w:r>
-              <w:t xml:space="preserve">Each 200-batch ranks only its own 200; you get five local rankings, not one global one, unless you pool and re-rank.</w:t>
+              <w:t>Each 200-batch ranks only its own 200; you get five local rankings, not one global one, unless you pool and re-rank.</w:t>
             </w:r>
           </w:p>
         </w:tc>
@@ -852,14 +847,14 @@
     </w:tbl>
     <w:p>
       <w:pPr>
-        <w:spacing w:after="140" w:line="276"/>
-      </w:pPr>
-      <w:r>
-        <w:rPr>
-          <w:b/>
-          <w:bCs/>
-        </w:rPr>
-        <w:t xml:space="preserve">Workable batching convention, if you want checkpoints:</w:t>
+        <w:spacing w:after="140" w:line="276" w:lineRule="auto"/>
+      </w:pPr>
+      <w:r>
+        <w:rPr>
+          <w:b/>
+          <w:bCs/>
+        </w:rPr>
+        <w:t>Workable batching convention, if you want checkpoints:</w:t>
       </w:r>
     </w:p>
     <w:p>
@@ -869,7 +864,7 @@
           <w:ilvl w:val="0"/>
           <w:numId w:val="2"/>
         </w:numPr>
-        <w:spacing w:after="90" w:line="270"/>
+        <w:spacing w:after="90" w:line="270" w:lineRule="auto"/>
       </w:pPr>
       <w:r>
         <w:t xml:space="preserve">Give each batch its </w:t>
@@ -879,30 +874,30 @@
           <w:b/>
           <w:bCs/>
         </w:rPr>
-        <w:t xml:space="preserve">own dated/numbered subfolder</w:t>
+        <w:t>own dated/numbered subfolder</w:t>
       </w:r>
       <w:r>
         <w:t xml:space="preserve"> (e.g. </w:t>
       </w:r>
       <w:r>
         <w:rPr>
-          <w:rFonts w:ascii="Consolas" w:cs="Consolas" w:eastAsia="Consolas" w:hAnsi="Consolas"/>
-          <w:color w:val="9C27B0"/>
-        </w:rPr>
-        <w:t xml:space="preserve">…_run01/</w:t>
+          <w:rFonts w:ascii="Consolas" w:eastAsia="Consolas" w:hAnsi="Consolas" w:cs="Consolas"/>
+          <w:color w:val="9C27B0"/>
+        </w:rPr>
+        <w:t>…_run01/</w:t>
       </w:r>
       <w:r>
         <w:t xml:space="preserve">, </w:t>
       </w:r>
       <w:r>
         <w:rPr>
-          <w:rFonts w:ascii="Consolas" w:cs="Consolas" w:eastAsia="Consolas" w:hAnsi="Consolas"/>
-          <w:color w:val="9C27B0"/>
-        </w:rPr>
-        <w:t xml:space="preserve">…_run02/</w:t>
-      </w:r>
-      <w:r>
-        <w:t xml:space="preserve">) so nothing overwrites.</w:t>
+          <w:rFonts w:ascii="Consolas" w:eastAsia="Consolas" w:hAnsi="Consolas" w:cs="Consolas"/>
+          <w:color w:val="9C27B0"/>
+        </w:rPr>
+        <w:t>…_run02/</w:t>
+      </w:r>
+      <w:r>
+        <w:t>) so nothing overwrites.</w:t>
       </w:r>
     </w:p>
     <w:p>
@@ -912,7 +907,7 @@
           <w:ilvl w:val="0"/>
           <w:numId w:val="2"/>
         </w:numPr>
-        <w:spacing w:after="90" w:line="270"/>
+        <w:spacing w:after="90" w:line="270" w:lineRule="auto"/>
       </w:pPr>
       <w:r>
         <w:t xml:space="preserve">Apply a </w:t>
@@ -922,7 +917,7 @@
           <w:b/>
           <w:bCs/>
         </w:rPr>
-        <w:t xml:space="preserve">model-number offset</w:t>
+        <w:t>model-number offset</w:t>
       </w:r>
       <w:r>
         <w:t xml:space="preserve"> per batch (batch 2 → 201–400, etc.) when you copy pkls into the shared ensemble pool, so names stay unique.</w:t>
@@ -935,24 +930,24 @@
           <w:ilvl w:val="0"/>
           <w:numId w:val="2"/>
         </w:numPr>
-        <w:spacing w:after="90" w:line="270"/>
-      </w:pPr>
-      <w:r>
-        <w:rPr>
-          <w:b/>
-          <w:bCs/>
-        </w:rPr>
-        <w:t xml:space="preserve">Pool the per-batch logs and re-rank by `val_auc_best`</w:t>
+        <w:spacing w:after="90" w:line="270" w:lineRule="auto"/>
+      </w:pPr>
+      <w:r>
+        <w:rPr>
+          <w:b/>
+          <w:bCs/>
+        </w:rPr>
+        <w:t>Pool the per-batch logs and re-rank by `val_auc_best`</w:t>
       </w:r>
       <w:r>
         <w:t xml:space="preserve"> across the union. Because the validation split is the deterministic time-ordered tail of the same insample, </w:t>
       </w:r>
       <w:r>
         <w:rPr>
-          <w:rFonts w:ascii="Consolas" w:cs="Consolas" w:eastAsia="Consolas" w:hAnsi="Consolas"/>
-          <w:color w:val="9C27B0"/>
-        </w:rPr>
-        <w:t xml:space="preserve">val_auc_best</w:t>
+          <w:rFonts w:ascii="Consolas" w:eastAsia="Consolas" w:hAnsi="Consolas" w:cs="Consolas"/>
+          <w:color w:val="9C27B0"/>
+        </w:rPr>
+        <w:t>val_auc_best</w:t>
       </w:r>
       <w:r>
         <w:t xml:space="preserve"> is directly comparable across batches — so a pooled ranking is valid.</w:t>
@@ -960,10 +955,10 @@
     </w:p>
     <w:p>
       <w:pPr>
-        <w:spacing w:after="140" w:line="276"/>
-      </w:pPr>
-      <w:r>
-        <w:t xml:space="preserve">That said, given live logging now exists, the only thing batching buys you over one long run is a hard checkpoint every few days. If that is the goal, prefer larger chunks (say 250–500) with the subfolder + offset convention — not many small 200s.</w:t>
+        <w:spacing w:after="140" w:line="276" w:lineRule="auto"/>
+      </w:pPr>
+      <w:r>
+        <w:t>That said, given live logging now exists, the only thing batching buys you over one long run is a hard checkpoint every few days. If that is the goal, prefer larger chunks (say 250–500) with the subfolder + offset convention — not many small 200s.</w:t>
       </w:r>
     </w:p>
     <w:p>
@@ -971,12 +966,12 @@
         <w:pStyle w:val="Heading1"/>
       </w:pPr>
       <w:r>
-        <w:t xml:space="preserve">6.  Runtime sense-check and efficiency actions</w:t>
-      </w:r>
-    </w:p>
-    <w:p>
-      <w:pPr>
-        <w:spacing w:after="140" w:line="276"/>
+        <w:t>6.  Runtime sense-check and efficiency actions</w:t>
+      </w:r>
+    </w:p>
+    <w:p>
+      <w:pPr>
+        <w:spacing w:after="140" w:line="276" w:lineRule="auto"/>
       </w:pPr>
       <w:r>
         <w:t xml:space="preserve">A follow-up question: is 1–2 weeks for ~1,000 models *reasonable*, or a sign the script is inefficient? Verdict: </w:t>
@@ -986,12 +981,12 @@
           <w:b/>
           <w:bCs/>
         </w:rPr>
-        <w:t xml:space="preserve">reasonable for the work being requested — not a sign anything is broken — but the defaults were doing more expensive work per model than this low-signal problem needs.</w:t>
-      </w:r>
-    </w:p>
-    <w:p>
-      <w:pPr>
-        <w:spacing w:after="140" w:line="276"/>
+        <w:t>reasonable for the work being requested — not a sign anything is broken — but the defaults were doing more expensive work per model than this low-signal problem needs.</w:t>
+      </w:r>
+    </w:p>
+    <w:p>
+      <w:pPr>
+        <w:spacing w:after="140" w:line="276" w:lineRule="auto"/>
       </w:pPr>
       <w:r>
         <w:t xml:space="preserve">The arithmetic: 1–2 weeks ≈ </w:t>
@@ -1001,22 +996,22 @@
           <w:b/>
           <w:bCs/>
         </w:rPr>
-        <w:t xml:space="preserve">10–20 minutes per model</w:t>
-      </w:r>
-      <w:r>
-        <w:t xml:space="preserve">. Each model is a 100-iteration search with 3–10-fold CV, so a few hundred tree-ensemble fits per epoch × 1,000 epochs — hundreds of thousands of fits. That lands squarely at 1–2 weeks, so the timing is consistent with the configured work, not with a performance bug.</w:t>
-      </w:r>
-    </w:p>
-    <w:p>
-      <w:pPr>
-        <w:spacing w:after="140" w:line="276"/>
-      </w:pPr>
-      <w:r>
-        <w:rPr>
-          <w:b/>
-          <w:bCs/>
-        </w:rPr>
-        <w:t xml:space="preserve">Three efficiency changes were made (still V26.07 — no version bump):</w:t>
+        <w:t>10–20 minutes per model</w:t>
+      </w:r>
+      <w:r>
+        <w:t>. Each model is a 100-iteration search with 3–10-fold CV, so a few hundred tree-ensemble fits per epoch × 1,000 epochs — hundreds of thousands of fits. That lands squarely at 1–2 weeks, so the timing is consistent with the configured work, not with a performance bug.</w:t>
+      </w:r>
+    </w:p>
+    <w:p>
+      <w:pPr>
+        <w:spacing w:after="140" w:line="276" w:lineRule="auto"/>
+      </w:pPr>
+      <w:r>
+        <w:rPr>
+          <w:b/>
+          <w:bCs/>
+        </w:rPr>
+        <w:t>Three efficiency changes were made (still V26.07 — no version bump):</w:t>
       </w:r>
     </w:p>
     <w:p>
@@ -1026,57 +1021,57 @@
           <w:ilvl w:val="0"/>
           <w:numId w:val="2"/>
         </w:numPr>
-        <w:spacing w:after="90" w:line="270"/>
-      </w:pPr>
-      <w:r>
-        <w:rPr>
-          <w:b/>
-          <w:bCs/>
-        </w:rPr>
-        <w:t xml:space="preserve">DART now off by default</w:t>
+        <w:spacing w:after="90" w:line="270" w:lineRule="auto"/>
+      </w:pPr>
+      <w:r>
+        <w:rPr>
+          <w:b/>
+          <w:bCs/>
+        </w:rPr>
+        <w:t>DART now off by default</w:t>
       </w:r>
       <w:r>
         <w:t xml:space="preserve"> (</w:t>
       </w:r>
       <w:r>
         <w:rPr>
-          <w:rFonts w:ascii="Consolas" w:cs="Consolas" w:eastAsia="Consolas" w:hAnsi="Consolas"/>
-          <w:color w:val="9C27B0"/>
-        </w:rPr>
-        <w:t xml:space="preserve">allow_dart</w:t>
+          <w:rFonts w:ascii="Consolas" w:eastAsia="Consolas" w:hAnsi="Consolas" w:cs="Consolas"/>
+          <w:color w:val="9C27B0"/>
+        </w:rPr>
+        <w:t>allow_dart</w:t>
       </w:r>
       <w:r>
         <w:t xml:space="preserve">, flag </w:t>
       </w:r>
       <w:r>
         <w:rPr>
-          <w:rFonts w:ascii="Consolas" w:cs="Consolas" w:eastAsia="Consolas" w:hAnsi="Consolas"/>
-          <w:color w:val="9C27B0"/>
-        </w:rPr>
-        <w:t xml:space="preserve">-D</w:t>
+          <w:rFonts w:ascii="Consolas" w:eastAsia="Consolas" w:hAnsi="Consolas" w:cs="Consolas"/>
+          <w:color w:val="9C27B0"/>
+        </w:rPr>
+        <w:t>-D</w:t>
       </w:r>
       <w:r>
         <w:t xml:space="preserve">). DART was ~⅓ of the booster candidates and is typically 2–5× slower than gbdt for marginal gain on low-signal tabular data. The search now defaults to </w:t>
       </w:r>
       <w:r>
         <w:rPr>
-          <w:rFonts w:ascii="Consolas" w:cs="Consolas" w:eastAsia="Consolas" w:hAnsi="Consolas"/>
-          <w:color w:val="9C27B0"/>
-        </w:rPr>
-        <w:t xml:space="preserve">gbdt + rf</w:t>
-      </w:r>
-      <w:r>
-        <w:t xml:space="preserve">; dropping DART alone can roughly halve runtime. It remains available (</w:t>
-      </w:r>
-      <w:r>
-        <w:rPr>
-          <w:rFonts w:ascii="Consolas" w:cs="Consolas" w:eastAsia="Consolas" w:hAnsi="Consolas"/>
-          <w:color w:val="9C27B0"/>
-        </w:rPr>
-        <w:t xml:space="preserve">-D 1</w:t>
-      </w:r>
-      <w:r>
-        <w:t xml:space="preserve">) for problems that benefit — the script is a general classifier, so flexibility is retained.</w:t>
+          <w:rFonts w:ascii="Consolas" w:eastAsia="Consolas" w:hAnsi="Consolas" w:cs="Consolas"/>
+          <w:color w:val="9C27B0"/>
+        </w:rPr>
+        <w:t>gbdt + rf</w:t>
+      </w:r>
+      <w:r>
+        <w:t>; dropping DART alone can roughly halve runtime. It remains available (</w:t>
+      </w:r>
+      <w:r>
+        <w:rPr>
+          <w:rFonts w:ascii="Consolas" w:eastAsia="Consolas" w:hAnsi="Consolas" w:cs="Consolas"/>
+          <w:color w:val="9C27B0"/>
+        </w:rPr>
+        <w:t>-D 1</w:t>
+      </w:r>
+      <w:r>
+        <w:t>) for problems that benefit — the script is a general classifier, so flexibility is retained.</w:t>
       </w:r>
     </w:p>
     <w:p>
@@ -1086,37 +1081,37 @@
           <w:ilvl w:val="0"/>
           <w:numId w:val="2"/>
         </w:numPr>
-        <w:spacing w:after="90" w:line="270"/>
-      </w:pPr>
-      <w:r>
-        <w:rPr>
-          <w:b/>
-          <w:bCs/>
-        </w:rPr>
-        <w:t xml:space="preserve">`n_estimators` search capped at 500</w:t>
+        <w:spacing w:after="90" w:line="270" w:lineRule="auto"/>
+      </w:pPr>
+      <w:r>
+        <w:rPr>
+          <w:b/>
+          <w:bCs/>
+        </w:rPr>
+        <w:t>`n_estimators` search capped at 500</w:t>
       </w:r>
       <w:r>
         <w:t xml:space="preserve"> (</w:t>
       </w:r>
       <w:r>
         <w:rPr>
-          <w:rFonts w:ascii="Consolas" w:cs="Consolas" w:eastAsia="Consolas" w:hAnsi="Consolas"/>
-          <w:color w:val="9C27B0"/>
-        </w:rPr>
-        <w:t xml:space="preserve">max_estimators</w:t>
+          <w:rFonts w:ascii="Consolas" w:eastAsia="Consolas" w:hAnsi="Consolas" w:cs="Consolas"/>
+          <w:color w:val="9C27B0"/>
+        </w:rPr>
+        <w:t>max_estimators</w:t>
       </w:r>
       <w:r>
         <w:t xml:space="preserve">, flag </w:t>
       </w:r>
       <w:r>
         <w:rPr>
-          <w:rFonts w:ascii="Consolas" w:cs="Consolas" w:eastAsia="Consolas" w:hAnsi="Consolas"/>
-          <w:color w:val="9C27B0"/>
-        </w:rPr>
-        <w:t xml:space="preserve">-E</w:t>
-      </w:r>
-      <w:r>
-        <w:t xml:space="preserve">, was 1000). The best models on a near-coin-flip signal don't need 1,000 trees, and early stopping protects the upper end. Configurable for problems that genuinely need larger ensembles.</w:t>
+          <w:rFonts w:ascii="Consolas" w:eastAsia="Consolas" w:hAnsi="Consolas" w:cs="Consolas"/>
+          <w:color w:val="9C27B0"/>
+        </w:rPr>
+        <w:t>-E</w:t>
+      </w:r>
+      <w:r>
+        <w:t>, was 1000). The best models on a near-coin-flip signal don't need 1,000 trees, and early stopping protects the upper end. Configurable for problems that genuinely need larger ensembles.</w:t>
       </w:r>
     </w:p>
     <w:p>
@@ -1126,14 +1121,15 @@
           <w:ilvl w:val="0"/>
           <w:numId w:val="2"/>
         </w:numPr>
-        <w:spacing w:after="90" w:line="270"/>
-      </w:pPr>
-      <w:r>
-        <w:rPr>
-          <w:b/>
-          <w:bCs/>
-        </w:rPr>
-        <w:t xml:space="preserve">`njobs=-1` typo corrected to `n_jobs=-1`.</w:t>
+        <w:spacing w:after="90" w:line="270" w:lineRule="auto"/>
+      </w:pPr>
+      <w:r>
+        <w:rPr>
+          <w:b/>
+          <w:bCs/>
+        </w:rPr>
+        <w:lastRenderedPageBreak/>
+        <w:t>`njobs=-1` typo corrected to `n_jobs=-1`.</w:t>
       </w:r>
       <w:r>
         <w:t xml:space="preserve"> It was silently ignored before (LightGBM defaulted to all cores anyway), so behaviour is unchanged — but the thread setting is now explicit and correct.</w:t>
@@ -1141,27 +1137,27 @@
     </w:p>
     <w:p>
       <w:pPr>
-        <w:spacing w:after="140" w:line="276"/>
+        <w:spacing w:after="140" w:line="276" w:lineRule="auto"/>
       </w:pPr>
       <w:r>
         <w:t xml:space="preserve">Two further optional levers, unchanged in default but worth knowing: set </w:t>
       </w:r>
       <w:r>
         <w:rPr>
-          <w:rFonts w:ascii="Consolas" w:cs="Consolas" w:eastAsia="Consolas" w:hAnsi="Consolas"/>
-          <w:color w:val="9C27B0"/>
-        </w:rPr>
-        <w:t xml:space="preserve">enable_shap=0</w:t>
+          <w:rFonts w:ascii="Consolas" w:eastAsia="Consolas" w:hAnsi="Consolas" w:cs="Consolas"/>
+          <w:color w:val="9C27B0"/>
+        </w:rPr>
+        <w:t>enable_shap=0</w:t>
       </w:r>
       <w:r>
         <w:t xml:space="preserve"> for the bulk search (per-epoch SHAP + plot rendering for 1,000 models is pure overhead — compute SHAP only on the final ensemble), and lower </w:t>
       </w:r>
       <w:r>
         <w:rPr>
-          <w:rFonts w:ascii="Consolas" w:cs="Consolas" w:eastAsia="Consolas" w:hAnsi="Consolas"/>
-          <w:color w:val="9C27B0"/>
-        </w:rPr>
-        <w:t xml:space="preserve">-f</w:t>
+          <w:rFonts w:ascii="Consolas" w:eastAsia="Consolas" w:hAnsi="Consolas" w:cs="Consolas"/>
+          <w:color w:val="9C27B0"/>
+        </w:rPr>
+        <w:t>-f</w:t>
       </w:r>
       <w:r>
         <w:t xml:space="preserve"> (searches per fold). Given that validation barely predicts test (corr ≈ 0.19), these buy </w:t>
@@ -1171,7 +1167,7 @@
           <w:b/>
           <w:bCs/>
         </w:rPr>
-        <w:t xml:space="preserve">breadth</w:t>
+        <w:t>breadth</w:t>
       </w:r>
       <w:r>
         <w:t xml:space="preserve"> faster, which is worth more here than an exhaustive search per model.</w:t>
@@ -1180,23 +1176,23 @@
     <w:p>
       <w:pPr>
         <w:pBdr>
-          <w:top w:val="single" w:color="D9E2EF" w:sz="2" w:space="6"/>
-          <w:left w:val="single" w:color="1F3864" w:sz="18" w:space="8"/>
-          <w:bottom w:val="single" w:color="D9E2EF" w:sz="2" w:space="6"/>
-          <w:right w:val="single" w:color="D9E2EF" w:sz="2" w:space="6"/>
+          <w:top w:val="single" w:sz="2" w:space="6" w:color="D9E2EF"/>
+          <w:left w:val="single" w:sz="18" w:space="8" w:color="1F3864"/>
+          <w:bottom w:val="single" w:sz="2" w:space="6" w:color="D9E2EF"/>
+          <w:right w:val="single" w:sz="2" w:space="6" w:color="D9E2EF"/>
         </w:pBdr>
-        <w:shd w:fill="F2F6FB" w:val="clear"/>
-        <w:spacing w:after="140" w:before="60"/>
+        <w:shd w:val="clear" w:color="auto" w:fill="F2F6FB"/>
+        <w:spacing w:before="60" w:after="140"/>
       </w:pPr>
       <w:r>
         <w:t xml:space="preserve">Diagnostic, now trivial thanks to the incremental log: after the first handful of epochs, read the </w:t>
       </w:r>
       <w:r>
         <w:rPr>
-          <w:rFonts w:ascii="Consolas" w:cs="Consolas" w:eastAsia="Consolas" w:hAnsi="Consolas"/>
-          <w:color w:val="9C27B0"/>
-        </w:rPr>
-        <w:t xml:space="preserve">time_taken</w:t>
+          <w:rFonts w:ascii="Consolas" w:eastAsia="Consolas" w:hAnsi="Consolas" w:cs="Consolas"/>
+          <w:color w:val="9C27B0"/>
+        </w:rPr>
+        <w:t>time_taken</w:t>
       </w:r>
       <w:r>
         <w:t xml:space="preserve"> column and multiply by your epoch count. ~12 min/epoch ⇒ ~8 days is exactly right; ~2 min/epoch ⇒ under two days, and something else would explain any larger gap.</w:t>
@@ -1204,8 +1200,2178 @@
     </w:p>
     <w:p>
       <w:pPr>
+        <w:pStyle w:val="Heading1"/>
+      </w:pPr>
+      <w:r>
+        <w:t>7.  Empirical confirmation: correlation analysis across two 1,000-model runs</w:t>
+      </w:r>
+    </w:p>
+    <w:p>
+      <w:pPr>
+        <w:spacing w:after="140" w:line="276" w:lineRule="auto"/>
+      </w:pPr>
+      <w:r>
+        <w:t xml:space="preserve">Two completed 1,000-model runs — </w:t>
+      </w:r>
+      <w:r>
+        <w:rPr>
+          <w:b/>
+          <w:bCs/>
+        </w:rPr>
+        <w:t>V123</w:t>
+      </w:r>
+      <w:r>
+        <w:t xml:space="preserve"> (stats-only) and </w:t>
+      </w:r>
+      <w:r>
+        <w:rPr>
+          <w:b/>
+          <w:bCs/>
+        </w:rPr>
+        <w:t>V119</w:t>
+      </w:r>
+      <w:r>
+        <w:t xml:space="preserve"> (line + stats) — were analysed to test whether insample model-quality metrics predict out-of-sample performance, and how much apparent edge comes from selecting on the outsample. Both point the same way; V119 more starkly.</w:t>
+      </w:r>
+    </w:p>
+    <w:tbl>
+      <w:tblPr>
+        <w:tblW w:w="9360" w:type="dxa"/>
+        <w:tblBorders>
+          <w:top w:val="single" w:sz="4" w:space="0" w:color="auto"/>
+          <w:left w:val="single" w:sz="4" w:space="0" w:color="auto"/>
+          <w:bottom w:val="single" w:sz="4" w:space="0" w:color="auto"/>
+          <w:right w:val="single" w:sz="4" w:space="0" w:color="auto"/>
+          <w:insideH w:val="single" w:sz="4" w:space="0" w:color="auto"/>
+          <w:insideV w:val="single" w:sz="4" w:space="0" w:color="auto"/>
+        </w:tblBorders>
+        <w:tblCellMar>
+          <w:left w:w="10" w:type="dxa"/>
+          <w:right w:w="10" w:type="dxa"/>
+        </w:tblCellMar>
+        <w:tblLook w:val="04A0" w:firstRow="1" w:lastRow="0" w:firstColumn="1" w:lastColumn="0" w:noHBand="0" w:noVBand="1"/>
+      </w:tblPr>
+      <w:tblGrid>
+        <w:gridCol w:w="3760"/>
+        <w:gridCol w:w="2800"/>
+        <w:gridCol w:w="2800"/>
+      </w:tblGrid>
+      <w:tr>
+        <w:trPr>
+          <w:tblHeader/>
+        </w:trPr>
+        <w:tc>
+          <w:tcPr>
+            <w:tcW w:w="3760" w:type="dxa"/>
+            <w:tcBorders>
+              <w:top w:val="single" w:sz="1" w:space="0" w:color="B7B7B7"/>
+              <w:left w:val="single" w:sz="1" w:space="0" w:color="B7B7B7"/>
+              <w:bottom w:val="single" w:sz="1" w:space="0" w:color="B7B7B7"/>
+              <w:right w:val="single" w:sz="1" w:space="0" w:color="B7B7B7"/>
+            </w:tcBorders>
+            <w:shd w:val="clear" w:color="auto" w:fill="1F3864"/>
+            <w:tcMar>
+              <w:top w:w="60" w:type="dxa"/>
+              <w:left w:w="110" w:type="dxa"/>
+              <w:bottom w:w="60" w:type="dxa"/>
+              <w:right w:w="110" w:type="dxa"/>
+            </w:tcMar>
+          </w:tcPr>
+          <w:p>
+            <w:r>
+              <w:rPr>
+                <w:b/>
+                <w:bCs/>
+              </w:rPr>
+              <w:t>Metric</w:t>
+            </w:r>
+          </w:p>
+        </w:tc>
+        <w:tc>
+          <w:tcPr>
+            <w:tcW w:w="2800" w:type="dxa"/>
+            <w:tcBorders>
+              <w:top w:val="single" w:sz="1" w:space="0" w:color="B7B7B7"/>
+              <w:left w:val="single" w:sz="1" w:space="0" w:color="B7B7B7"/>
+              <w:bottom w:val="single" w:sz="1" w:space="0" w:color="B7B7B7"/>
+              <w:right w:val="single" w:sz="1" w:space="0" w:color="B7B7B7"/>
+            </w:tcBorders>
+            <w:shd w:val="clear" w:color="auto" w:fill="1F3864"/>
+            <w:tcMar>
+              <w:top w:w="60" w:type="dxa"/>
+              <w:left w:w="110" w:type="dxa"/>
+              <w:bottom w:w="60" w:type="dxa"/>
+              <w:right w:w="110" w:type="dxa"/>
+            </w:tcMar>
+          </w:tcPr>
+          <w:p>
+            <w:pPr>
+              <w:jc w:val="center"/>
+            </w:pPr>
+            <w:r>
+              <w:rPr>
+                <w:b/>
+                <w:bCs/>
+              </w:rPr>
+              <w:t>V123 (stats-only)</w:t>
+            </w:r>
+          </w:p>
+        </w:tc>
+        <w:tc>
+          <w:tcPr>
+            <w:tcW w:w="2800" w:type="dxa"/>
+            <w:tcBorders>
+              <w:top w:val="single" w:sz="1" w:space="0" w:color="B7B7B7"/>
+              <w:left w:val="single" w:sz="1" w:space="0" w:color="B7B7B7"/>
+              <w:bottom w:val="single" w:sz="1" w:space="0" w:color="B7B7B7"/>
+              <w:right w:val="single" w:sz="1" w:space="0" w:color="B7B7B7"/>
+            </w:tcBorders>
+            <w:shd w:val="clear" w:color="auto" w:fill="1F3864"/>
+            <w:tcMar>
+              <w:top w:w="60" w:type="dxa"/>
+              <w:left w:w="110" w:type="dxa"/>
+              <w:bottom w:w="60" w:type="dxa"/>
+              <w:right w:w="110" w:type="dxa"/>
+            </w:tcMar>
+          </w:tcPr>
+          <w:p>
+            <w:pPr>
+              <w:jc w:val="center"/>
+            </w:pPr>
+            <w:r>
+              <w:rPr>
+                <w:b/>
+                <w:bCs/>
+              </w:rPr>
+              <w:t>V119 (line+stats)</w:t>
+            </w:r>
+          </w:p>
+        </w:tc>
+      </w:tr>
+      <w:tr>
+        <w:tc>
+          <w:tcPr>
+            <w:tcW w:w="3760" w:type="dxa"/>
+            <w:tcBorders>
+              <w:top w:val="single" w:sz="1" w:space="0" w:color="B7B7B7"/>
+              <w:left w:val="single" w:sz="1" w:space="0" w:color="B7B7B7"/>
+              <w:bottom w:val="single" w:sz="1" w:space="0" w:color="B7B7B7"/>
+              <w:right w:val="single" w:sz="1" w:space="0" w:color="B7B7B7"/>
+            </w:tcBorders>
+            <w:tcMar>
+              <w:top w:w="60" w:type="dxa"/>
+              <w:left w:w="110" w:type="dxa"/>
+              <w:bottom w:w="60" w:type="dxa"/>
+              <w:right w:w="110" w:type="dxa"/>
+            </w:tcMar>
+          </w:tcPr>
+          <w:p>
+            <w:r>
+              <w:t>Models</w:t>
+            </w:r>
+          </w:p>
+        </w:tc>
+        <w:tc>
+          <w:tcPr>
+            <w:tcW w:w="2800" w:type="dxa"/>
+            <w:tcBorders>
+              <w:top w:val="single" w:sz="1" w:space="0" w:color="B7B7B7"/>
+              <w:left w:val="single" w:sz="1" w:space="0" w:color="B7B7B7"/>
+              <w:bottom w:val="single" w:sz="1" w:space="0" w:color="B7B7B7"/>
+              <w:right w:val="single" w:sz="1" w:space="0" w:color="B7B7B7"/>
+            </w:tcBorders>
+            <w:tcMar>
+              <w:top w:w="60" w:type="dxa"/>
+              <w:left w:w="110" w:type="dxa"/>
+              <w:bottom w:w="60" w:type="dxa"/>
+              <w:right w:w="110" w:type="dxa"/>
+            </w:tcMar>
+          </w:tcPr>
+          <w:p>
+            <w:pPr>
+              <w:jc w:val="center"/>
+            </w:pPr>
+            <w:r>
+              <w:t>1,000</w:t>
+            </w:r>
+          </w:p>
+        </w:tc>
+        <w:tc>
+          <w:tcPr>
+            <w:tcW w:w="2800" w:type="dxa"/>
+            <w:tcBorders>
+              <w:top w:val="single" w:sz="1" w:space="0" w:color="B7B7B7"/>
+              <w:left w:val="single" w:sz="1" w:space="0" w:color="B7B7B7"/>
+              <w:bottom w:val="single" w:sz="1" w:space="0" w:color="B7B7B7"/>
+              <w:right w:val="single" w:sz="1" w:space="0" w:color="B7B7B7"/>
+            </w:tcBorders>
+            <w:tcMar>
+              <w:top w:w="60" w:type="dxa"/>
+              <w:left w:w="110" w:type="dxa"/>
+              <w:bottom w:w="60" w:type="dxa"/>
+              <w:right w:w="110" w:type="dxa"/>
+            </w:tcMar>
+          </w:tcPr>
+          <w:p>
+            <w:pPr>
+              <w:jc w:val="center"/>
+            </w:pPr>
+            <w:r>
+              <w:t>1,000</w:t>
+            </w:r>
+          </w:p>
+        </w:tc>
+      </w:tr>
+      <w:tr>
+        <w:tc>
+          <w:tcPr>
+            <w:tcW w:w="3760" w:type="dxa"/>
+            <w:tcBorders>
+              <w:top w:val="single" w:sz="1" w:space="0" w:color="B7B7B7"/>
+              <w:left w:val="single" w:sz="1" w:space="0" w:color="B7B7B7"/>
+              <w:bottom w:val="single" w:sz="1" w:space="0" w:color="B7B7B7"/>
+              <w:right w:val="single" w:sz="1" w:space="0" w:color="B7B7B7"/>
+            </w:tcBorders>
+            <w:shd w:val="clear" w:color="auto" w:fill="EEF2F8"/>
+            <w:tcMar>
+              <w:top w:w="60" w:type="dxa"/>
+              <w:left w:w="110" w:type="dxa"/>
+              <w:bottom w:w="60" w:type="dxa"/>
+              <w:right w:w="110" w:type="dxa"/>
+            </w:tcMar>
+          </w:tcPr>
+          <w:p>
+            <w:r>
+              <w:t>Mean test AUC (OOS)</w:t>
+            </w:r>
+          </w:p>
+        </w:tc>
+        <w:tc>
+          <w:tcPr>
+            <w:tcW w:w="2800" w:type="dxa"/>
+            <w:tcBorders>
+              <w:top w:val="single" w:sz="1" w:space="0" w:color="B7B7B7"/>
+              <w:left w:val="single" w:sz="1" w:space="0" w:color="B7B7B7"/>
+              <w:bottom w:val="single" w:sz="1" w:space="0" w:color="B7B7B7"/>
+              <w:right w:val="single" w:sz="1" w:space="0" w:color="B7B7B7"/>
+            </w:tcBorders>
+            <w:shd w:val="clear" w:color="auto" w:fill="EEF2F8"/>
+            <w:tcMar>
+              <w:top w:w="60" w:type="dxa"/>
+              <w:left w:w="110" w:type="dxa"/>
+              <w:bottom w:w="60" w:type="dxa"/>
+              <w:right w:w="110" w:type="dxa"/>
+            </w:tcMar>
+          </w:tcPr>
+          <w:p>
+            <w:pPr>
+              <w:jc w:val="center"/>
+            </w:pPr>
+            <w:r>
+              <w:t>0.520</w:t>
+            </w:r>
+          </w:p>
+        </w:tc>
+        <w:tc>
+          <w:tcPr>
+            <w:tcW w:w="2800" w:type="dxa"/>
+            <w:tcBorders>
+              <w:top w:val="single" w:sz="1" w:space="0" w:color="B7B7B7"/>
+              <w:left w:val="single" w:sz="1" w:space="0" w:color="B7B7B7"/>
+              <w:bottom w:val="single" w:sz="1" w:space="0" w:color="B7B7B7"/>
+              <w:right w:val="single" w:sz="1" w:space="0" w:color="B7B7B7"/>
+            </w:tcBorders>
+            <w:shd w:val="clear" w:color="auto" w:fill="EEF2F8"/>
+            <w:tcMar>
+              <w:top w:w="60" w:type="dxa"/>
+              <w:left w:w="110" w:type="dxa"/>
+              <w:bottom w:w="60" w:type="dxa"/>
+              <w:right w:w="110" w:type="dxa"/>
+            </w:tcMar>
+          </w:tcPr>
+          <w:p>
+            <w:pPr>
+              <w:jc w:val="center"/>
+            </w:pPr>
+            <w:r>
+              <w:t>0.528</w:t>
+            </w:r>
+          </w:p>
+        </w:tc>
+      </w:tr>
+      <w:tr>
+        <w:tc>
+          <w:tcPr>
+            <w:tcW w:w="3760" w:type="dxa"/>
+            <w:tcBorders>
+              <w:top w:val="single" w:sz="1" w:space="0" w:color="B7B7B7"/>
+              <w:left w:val="single" w:sz="1" w:space="0" w:color="B7B7B7"/>
+              <w:bottom w:val="single" w:sz="1" w:space="0" w:color="B7B7B7"/>
+              <w:right w:val="single" w:sz="1" w:space="0" w:color="B7B7B7"/>
+            </w:tcBorders>
+            <w:tcMar>
+              <w:top w:w="60" w:type="dxa"/>
+              <w:left w:w="110" w:type="dxa"/>
+              <w:bottom w:w="60" w:type="dxa"/>
+              <w:right w:w="110" w:type="dxa"/>
+            </w:tcMar>
+          </w:tcPr>
+          <w:p>
+            <w:r>
+              <w:rPr>
+                <w:b/>
+                <w:bCs/>
+              </w:rPr>
+              <w:t>corr(CV score, test AUC)</w:t>
+            </w:r>
+          </w:p>
+        </w:tc>
+        <w:tc>
+          <w:tcPr>
+            <w:tcW w:w="2800" w:type="dxa"/>
+            <w:tcBorders>
+              <w:top w:val="single" w:sz="1" w:space="0" w:color="B7B7B7"/>
+              <w:left w:val="single" w:sz="1" w:space="0" w:color="B7B7B7"/>
+              <w:bottom w:val="single" w:sz="1" w:space="0" w:color="B7B7B7"/>
+              <w:right w:val="single" w:sz="1" w:space="0" w:color="B7B7B7"/>
+            </w:tcBorders>
+            <w:tcMar>
+              <w:top w:w="60" w:type="dxa"/>
+              <w:left w:w="110" w:type="dxa"/>
+              <w:bottom w:w="60" w:type="dxa"/>
+              <w:right w:w="110" w:type="dxa"/>
+            </w:tcMar>
+          </w:tcPr>
+          <w:p>
+            <w:pPr>
+              <w:jc w:val="center"/>
+            </w:pPr>
+            <w:r>
+              <w:rPr>
+                <w:b/>
+                <w:bCs/>
+              </w:rPr>
+              <w:t>+0.19</w:t>
+            </w:r>
+          </w:p>
+        </w:tc>
+        <w:tc>
+          <w:tcPr>
+            <w:tcW w:w="2800" w:type="dxa"/>
+            <w:tcBorders>
+              <w:top w:val="single" w:sz="1" w:space="0" w:color="B7B7B7"/>
+              <w:left w:val="single" w:sz="1" w:space="0" w:color="B7B7B7"/>
+              <w:bottom w:val="single" w:sz="1" w:space="0" w:color="B7B7B7"/>
+              <w:right w:val="single" w:sz="1" w:space="0" w:color="B7B7B7"/>
+            </w:tcBorders>
+            <w:tcMar>
+              <w:top w:w="60" w:type="dxa"/>
+              <w:left w:w="110" w:type="dxa"/>
+              <w:bottom w:w="60" w:type="dxa"/>
+              <w:right w:w="110" w:type="dxa"/>
+            </w:tcMar>
+          </w:tcPr>
+          <w:p>
+            <w:pPr>
+              <w:jc w:val="center"/>
+            </w:pPr>
+            <w:r>
+              <w:rPr>
+                <w:b/>
+                <w:bCs/>
+              </w:rPr>
+              <w:t>+0.09</w:t>
+            </w:r>
+          </w:p>
+        </w:tc>
+      </w:tr>
+      <w:tr>
+        <w:tc>
+          <w:tcPr>
+            <w:tcW w:w="3760" w:type="dxa"/>
+            <w:tcBorders>
+              <w:top w:val="single" w:sz="1" w:space="0" w:color="B7B7B7"/>
+              <w:left w:val="single" w:sz="1" w:space="0" w:color="B7B7B7"/>
+              <w:bottom w:val="single" w:sz="1" w:space="0" w:color="B7B7B7"/>
+              <w:right w:val="single" w:sz="1" w:space="0" w:color="B7B7B7"/>
+            </w:tcBorders>
+            <w:shd w:val="clear" w:color="auto" w:fill="EEF2F8"/>
+            <w:tcMar>
+              <w:top w:w="60" w:type="dxa"/>
+              <w:left w:w="110" w:type="dxa"/>
+              <w:bottom w:w="60" w:type="dxa"/>
+              <w:right w:w="110" w:type="dxa"/>
+            </w:tcMar>
+          </w:tcPr>
+          <w:p>
+            <w:r>
+              <w:t>corr(train AUC, test AUC)</w:t>
+            </w:r>
+          </w:p>
+        </w:tc>
+        <w:tc>
+          <w:tcPr>
+            <w:tcW w:w="2800" w:type="dxa"/>
+            <w:tcBorders>
+              <w:top w:val="single" w:sz="1" w:space="0" w:color="B7B7B7"/>
+              <w:left w:val="single" w:sz="1" w:space="0" w:color="B7B7B7"/>
+              <w:bottom w:val="single" w:sz="1" w:space="0" w:color="B7B7B7"/>
+              <w:right w:val="single" w:sz="1" w:space="0" w:color="B7B7B7"/>
+            </w:tcBorders>
+            <w:shd w:val="clear" w:color="auto" w:fill="EEF2F8"/>
+            <w:tcMar>
+              <w:top w:w="60" w:type="dxa"/>
+              <w:left w:w="110" w:type="dxa"/>
+              <w:bottom w:w="60" w:type="dxa"/>
+              <w:right w:w="110" w:type="dxa"/>
+            </w:tcMar>
+          </w:tcPr>
+          <w:p>
+            <w:pPr>
+              <w:jc w:val="center"/>
+            </w:pPr>
+            <w:r>
+              <w:t>~0.00</w:t>
+            </w:r>
+          </w:p>
+        </w:tc>
+        <w:tc>
+          <w:tcPr>
+            <w:tcW w:w="2800" w:type="dxa"/>
+            <w:tcBorders>
+              <w:top w:val="single" w:sz="1" w:space="0" w:color="B7B7B7"/>
+              <w:left w:val="single" w:sz="1" w:space="0" w:color="B7B7B7"/>
+              <w:bottom w:val="single" w:sz="1" w:space="0" w:color="B7B7B7"/>
+              <w:right w:val="single" w:sz="1" w:space="0" w:color="B7B7B7"/>
+            </w:tcBorders>
+            <w:shd w:val="clear" w:color="auto" w:fill="EEF2F8"/>
+            <w:tcMar>
+              <w:top w:w="60" w:type="dxa"/>
+              <w:left w:w="110" w:type="dxa"/>
+              <w:bottom w:w="60" w:type="dxa"/>
+              <w:right w:w="110" w:type="dxa"/>
+            </w:tcMar>
+          </w:tcPr>
+          <w:p>
+            <w:pPr>
+              <w:jc w:val="center"/>
+            </w:pPr>
+            <w:r>
+              <w:t>+0.05</w:t>
+            </w:r>
+          </w:p>
+        </w:tc>
+      </w:tr>
+      <w:tr>
+        <w:tc>
+          <w:tcPr>
+            <w:tcW w:w="3760" w:type="dxa"/>
+            <w:tcBorders>
+              <w:top w:val="single" w:sz="1" w:space="0" w:color="B7B7B7"/>
+              <w:left w:val="single" w:sz="1" w:space="0" w:color="B7B7B7"/>
+              <w:bottom w:val="single" w:sz="1" w:space="0" w:color="B7B7B7"/>
+              <w:right w:val="single" w:sz="1" w:space="0" w:color="B7B7B7"/>
+            </w:tcBorders>
+            <w:tcMar>
+              <w:top w:w="60" w:type="dxa"/>
+              <w:left w:w="110" w:type="dxa"/>
+              <w:bottom w:w="60" w:type="dxa"/>
+              <w:right w:w="110" w:type="dxa"/>
+            </w:tcMar>
+          </w:tcPr>
+          <w:p>
+            <w:r>
+              <w:t>Top-15 by TEST AUC (mean test)</w:t>
+            </w:r>
+          </w:p>
+        </w:tc>
+        <w:tc>
+          <w:tcPr>
+            <w:tcW w:w="2800" w:type="dxa"/>
+            <w:tcBorders>
+              <w:top w:val="single" w:sz="1" w:space="0" w:color="B7B7B7"/>
+              <w:left w:val="single" w:sz="1" w:space="0" w:color="B7B7B7"/>
+              <w:bottom w:val="single" w:sz="1" w:space="0" w:color="B7B7B7"/>
+              <w:right w:val="single" w:sz="1" w:space="0" w:color="B7B7B7"/>
+            </w:tcBorders>
+            <w:tcMar>
+              <w:top w:w="60" w:type="dxa"/>
+              <w:left w:w="110" w:type="dxa"/>
+              <w:bottom w:w="60" w:type="dxa"/>
+              <w:right w:w="110" w:type="dxa"/>
+            </w:tcMar>
+          </w:tcPr>
+          <w:p>
+            <w:pPr>
+              <w:jc w:val="center"/>
+            </w:pPr>
+            <w:r>
+              <w:t>0.535</w:t>
+            </w:r>
+          </w:p>
+        </w:tc>
+        <w:tc>
+          <w:tcPr>
+            <w:tcW w:w="2800" w:type="dxa"/>
+            <w:tcBorders>
+              <w:top w:val="single" w:sz="1" w:space="0" w:color="B7B7B7"/>
+              <w:left w:val="single" w:sz="1" w:space="0" w:color="B7B7B7"/>
+              <w:bottom w:val="single" w:sz="1" w:space="0" w:color="B7B7B7"/>
+              <w:right w:val="single" w:sz="1" w:space="0" w:color="B7B7B7"/>
+            </w:tcBorders>
+            <w:tcMar>
+              <w:top w:w="60" w:type="dxa"/>
+              <w:left w:w="110" w:type="dxa"/>
+              <w:bottom w:w="60" w:type="dxa"/>
+              <w:right w:w="110" w:type="dxa"/>
+            </w:tcMar>
+          </w:tcPr>
+          <w:p>
+            <w:pPr>
+              <w:jc w:val="center"/>
+            </w:pPr>
+            <w:r>
+              <w:t>0.542</w:t>
+            </w:r>
+          </w:p>
+        </w:tc>
+      </w:tr>
+      <w:tr>
+        <w:tc>
+          <w:tcPr>
+            <w:tcW w:w="3760" w:type="dxa"/>
+            <w:tcBorders>
+              <w:top w:val="single" w:sz="1" w:space="0" w:color="B7B7B7"/>
+              <w:left w:val="single" w:sz="1" w:space="0" w:color="B7B7B7"/>
+              <w:bottom w:val="single" w:sz="1" w:space="0" w:color="B7B7B7"/>
+              <w:right w:val="single" w:sz="1" w:space="0" w:color="B7B7B7"/>
+            </w:tcBorders>
+            <w:shd w:val="clear" w:color="auto" w:fill="E2EFDA"/>
+            <w:tcMar>
+              <w:top w:w="60" w:type="dxa"/>
+              <w:left w:w="110" w:type="dxa"/>
+              <w:bottom w:w="60" w:type="dxa"/>
+              <w:right w:w="110" w:type="dxa"/>
+            </w:tcMar>
+          </w:tcPr>
+          <w:p>
+            <w:r>
+              <w:t>Top-15 by CV score (mean test)</w:t>
+            </w:r>
+          </w:p>
+        </w:tc>
+        <w:tc>
+          <w:tcPr>
+            <w:tcW w:w="2800" w:type="dxa"/>
+            <w:tcBorders>
+              <w:top w:val="single" w:sz="1" w:space="0" w:color="B7B7B7"/>
+              <w:left w:val="single" w:sz="1" w:space="0" w:color="B7B7B7"/>
+              <w:bottom w:val="single" w:sz="1" w:space="0" w:color="B7B7B7"/>
+              <w:right w:val="single" w:sz="1" w:space="0" w:color="B7B7B7"/>
+            </w:tcBorders>
+            <w:shd w:val="clear" w:color="auto" w:fill="E2EFDA"/>
+            <w:tcMar>
+              <w:top w:w="60" w:type="dxa"/>
+              <w:left w:w="110" w:type="dxa"/>
+              <w:bottom w:w="60" w:type="dxa"/>
+              <w:right w:w="110" w:type="dxa"/>
+            </w:tcMar>
+          </w:tcPr>
+          <w:p>
+            <w:pPr>
+              <w:jc w:val="center"/>
+            </w:pPr>
+            <w:r>
+              <w:t>0.519</w:t>
+            </w:r>
+          </w:p>
+        </w:tc>
+        <w:tc>
+          <w:tcPr>
+            <w:tcW w:w="2800" w:type="dxa"/>
+            <w:tcBorders>
+              <w:top w:val="single" w:sz="1" w:space="0" w:color="B7B7B7"/>
+              <w:left w:val="single" w:sz="1" w:space="0" w:color="B7B7B7"/>
+              <w:bottom w:val="single" w:sz="1" w:space="0" w:color="B7B7B7"/>
+              <w:right w:val="single" w:sz="1" w:space="0" w:color="B7B7B7"/>
+            </w:tcBorders>
+            <w:shd w:val="clear" w:color="auto" w:fill="E2EFDA"/>
+            <w:tcMar>
+              <w:top w:w="60" w:type="dxa"/>
+              <w:left w:w="110" w:type="dxa"/>
+              <w:bottom w:w="60" w:type="dxa"/>
+              <w:right w:w="110" w:type="dxa"/>
+            </w:tcMar>
+          </w:tcPr>
+          <w:p>
+            <w:pPr>
+              <w:jc w:val="center"/>
+            </w:pPr>
+            <w:r>
+              <w:t>0.527</w:t>
+            </w:r>
+          </w:p>
+        </w:tc>
+      </w:tr>
+      <w:tr>
+        <w:tc>
+          <w:tcPr>
+            <w:tcW w:w="3760" w:type="dxa"/>
+            <w:tcBorders>
+              <w:top w:val="single" w:sz="1" w:space="0" w:color="B7B7B7"/>
+              <w:left w:val="single" w:sz="1" w:space="0" w:color="B7B7B7"/>
+              <w:bottom w:val="single" w:sz="1" w:space="0" w:color="B7B7B7"/>
+              <w:right w:val="single" w:sz="1" w:space="0" w:color="B7B7B7"/>
+            </w:tcBorders>
+            <w:tcMar>
+              <w:top w:w="60" w:type="dxa"/>
+              <w:left w:w="110" w:type="dxa"/>
+              <w:bottom w:w="60" w:type="dxa"/>
+              <w:right w:w="110" w:type="dxa"/>
+            </w:tcMar>
+          </w:tcPr>
+          <w:p>
+            <w:r>
+              <w:t>Pool mean test AUC</w:t>
+            </w:r>
+          </w:p>
+        </w:tc>
+        <w:tc>
+          <w:tcPr>
+            <w:tcW w:w="2800" w:type="dxa"/>
+            <w:tcBorders>
+              <w:top w:val="single" w:sz="1" w:space="0" w:color="B7B7B7"/>
+              <w:left w:val="single" w:sz="1" w:space="0" w:color="B7B7B7"/>
+              <w:bottom w:val="single" w:sz="1" w:space="0" w:color="B7B7B7"/>
+              <w:right w:val="single" w:sz="1" w:space="0" w:color="B7B7B7"/>
+            </w:tcBorders>
+            <w:tcMar>
+              <w:top w:w="60" w:type="dxa"/>
+              <w:left w:w="110" w:type="dxa"/>
+              <w:bottom w:w="60" w:type="dxa"/>
+              <w:right w:w="110" w:type="dxa"/>
+            </w:tcMar>
+          </w:tcPr>
+          <w:p>
+            <w:pPr>
+              <w:jc w:val="center"/>
+            </w:pPr>
+            <w:r>
+              <w:t>0.520</w:t>
+            </w:r>
+          </w:p>
+        </w:tc>
+        <w:tc>
+          <w:tcPr>
+            <w:tcW w:w="2800" w:type="dxa"/>
+            <w:tcBorders>
+              <w:top w:val="single" w:sz="1" w:space="0" w:color="B7B7B7"/>
+              <w:left w:val="single" w:sz="1" w:space="0" w:color="B7B7B7"/>
+              <w:bottom w:val="single" w:sz="1" w:space="0" w:color="B7B7B7"/>
+              <w:right w:val="single" w:sz="1" w:space="0" w:color="B7B7B7"/>
+            </w:tcBorders>
+            <w:tcMar>
+              <w:top w:w="60" w:type="dxa"/>
+              <w:left w:w="110" w:type="dxa"/>
+              <w:bottom w:w="60" w:type="dxa"/>
+              <w:right w:w="110" w:type="dxa"/>
+            </w:tcMar>
+          </w:tcPr>
+          <w:p>
+            <w:pPr>
+              <w:jc w:val="center"/>
+            </w:pPr>
+            <w:r>
+              <w:t>0.528</w:t>
+            </w:r>
+          </w:p>
+        </w:tc>
+      </w:tr>
+    </w:tbl>
+    <w:p>
+      <w:pPr>
+        <w:spacing w:before="40" w:after="180"/>
+      </w:pPr>
+      <w:r>
+        <w:rPr>
+          <w:i/>
+          <w:iCs/>
+          <w:color w:val="595959"/>
+          <w:sz w:val="17"/>
+          <w:szCs w:val="17"/>
+        </w:rPr>
+        <w:t>Selecting the top-15 on the honest CV metric returns ≈ the pool average (no gain); selecting on test AUC adds ~+0.01–0.015 AUC of phantom edge.</w:t>
+      </w:r>
+    </w:p>
+    <w:p>
+      <w:pPr>
+        <w:pStyle w:val="ListParagraph"/>
+        <w:numPr>
+          <w:ilvl w:val="0"/>
+          <w:numId w:val="2"/>
+        </w:numPr>
+        <w:spacing w:after="90" w:line="270" w:lineRule="auto"/>
+      </w:pPr>
+      <w:r>
+        <w:rPr>
+          <w:b/>
+          <w:bCs/>
+        </w:rPr>
+        <w:t>Insample metrics barely predict out-of-sample.</w:t>
+      </w:r>
+      <w:r>
+        <w:t xml:space="preserve"> corr(CV score, test AUC) is just +0.19 (V123) and +0.09 (V119) — under 4% and 1% of the variance. Train AUC, Youden J and Brier all correlate ~0 with test AUC. Which model generalises is, to a first approximation, unpredictable from anything measured on the insample.</w:t>
+      </w:r>
+    </w:p>
+    <w:p>
+      <w:pPr>
+        <w:pStyle w:val="ListParagraph"/>
+        <w:numPr>
+          <w:ilvl w:val="0"/>
+          <w:numId w:val="2"/>
+        </w:numPr>
+        <w:spacing w:after="90" w:line="270" w:lineRule="auto"/>
+      </w:pPr>
+      <w:r>
+        <w:rPr>
+          <w:b/>
+          <w:bCs/>
+        </w:rPr>
+        <w:t>Selecting on the outsample manufactures a phantom edge.</w:t>
+      </w:r>
+      <w:r>
+        <w:t xml:space="preserve"> Top-X by CV returns the pool-average test AUC (no improvement); top-X by *test* AUC adds ~+0.01–0.015 AUC — pure selection luck on that one window that will not replicate live.</w:t>
+      </w:r>
+    </w:p>
+    <w:p>
+      <w:pPr>
+        <w:pStyle w:val="ListParagraph"/>
+        <w:numPr>
+          <w:ilvl w:val="0"/>
+          <w:numId w:val="2"/>
+        </w:numPr>
+        <w:spacing w:after="90" w:line="270" w:lineRule="auto"/>
+      </w:pPr>
+      <w:r>
+        <w:rPr>
+          <w:b/>
+          <w:bCs/>
+        </w:rPr>
+        <w:t>Overfitting is visible in the insample itself</w:t>
+      </w:r>
+      <w:r>
+        <w:t xml:space="preserve"> (V119): corr(CV score, train AUC) = </w:t>
+      </w:r>
+      <w:r>
+        <w:rPr>
+          <w:b/>
+          <w:bCs/>
+        </w:rPr>
+        <w:t>−0.45</w:t>
+      </w:r>
+      <w:r>
+        <w:t>. The hardest-fitting models (train AUC up to 1.0) score *worse* in cross-validation.</w:t>
+      </w:r>
+    </w:p>
+    <w:p>
+      <w:pPr>
+        <w:pStyle w:val="ListParagraph"/>
+        <w:numPr>
+          <w:ilvl w:val="0"/>
+          <w:numId w:val="2"/>
+        </w:numPr>
+        <w:spacing w:after="90" w:line="270" w:lineRule="auto"/>
+      </w:pPr>
+      <w:r>
+        <w:rPr>
+          <w:b/>
+          <w:bCs/>
+        </w:rPr>
+        <w:t>DART earned nothing.</w:t>
+      </w:r>
+      <w:r>
+        <w:t xml:space="preserve"> In the V119 run the selected boosters were 61% rf / 29% dart / 10% gbdt, yet out-of-sample AUC was identical across them (dart 0.5273, rf 0.5279, gbdt 0.5256). DART was picked a third of the time and added no OOS value while costing the most compute — direct support for making it opt-in.</w:t>
+      </w:r>
+    </w:p>
+    <w:p>
+      <w:pPr>
+        <w:spacing w:after="140" w:line="276" w:lineRule="auto"/>
+      </w:pPr>
+      <w:r>
+        <w:rPr>
+          <w:b/>
+          <w:bCs/>
+        </w:rPr>
+        <w:lastRenderedPageBreak/>
+        <w:t xml:space="preserve">Implication: </w:t>
+      </w:r>
+      <w:r>
+        <w:t>ensemble broadly above a validation floor rather than cherry-picking a top-X; treat outsample ROI / precision-recall as confirmation, not selection; and discount ~0.01–0.015 AUC of any top-X-on-outsample backtest “edge” as noise. Both runs are from the V26.06 trainer (DART in the search, sort-by-test selection) — the “before” picture that motivates the V26.07 changes.</w:t>
+      </w:r>
+    </w:p>
+    <w:p>
+      <w:pPr>
+        <w:pStyle w:val="Heading1"/>
+      </w:pPr>
+      <w:r>
+        <w:t>8.  Feature set sufficiency: evidence from the insample feature analysis</w:t>
+      </w:r>
+    </w:p>
+    <w:p>
+      <w:pPr>
+        <w:spacing w:after="140" w:line="276" w:lineRule="auto"/>
+      </w:pPr>
+      <w:r>
+        <w:t xml:space="preserve">A dedicated association analysis of the full insample (2004–5 Jun 2025, ±150) scored every candidate feature by mutual information (MI) and effect size — ~1,179 features with the bookie line, ~1,170 stats-only — and was cross-referenced against the V119 (38 features) and V123 (35 features) production sets. It answers directly whether the </w:t>
+      </w:r>
+      <w:r>
+        <w:rPr>
+          <w:b/>
+          <w:bCs/>
+        </w:rPr>
+        <w:t>feature set</w:t>
+      </w:r>
+      <w:r>
+        <w:t>, rather than the modelling, is the binding constraint. It is not.</w:t>
+      </w:r>
+    </w:p>
+    <w:p>
+      <w:pPr>
+        <w:pStyle w:val="Heading2"/>
+      </w:pPr>
+      <w:r>
+        <w:t>Finding 1 — the signal ceiling is intrinsic, and low</w:t>
+      </w:r>
+    </w:p>
+    <w:tbl>
+      <w:tblPr>
+        <w:tblW w:w="9360" w:type="dxa"/>
+        <w:tblBorders>
+          <w:top w:val="single" w:sz="4" w:space="0" w:color="auto"/>
+          <w:left w:val="single" w:sz="4" w:space="0" w:color="auto"/>
+          <w:bottom w:val="single" w:sz="4" w:space="0" w:color="auto"/>
+          <w:right w:val="single" w:sz="4" w:space="0" w:color="auto"/>
+          <w:insideH w:val="single" w:sz="4" w:space="0" w:color="auto"/>
+          <w:insideV w:val="single" w:sz="4" w:space="0" w:color="auto"/>
+        </w:tblBorders>
+        <w:tblCellMar>
+          <w:left w:w="10" w:type="dxa"/>
+          <w:right w:w="10" w:type="dxa"/>
+        </w:tblCellMar>
+        <w:tblLook w:val="04A0" w:firstRow="1" w:lastRow="0" w:firstColumn="1" w:lastColumn="0" w:noHBand="0" w:noVBand="1"/>
+      </w:tblPr>
+      <w:tblGrid>
+        <w:gridCol w:w="3960"/>
+        <w:gridCol w:w="2700"/>
+        <w:gridCol w:w="2700"/>
+      </w:tblGrid>
+      <w:tr>
+        <w:trPr>
+          <w:tblHeader/>
+        </w:trPr>
+        <w:tc>
+          <w:tcPr>
+            <w:tcW w:w="3960" w:type="dxa"/>
+            <w:tcBorders>
+              <w:top w:val="single" w:sz="1" w:space="0" w:color="B7B7B7"/>
+              <w:left w:val="single" w:sz="1" w:space="0" w:color="B7B7B7"/>
+              <w:bottom w:val="single" w:sz="1" w:space="0" w:color="B7B7B7"/>
+              <w:right w:val="single" w:sz="1" w:space="0" w:color="B7B7B7"/>
+            </w:tcBorders>
+            <w:shd w:val="clear" w:color="auto" w:fill="1F3864"/>
+            <w:tcMar>
+              <w:top w:w="60" w:type="dxa"/>
+              <w:left w:w="110" w:type="dxa"/>
+              <w:bottom w:w="60" w:type="dxa"/>
+              <w:right w:w="110" w:type="dxa"/>
+            </w:tcMar>
+          </w:tcPr>
+          <w:p/>
+        </w:tc>
+        <w:tc>
+          <w:tcPr>
+            <w:tcW w:w="2700" w:type="dxa"/>
+            <w:tcBorders>
+              <w:top w:val="single" w:sz="1" w:space="0" w:color="B7B7B7"/>
+              <w:left w:val="single" w:sz="1" w:space="0" w:color="B7B7B7"/>
+              <w:bottom w:val="single" w:sz="1" w:space="0" w:color="B7B7B7"/>
+              <w:right w:val="single" w:sz="1" w:space="0" w:color="B7B7B7"/>
+            </w:tcBorders>
+            <w:shd w:val="clear" w:color="auto" w:fill="1F3864"/>
+            <w:tcMar>
+              <w:top w:w="60" w:type="dxa"/>
+              <w:left w:w="110" w:type="dxa"/>
+              <w:bottom w:w="60" w:type="dxa"/>
+              <w:right w:w="110" w:type="dxa"/>
+            </w:tcMar>
+          </w:tcPr>
+          <w:p>
+            <w:pPr>
+              <w:jc w:val="center"/>
+            </w:pPr>
+            <w:r>
+              <w:rPr>
+                <w:b/>
+                <w:bCs/>
+              </w:rPr>
+              <w:t>Line universe (incl. bookie)</w:t>
+            </w:r>
+          </w:p>
+        </w:tc>
+        <w:tc>
+          <w:tcPr>
+            <w:tcW w:w="2700" w:type="dxa"/>
+            <w:tcBorders>
+              <w:top w:val="single" w:sz="1" w:space="0" w:color="B7B7B7"/>
+              <w:left w:val="single" w:sz="1" w:space="0" w:color="B7B7B7"/>
+              <w:bottom w:val="single" w:sz="1" w:space="0" w:color="B7B7B7"/>
+              <w:right w:val="single" w:sz="1" w:space="0" w:color="B7B7B7"/>
+            </w:tcBorders>
+            <w:shd w:val="clear" w:color="auto" w:fill="1F3864"/>
+            <w:tcMar>
+              <w:top w:w="60" w:type="dxa"/>
+              <w:left w:w="110" w:type="dxa"/>
+              <w:bottom w:w="60" w:type="dxa"/>
+              <w:right w:w="110" w:type="dxa"/>
+            </w:tcMar>
+          </w:tcPr>
+          <w:p>
+            <w:pPr>
+              <w:jc w:val="center"/>
+            </w:pPr>
+            <w:r>
+              <w:rPr>
+                <w:b/>
+                <w:bCs/>
+              </w:rPr>
+              <w:t>Stats-only universe</w:t>
+            </w:r>
+          </w:p>
+        </w:tc>
+      </w:tr>
+      <w:tr>
+        <w:tc>
+          <w:tcPr>
+            <w:tcW w:w="3960" w:type="dxa"/>
+            <w:tcBorders>
+              <w:top w:val="single" w:sz="1" w:space="0" w:color="B7B7B7"/>
+              <w:left w:val="single" w:sz="1" w:space="0" w:color="B7B7B7"/>
+              <w:bottom w:val="single" w:sz="1" w:space="0" w:color="B7B7B7"/>
+              <w:right w:val="single" w:sz="1" w:space="0" w:color="B7B7B7"/>
+            </w:tcBorders>
+            <w:tcMar>
+              <w:top w:w="60" w:type="dxa"/>
+              <w:left w:w="110" w:type="dxa"/>
+              <w:bottom w:w="60" w:type="dxa"/>
+              <w:right w:w="110" w:type="dxa"/>
+            </w:tcMar>
+          </w:tcPr>
+          <w:p>
+            <w:r>
+              <w:t>Candidate features</w:t>
+            </w:r>
+          </w:p>
+        </w:tc>
+        <w:tc>
+          <w:tcPr>
+            <w:tcW w:w="2700" w:type="dxa"/>
+            <w:tcBorders>
+              <w:top w:val="single" w:sz="1" w:space="0" w:color="B7B7B7"/>
+              <w:left w:val="single" w:sz="1" w:space="0" w:color="B7B7B7"/>
+              <w:bottom w:val="single" w:sz="1" w:space="0" w:color="B7B7B7"/>
+              <w:right w:val="single" w:sz="1" w:space="0" w:color="B7B7B7"/>
+            </w:tcBorders>
+            <w:tcMar>
+              <w:top w:w="60" w:type="dxa"/>
+              <w:left w:w="110" w:type="dxa"/>
+              <w:bottom w:w="60" w:type="dxa"/>
+              <w:right w:w="110" w:type="dxa"/>
+            </w:tcMar>
+          </w:tcPr>
+          <w:p>
+            <w:pPr>
+              <w:jc w:val="center"/>
+            </w:pPr>
+            <w:r>
+              <w:t>1,179</w:t>
+            </w:r>
+          </w:p>
+        </w:tc>
+        <w:tc>
+          <w:tcPr>
+            <w:tcW w:w="2700" w:type="dxa"/>
+            <w:tcBorders>
+              <w:top w:val="single" w:sz="1" w:space="0" w:color="B7B7B7"/>
+              <w:left w:val="single" w:sz="1" w:space="0" w:color="B7B7B7"/>
+              <w:bottom w:val="single" w:sz="1" w:space="0" w:color="B7B7B7"/>
+              <w:right w:val="single" w:sz="1" w:space="0" w:color="B7B7B7"/>
+            </w:tcBorders>
+            <w:tcMar>
+              <w:top w:w="60" w:type="dxa"/>
+              <w:left w:w="110" w:type="dxa"/>
+              <w:bottom w:w="60" w:type="dxa"/>
+              <w:right w:w="110" w:type="dxa"/>
+            </w:tcMar>
+          </w:tcPr>
+          <w:p>
+            <w:pPr>
+              <w:jc w:val="center"/>
+            </w:pPr>
+            <w:r>
+              <w:t>1,170</w:t>
+            </w:r>
+          </w:p>
+        </w:tc>
+      </w:tr>
+      <w:tr>
+        <w:tc>
+          <w:tcPr>
+            <w:tcW w:w="3960" w:type="dxa"/>
+            <w:tcBorders>
+              <w:top w:val="single" w:sz="1" w:space="0" w:color="B7B7B7"/>
+              <w:left w:val="single" w:sz="1" w:space="0" w:color="B7B7B7"/>
+              <w:bottom w:val="single" w:sz="1" w:space="0" w:color="B7B7B7"/>
+              <w:right w:val="single" w:sz="1" w:space="0" w:color="B7B7B7"/>
+            </w:tcBorders>
+            <w:shd w:val="clear" w:color="auto" w:fill="EEF2F8"/>
+            <w:tcMar>
+              <w:top w:w="60" w:type="dxa"/>
+              <w:left w:w="110" w:type="dxa"/>
+              <w:bottom w:w="60" w:type="dxa"/>
+              <w:right w:w="110" w:type="dxa"/>
+            </w:tcMar>
+          </w:tcPr>
+          <w:p>
+            <w:r>
+              <w:t>Strongest single feature</w:t>
+            </w:r>
+          </w:p>
+        </w:tc>
+        <w:tc>
+          <w:tcPr>
+            <w:tcW w:w="2700" w:type="dxa"/>
+            <w:tcBorders>
+              <w:top w:val="single" w:sz="1" w:space="0" w:color="B7B7B7"/>
+              <w:left w:val="single" w:sz="1" w:space="0" w:color="B7B7B7"/>
+              <w:bottom w:val="single" w:sz="1" w:space="0" w:color="B7B7B7"/>
+              <w:right w:val="single" w:sz="1" w:space="0" w:color="B7B7B7"/>
+            </w:tcBorders>
+            <w:shd w:val="clear" w:color="auto" w:fill="EEF2F8"/>
+            <w:tcMar>
+              <w:top w:w="60" w:type="dxa"/>
+              <w:left w:w="110" w:type="dxa"/>
+              <w:bottom w:w="60" w:type="dxa"/>
+              <w:right w:w="110" w:type="dxa"/>
+            </w:tcMar>
+          </w:tcPr>
+          <w:p>
+            <w:pPr>
+              <w:jc w:val="center"/>
+            </w:pPr>
+            <w:r>
+              <w:t>G_Bookie_H_MoneyLine</w:t>
+            </w:r>
+          </w:p>
+        </w:tc>
+        <w:tc>
+          <w:tcPr>
+            <w:tcW w:w="2700" w:type="dxa"/>
+            <w:tcBorders>
+              <w:top w:val="single" w:sz="1" w:space="0" w:color="B7B7B7"/>
+              <w:left w:val="single" w:sz="1" w:space="0" w:color="B7B7B7"/>
+              <w:bottom w:val="single" w:sz="1" w:space="0" w:color="B7B7B7"/>
+              <w:right w:val="single" w:sz="1" w:space="0" w:color="B7B7B7"/>
+            </w:tcBorders>
+            <w:shd w:val="clear" w:color="auto" w:fill="EEF2F8"/>
+            <w:tcMar>
+              <w:top w:w="60" w:type="dxa"/>
+              <w:left w:w="110" w:type="dxa"/>
+              <w:bottom w:w="60" w:type="dxa"/>
+              <w:right w:w="110" w:type="dxa"/>
+            </w:tcMar>
+          </w:tcPr>
+          <w:p>
+            <w:pPr>
+              <w:jc w:val="center"/>
+            </w:pPr>
+            <w:r>
+              <w:t>MenOnBase_Strength_YTD</w:t>
+            </w:r>
+          </w:p>
+        </w:tc>
+      </w:tr>
+      <w:tr>
+        <w:tc>
+          <w:tcPr>
+            <w:tcW w:w="3960" w:type="dxa"/>
+            <w:tcBorders>
+              <w:top w:val="single" w:sz="1" w:space="0" w:color="B7B7B7"/>
+              <w:left w:val="single" w:sz="1" w:space="0" w:color="B7B7B7"/>
+              <w:bottom w:val="single" w:sz="1" w:space="0" w:color="B7B7B7"/>
+              <w:right w:val="single" w:sz="1" w:space="0" w:color="B7B7B7"/>
+            </w:tcBorders>
+            <w:tcMar>
+              <w:top w:w="60" w:type="dxa"/>
+              <w:left w:w="110" w:type="dxa"/>
+              <w:bottom w:w="60" w:type="dxa"/>
+              <w:right w:w="110" w:type="dxa"/>
+            </w:tcMar>
+          </w:tcPr>
+          <w:p>
+            <w:r>
+              <w:rPr>
+                <w:b/>
+                <w:bCs/>
+              </w:rPr>
+              <w:t>Best-feature MI (share of target entropy)</w:t>
+            </w:r>
+          </w:p>
+        </w:tc>
+        <w:tc>
+          <w:tcPr>
+            <w:tcW w:w="2700" w:type="dxa"/>
+            <w:tcBorders>
+              <w:top w:val="single" w:sz="1" w:space="0" w:color="B7B7B7"/>
+              <w:left w:val="single" w:sz="1" w:space="0" w:color="B7B7B7"/>
+              <w:bottom w:val="single" w:sz="1" w:space="0" w:color="B7B7B7"/>
+              <w:right w:val="single" w:sz="1" w:space="0" w:color="B7B7B7"/>
+            </w:tcBorders>
+            <w:tcMar>
+              <w:top w:w="60" w:type="dxa"/>
+              <w:left w:w="110" w:type="dxa"/>
+              <w:bottom w:w="60" w:type="dxa"/>
+              <w:right w:w="110" w:type="dxa"/>
+            </w:tcMar>
+          </w:tcPr>
+          <w:p>
+            <w:pPr>
+              <w:jc w:val="center"/>
+            </w:pPr>
+            <w:r>
+              <w:rPr>
+                <w:b/>
+                <w:bCs/>
+              </w:rPr>
+              <w:t>0.0061 nats (0.88%)</w:t>
+            </w:r>
+          </w:p>
+        </w:tc>
+        <w:tc>
+          <w:tcPr>
+            <w:tcW w:w="2700" w:type="dxa"/>
+            <w:tcBorders>
+              <w:top w:val="single" w:sz="1" w:space="0" w:color="B7B7B7"/>
+              <w:left w:val="single" w:sz="1" w:space="0" w:color="B7B7B7"/>
+              <w:bottom w:val="single" w:sz="1" w:space="0" w:color="B7B7B7"/>
+              <w:right w:val="single" w:sz="1" w:space="0" w:color="B7B7B7"/>
+            </w:tcBorders>
+            <w:tcMar>
+              <w:top w:w="60" w:type="dxa"/>
+              <w:left w:w="110" w:type="dxa"/>
+              <w:bottom w:w="60" w:type="dxa"/>
+              <w:right w:w="110" w:type="dxa"/>
+            </w:tcMar>
+          </w:tcPr>
+          <w:p>
+            <w:pPr>
+              <w:jc w:val="center"/>
+            </w:pPr>
+            <w:r>
+              <w:rPr>
+                <w:b/>
+                <w:bCs/>
+              </w:rPr>
+              <w:t>0.0021 nats (0.30%)</w:t>
+            </w:r>
+          </w:p>
+        </w:tc>
+      </w:tr>
+      <w:tr>
+        <w:tc>
+          <w:tcPr>
+            <w:tcW w:w="3960" w:type="dxa"/>
+            <w:tcBorders>
+              <w:top w:val="single" w:sz="1" w:space="0" w:color="B7B7B7"/>
+              <w:left w:val="single" w:sz="1" w:space="0" w:color="B7B7B7"/>
+              <w:bottom w:val="single" w:sz="1" w:space="0" w:color="B7B7B7"/>
+              <w:right w:val="single" w:sz="1" w:space="0" w:color="B7B7B7"/>
+            </w:tcBorders>
+            <w:shd w:val="clear" w:color="auto" w:fill="EEF2F8"/>
+            <w:tcMar>
+              <w:top w:w="60" w:type="dxa"/>
+              <w:left w:w="110" w:type="dxa"/>
+              <w:bottom w:w="60" w:type="dxa"/>
+              <w:right w:w="110" w:type="dxa"/>
+            </w:tcMar>
+          </w:tcPr>
+          <w:p>
+            <w:r>
+              <w:t>Best-feature |point-biserial r|</w:t>
+            </w:r>
+          </w:p>
+        </w:tc>
+        <w:tc>
+          <w:tcPr>
+            <w:tcW w:w="2700" w:type="dxa"/>
+            <w:tcBorders>
+              <w:top w:val="single" w:sz="1" w:space="0" w:color="B7B7B7"/>
+              <w:left w:val="single" w:sz="1" w:space="0" w:color="B7B7B7"/>
+              <w:bottom w:val="single" w:sz="1" w:space="0" w:color="B7B7B7"/>
+              <w:right w:val="single" w:sz="1" w:space="0" w:color="B7B7B7"/>
+            </w:tcBorders>
+            <w:shd w:val="clear" w:color="auto" w:fill="EEF2F8"/>
+            <w:tcMar>
+              <w:top w:w="60" w:type="dxa"/>
+              <w:left w:w="110" w:type="dxa"/>
+              <w:bottom w:w="60" w:type="dxa"/>
+              <w:right w:w="110" w:type="dxa"/>
+            </w:tcMar>
+          </w:tcPr>
+          <w:p>
+            <w:pPr>
+              <w:jc w:val="center"/>
+            </w:pPr>
+            <w:r>
+              <w:t>~0.098</w:t>
+            </w:r>
+          </w:p>
+        </w:tc>
+        <w:tc>
+          <w:tcPr>
+            <w:tcW w:w="2700" w:type="dxa"/>
+            <w:tcBorders>
+              <w:top w:val="single" w:sz="1" w:space="0" w:color="B7B7B7"/>
+              <w:left w:val="single" w:sz="1" w:space="0" w:color="B7B7B7"/>
+              <w:bottom w:val="single" w:sz="1" w:space="0" w:color="B7B7B7"/>
+              <w:right w:val="single" w:sz="1" w:space="0" w:color="B7B7B7"/>
+            </w:tcBorders>
+            <w:shd w:val="clear" w:color="auto" w:fill="EEF2F8"/>
+            <w:tcMar>
+              <w:top w:w="60" w:type="dxa"/>
+              <w:left w:w="110" w:type="dxa"/>
+              <w:bottom w:w="60" w:type="dxa"/>
+              <w:right w:w="110" w:type="dxa"/>
+            </w:tcMar>
+          </w:tcPr>
+          <w:p>
+            <w:pPr>
+              <w:jc w:val="center"/>
+            </w:pPr>
+            <w:r>
+              <w:t>~0.058</w:t>
+            </w:r>
+          </w:p>
+        </w:tc>
+      </w:tr>
+      <w:tr>
+        <w:tc>
+          <w:tcPr>
+            <w:tcW w:w="3960" w:type="dxa"/>
+            <w:tcBorders>
+              <w:top w:val="single" w:sz="1" w:space="0" w:color="B7B7B7"/>
+              <w:left w:val="single" w:sz="1" w:space="0" w:color="B7B7B7"/>
+              <w:bottom w:val="single" w:sz="1" w:space="0" w:color="B7B7B7"/>
+              <w:right w:val="single" w:sz="1" w:space="0" w:color="B7B7B7"/>
+            </w:tcBorders>
+            <w:tcMar>
+              <w:top w:w="60" w:type="dxa"/>
+              <w:left w:w="110" w:type="dxa"/>
+              <w:bottom w:w="60" w:type="dxa"/>
+              <w:right w:w="110" w:type="dxa"/>
+            </w:tcMar>
+          </w:tcPr>
+          <w:p>
+            <w:r>
+              <w:t>Top-10 cumulative MI (if independent)</w:t>
+            </w:r>
+          </w:p>
+        </w:tc>
+        <w:tc>
+          <w:tcPr>
+            <w:tcW w:w="2700" w:type="dxa"/>
+            <w:tcBorders>
+              <w:top w:val="single" w:sz="1" w:space="0" w:color="B7B7B7"/>
+              <w:left w:val="single" w:sz="1" w:space="0" w:color="B7B7B7"/>
+              <w:bottom w:val="single" w:sz="1" w:space="0" w:color="B7B7B7"/>
+              <w:right w:val="single" w:sz="1" w:space="0" w:color="B7B7B7"/>
+            </w:tcBorders>
+            <w:tcMar>
+              <w:top w:w="60" w:type="dxa"/>
+              <w:left w:w="110" w:type="dxa"/>
+              <w:bottom w:w="60" w:type="dxa"/>
+              <w:right w:w="110" w:type="dxa"/>
+            </w:tcMar>
+          </w:tcPr>
+          <w:p>
+            <w:pPr>
+              <w:jc w:val="center"/>
+            </w:pPr>
+            <w:r>
+              <w:t>4.6% of entropy</w:t>
+            </w:r>
+          </w:p>
+        </w:tc>
+        <w:tc>
+          <w:tcPr>
+            <w:tcW w:w="2700" w:type="dxa"/>
+            <w:tcBorders>
+              <w:top w:val="single" w:sz="1" w:space="0" w:color="B7B7B7"/>
+              <w:left w:val="single" w:sz="1" w:space="0" w:color="B7B7B7"/>
+              <w:bottom w:val="single" w:sz="1" w:space="0" w:color="B7B7B7"/>
+              <w:right w:val="single" w:sz="1" w:space="0" w:color="B7B7B7"/>
+            </w:tcBorders>
+            <w:tcMar>
+              <w:top w:w="60" w:type="dxa"/>
+              <w:left w:w="110" w:type="dxa"/>
+              <w:bottom w:w="60" w:type="dxa"/>
+              <w:right w:w="110" w:type="dxa"/>
+            </w:tcMar>
+          </w:tcPr>
+          <w:p>
+            <w:pPr>
+              <w:jc w:val="center"/>
+            </w:pPr>
+            <w:r>
+              <w:t>2.0%</w:t>
+            </w:r>
+          </w:p>
+        </w:tc>
+      </w:tr>
+      <w:tr>
+        <w:tc>
+          <w:tcPr>
+            <w:tcW w:w="3960" w:type="dxa"/>
+            <w:tcBorders>
+              <w:top w:val="single" w:sz="1" w:space="0" w:color="B7B7B7"/>
+              <w:left w:val="single" w:sz="1" w:space="0" w:color="B7B7B7"/>
+              <w:bottom w:val="single" w:sz="1" w:space="0" w:color="B7B7B7"/>
+              <w:right w:val="single" w:sz="1" w:space="0" w:color="B7B7B7"/>
+            </w:tcBorders>
+            <w:shd w:val="clear" w:color="auto" w:fill="EEF2F8"/>
+            <w:tcMar>
+              <w:top w:w="60" w:type="dxa"/>
+              <w:left w:w="110" w:type="dxa"/>
+              <w:bottom w:w="60" w:type="dxa"/>
+              <w:right w:w="110" w:type="dxa"/>
+            </w:tcMar>
+          </w:tcPr>
+          <w:p>
+            <w:r>
+              <w:t>Cohen's d (every feature)</w:t>
+            </w:r>
+          </w:p>
+        </w:tc>
+        <w:tc>
+          <w:tcPr>
+            <w:tcW w:w="2700" w:type="dxa"/>
+            <w:tcBorders>
+              <w:top w:val="single" w:sz="1" w:space="0" w:color="B7B7B7"/>
+              <w:left w:val="single" w:sz="1" w:space="0" w:color="B7B7B7"/>
+              <w:bottom w:val="single" w:sz="1" w:space="0" w:color="B7B7B7"/>
+              <w:right w:val="single" w:sz="1" w:space="0" w:color="B7B7B7"/>
+            </w:tcBorders>
+            <w:shd w:val="clear" w:color="auto" w:fill="EEF2F8"/>
+            <w:tcMar>
+              <w:top w:w="60" w:type="dxa"/>
+              <w:left w:w="110" w:type="dxa"/>
+              <w:bottom w:w="60" w:type="dxa"/>
+              <w:right w:w="110" w:type="dxa"/>
+            </w:tcMar>
+          </w:tcPr>
+          <w:p>
+            <w:pPr>
+              <w:jc w:val="center"/>
+            </w:pPr>
+            <w:r>
+              <w:t>“negligible”</w:t>
+            </w:r>
+          </w:p>
+        </w:tc>
+        <w:tc>
+          <w:tcPr>
+            <w:tcW w:w="2700" w:type="dxa"/>
+            <w:tcBorders>
+              <w:top w:val="single" w:sz="1" w:space="0" w:color="B7B7B7"/>
+              <w:left w:val="single" w:sz="1" w:space="0" w:color="B7B7B7"/>
+              <w:bottom w:val="single" w:sz="1" w:space="0" w:color="B7B7B7"/>
+              <w:right w:val="single" w:sz="1" w:space="0" w:color="B7B7B7"/>
+            </w:tcBorders>
+            <w:shd w:val="clear" w:color="auto" w:fill="EEF2F8"/>
+            <w:tcMar>
+              <w:top w:w="60" w:type="dxa"/>
+              <w:left w:w="110" w:type="dxa"/>
+              <w:bottom w:w="60" w:type="dxa"/>
+              <w:right w:w="110" w:type="dxa"/>
+            </w:tcMar>
+          </w:tcPr>
+          <w:p>
+            <w:pPr>
+              <w:jc w:val="center"/>
+            </w:pPr>
+            <w:r>
+              <w:t>“negligible”</w:t>
+            </w:r>
+          </w:p>
+        </w:tc>
+      </w:tr>
+    </w:tbl>
+    <w:p>
+      <w:pPr>
+        <w:spacing w:after="140" w:line="276" w:lineRule="auto"/>
+      </w:pPr>
+      <w:r>
+        <w:t xml:space="preserve">The single most informative variable in the entire pool — the bookie line itself — explains </w:t>
+      </w:r>
+      <w:r>
+        <w:rPr>
+          <w:b/>
+          <w:bCs/>
+        </w:rPr>
+        <w:t>under 1% of the outcome's uncertainty</w:t>
+      </w:r>
+      <w:r>
+        <w:t>; the best engineered stat, under a third of a percent. Every feature's effect size is graded “negligible.” No feature-selection method can extract signal the data does not contain. This is the efficient-market ceiling, and it matches the model logs (test AUC ≈ 0.52–0.53) exactly.</w:t>
+      </w:r>
+    </w:p>
+    <w:p>
+      <w:pPr>
+        <w:pStyle w:val="Heading2"/>
+      </w:pPr>
+      <w:r>
+        <w:t>Finding 2 — selection quality is good; this is not a selection failure</w:t>
+      </w:r>
+    </w:p>
+    <w:p>
+      <w:pPr>
+        <w:pStyle w:val="ListParagraph"/>
+        <w:numPr>
+          <w:ilvl w:val="0"/>
+          <w:numId w:val="2"/>
+        </w:numPr>
+        <w:spacing w:after="90" w:line="270" w:lineRule="auto"/>
+      </w:pPr>
+      <w:r>
+        <w:t xml:space="preserve">V119's chosen features sit at a </w:t>
+      </w:r>
+      <w:r>
+        <w:rPr>
+          <w:b/>
+          <w:bCs/>
+        </w:rPr>
+        <w:t>median MI rank of 75 / 1,179 (top 6%)</w:t>
+      </w:r>
+      <w:r>
+        <w:t xml:space="preserve">; V123's at </w:t>
+      </w:r>
+      <w:r>
+        <w:rPr>
+          <w:b/>
+          <w:bCs/>
+        </w:rPr>
+        <w:t>100 / 1,170 (top 8.5%)</w:t>
+      </w:r>
+      <w:r>
+        <w:t>. You are already picking from the strong end of the distribution.</w:t>
+      </w:r>
+    </w:p>
+    <w:p>
+      <w:pPr>
+        <w:pStyle w:val="ListParagraph"/>
+        <w:numPr>
+          <w:ilvl w:val="0"/>
+          <w:numId w:val="2"/>
+        </w:numPr>
+        <w:spacing w:after="90" w:line="270" w:lineRule="auto"/>
+      </w:pPr>
+      <w:r>
+        <w:t xml:space="preserve">They include the genuine top signals — </w:t>
+      </w:r>
+      <w:r>
+        <w:rPr>
+          <w:rFonts w:ascii="Consolas" w:eastAsia="Consolas" w:hAnsi="Consolas" w:cs="Consolas"/>
+          <w:color w:val="9C27B0"/>
+        </w:rPr>
+        <w:t>MenOnBase_Strength_YTD</w:t>
+      </w:r>
+      <w:r>
+        <w:t xml:space="preserve">, </w:t>
+      </w:r>
+      <w:r>
+        <w:rPr>
+          <w:rFonts w:ascii="Consolas" w:eastAsia="Consolas" w:hAnsi="Consolas" w:cs="Consolas"/>
+          <w:color w:val="9C27B0"/>
+        </w:rPr>
+        <w:t>FIP_YTD</w:t>
+      </w:r>
+      <w:r>
+        <w:t xml:space="preserve">, </w:t>
+      </w:r>
+      <w:r>
+        <w:rPr>
+          <w:rFonts w:ascii="Consolas" w:eastAsia="Consolas" w:hAnsi="Consolas" w:cs="Consolas"/>
+          <w:color w:val="9C27B0"/>
+        </w:rPr>
+        <w:t>K−BB%</w:t>
+      </w:r>
+      <w:r>
+        <w:t xml:space="preserve">, </w:t>
+      </w:r>
+      <w:r>
+        <w:rPr>
+          <w:rFonts w:ascii="Consolas" w:eastAsia="Consolas" w:hAnsi="Consolas" w:cs="Consolas"/>
+          <w:color w:val="9C27B0"/>
+        </w:rPr>
+        <w:t>Run_Pythag</w:t>
+      </w:r>
+      <w:r>
+        <w:t xml:space="preserve">, </w:t>
+      </w:r>
+      <w:r>
+        <w:rPr>
+          <w:rFonts w:ascii="Consolas" w:eastAsia="Consolas" w:hAnsi="Consolas" w:cs="Consolas"/>
+          <w:color w:val="9C27B0"/>
+        </w:rPr>
+        <w:t>ClosingProbabilityLine</w:t>
+      </w:r>
+      <w:r>
+        <w:t xml:space="preserve">. None sit in the severe-VIF top-100 (the multicollinear raw counts like </w:t>
+      </w:r>
+      <w:r>
+        <w:rPr>
+          <w:rFonts w:ascii="Consolas" w:eastAsia="Consolas" w:hAnsi="Consolas" w:cs="Consolas"/>
+          <w:color w:val="9C27B0"/>
+        </w:rPr>
+        <w:t>V_NP_Sum</w:t>
+      </w:r>
+      <w:r>
+        <w:t xml:space="preserve"> were correctly excluded), so the sets are not internally redundant.</w:t>
+      </w:r>
+    </w:p>
+    <w:p>
+      <w:pPr>
+        <w:pStyle w:val="ListParagraph"/>
+        <w:numPr>
+          <w:ilvl w:val="0"/>
+          <w:numId w:val="2"/>
+        </w:numPr>
+        <w:spacing w:after="90" w:line="270" w:lineRule="auto"/>
+      </w:pPr>
+      <w:r>
+        <w:t xml:space="preserve">The </w:t>
+      </w:r>
+      <w:r>
+        <w:rPr>
+          <w:rFonts w:ascii="Consolas" w:eastAsia="Consolas" w:hAnsi="Consolas" w:cs="Consolas"/>
+          <w:color w:val="9C27B0"/>
+        </w:rPr>
+        <w:t>Ivan_BP_*</w:t>
+      </w:r>
+      <w:r>
+        <w:t xml:space="preserve"> features rank 3rd–6th by MI but — being highly line-correlated proxies — are </w:t>
+      </w:r>
+      <w:r>
+        <w:rPr>
+          <w:b/>
+          <w:bCs/>
+        </w:rPr>
+        <w:t>correctly absent from both sets</w:t>
+      </w:r>
+      <w:r>
+        <w:t>. Naive top-MI selection would have grabbed four redundant copies of the line; your selection did not.</w:t>
+      </w:r>
+    </w:p>
+    <w:p>
+      <w:pPr>
+        <w:spacing w:after="140" w:line="276" w:lineRule="auto"/>
+      </w:pPr>
+      <w:r>
+        <w:rPr>
+          <w:b/>
+          <w:bCs/>
+        </w:rPr>
+        <w:t>So the features are well chosen, with low redundancy and the line correctly handled. Re-ranking the same pool will not move the needle.</w:t>
+      </w:r>
+    </w:p>
+    <w:p>
+      <w:pPr>
+        <w:rPr>
+          <w:b/>
+          <w:bCs/>
+          <w:color w:val="2E5496"/>
+          <w:sz w:val="24"/>
+          <w:szCs w:val="24"/>
+        </w:rPr>
+      </w:pPr>
+      <w:r>
+        <w:br w:type="page"/>
+      </w:r>
+    </w:p>
+    <w:p>
+      <w:pPr>
+        <w:pStyle w:val="Heading2"/>
+      </w:pPr>
+      <w:r>
+        <w:lastRenderedPageBreak/>
+        <w:t>Finding 3 — two refinements the analysis does surface (not “more features”)</w:t>
+      </w:r>
+    </w:p>
+    <w:p>
+      <w:pPr>
+        <w:pStyle w:val="ListParagraph"/>
+        <w:numPr>
+          <w:ilvl w:val="0"/>
+          <w:numId w:val="2"/>
+        </w:numPr>
+        <w:spacing w:after="90" w:line="270" w:lineRule="auto"/>
+      </w:pPr>
+      <w:r>
+        <w:rPr>
+          <w:b/>
+          <w:bCs/>
+        </w:rPr>
+        <w:t>V123 is not actually market-blind.</w:t>
+      </w:r>
+      <w:r>
+        <w:t xml:space="preserve"> It contains three closing-line-probability features (</w:t>
+      </w:r>
+      <w:r>
+        <w:rPr>
+          <w:rFonts w:ascii="Consolas" w:eastAsia="Consolas" w:hAnsi="Consolas" w:cs="Consolas"/>
+          <w:color w:val="9C27B0"/>
+        </w:rPr>
+        <w:t>*ClosingProbabilityLine*</w:t>
+      </w:r>
+      <w:r>
+        <w:t xml:space="preserve">), one of which — </w:t>
+      </w:r>
+      <w:r>
+        <w:rPr>
+          <w:rFonts w:ascii="Consolas" w:eastAsia="Consolas" w:hAnsi="Consolas" w:cs="Consolas"/>
+          <w:color w:val="9C27B0"/>
+        </w:rPr>
+        <w:t>G_VHRatio_ClosingProbabilityLine_HV</w:t>
+      </w:r>
+      <w:r>
+        <w:t xml:space="preserve"> — is </w:t>
+      </w:r>
+      <w:r>
+        <w:rPr>
+          <w:b/>
+          <w:bCs/>
+        </w:rPr>
+        <w:t>shared with V119</w:t>
+      </w:r>
+      <w:r>
+        <w:t xml:space="preserve">. So the V119/V123 “consensus” is less independent than the market-anchored-vs-market-blind framing implies: both partially encode the same closing-line signal, which inflates the apparent diversification of their agreement. For genuinely independent confirmation, drop </w:t>
+      </w:r>
+      <w:r>
+        <w:rPr>
+          <w:rFonts w:ascii="Consolas" w:eastAsia="Consolas" w:hAnsi="Consolas" w:cs="Consolas"/>
+          <w:color w:val="9C27B0"/>
+        </w:rPr>
+        <w:t>ClosingProbabilityLine</w:t>
+      </w:r>
+      <w:r>
+        <w:t xml:space="preserve"> from V123 (accepting a weaker but truly market-blind model).</w:t>
+      </w:r>
+    </w:p>
+    <w:p>
+      <w:pPr>
+        <w:pStyle w:val="ListParagraph"/>
+        <w:numPr>
+          <w:ilvl w:val="0"/>
+          <w:numId w:val="2"/>
+        </w:numPr>
+        <w:spacing w:after="90" w:line="270" w:lineRule="auto"/>
+      </w:pPr>
+      <w:r>
+        <w:rPr>
+          <w:b/>
+          <w:bCs/>
+        </w:rPr>
+        <w:t>V123 carries dead weight.</w:t>
+      </w:r>
+      <w:r>
+        <w:t xml:space="preserve"> 8 of its 35 features rank *below the median* by MI (≈760–1,115 / 1,170): </w:t>
+      </w:r>
+      <w:r>
+        <w:rPr>
+          <w:rFonts w:ascii="Consolas" w:eastAsia="Consolas" w:hAnsi="Consolas" w:cs="Consolas"/>
+          <w:color w:val="9C27B0"/>
+        </w:rPr>
+        <w:t>BallpenERA_Approx</w:t>
+      </w:r>
+      <w:r>
+        <w:t xml:space="preserve">, </w:t>
+      </w:r>
+      <w:r>
+        <w:rPr>
+          <w:rFonts w:ascii="Consolas" w:eastAsia="Consolas" w:hAnsi="Consolas" w:cs="Consolas"/>
+          <w:color w:val="9C27B0"/>
+        </w:rPr>
+        <w:t>Pythag_Luck_Factor</w:t>
+      </w:r>
+      <w:r>
+        <w:t xml:space="preserve">, </w:t>
+      </w:r>
+      <w:r>
+        <w:rPr>
+          <w:rFonts w:ascii="Consolas" w:eastAsia="Consolas" w:hAnsi="Consolas" w:cs="Consolas"/>
+          <w:color w:val="9C27B0"/>
+        </w:rPr>
+        <w:t>Run_Differential_Per_Game</w:t>
+      </w:r>
+      <w:r>
+        <w:t>. These sit at the noise floor; trimming them reduces overfitting variance (which the logs show is real — train AUC reached 1.0) at no expected cost to skill.</w:t>
+      </w:r>
+    </w:p>
+    <w:p>
+      <w:pPr>
+        <w:spacing w:after="140" w:line="276" w:lineRule="auto"/>
+      </w:pPr>
+      <w:r>
+        <w:rPr>
+          <w:b/>
+          <w:bCs/>
+        </w:rPr>
+        <w:t xml:space="preserve">Bottom line. </w:t>
+      </w:r>
+      <w:r>
+        <w:t xml:space="preserve">The feature set is *sufficient* in that it already captures essentially all of the small edge the market leaves on the table; it is *insufficient* only in that this edge is intrinsically tiny — a property of a ±150 efficient line, not of your selection. Adding features adds complexity and overfitting, not skill. The productive levers remain (a) features targeting </w:t>
+      </w:r>
+      <w:r>
+        <w:rPr>
+          <w:b/>
+          <w:bCs/>
+        </w:rPr>
+        <w:t>market inefficiency the closing line misses</w:t>
+      </w:r>
+      <w:r>
+        <w:t xml:space="preserve"> (line-movement, staleness, news-timing) rather than more box-score aggregates the market already prices, and (b) </w:t>
+      </w:r>
+      <w:r>
+        <w:rPr>
+          <w:b/>
+          <w:bCs/>
+        </w:rPr>
+        <w:t>calibration over discrimination</w:t>
+      </w:r>
+      <w:r>
+        <w:t xml:space="preserve"> to convert the thin edge into bets — which is also where the fave ≈0.54 / dog ≈0.50 profitability bar is actually met.</w:t>
+      </w:r>
+    </w:p>
+    <w:p>
+      <w:pPr>
+        <w:pStyle w:val="Heading2"/>
+      </w:pPr>
+      <w:r>
+        <w:t>Pruning actions — V123 and V119 (recorded 25 Jun 2026)</w:t>
+      </w:r>
+    </w:p>
+    <w:p>
+      <w:pPr>
+        <w:spacing w:after="140" w:line="276" w:lineRule="auto"/>
+      </w:pPr>
+      <w:r>
+        <w:rPr>
+          <w:b/>
+          <w:bCs/>
+        </w:rPr>
+        <w:t>V123 — remove 11 of 35 features (→ 24), making it genuinely market-blind:</w:t>
+      </w:r>
+    </w:p>
+    <w:p>
+      <w:pPr>
+        <w:pStyle w:val="ListParagraph"/>
+        <w:numPr>
+          <w:ilvl w:val="0"/>
+          <w:numId w:val="2"/>
+        </w:numPr>
+        <w:spacing w:after="90" w:line="270" w:lineRule="auto"/>
+      </w:pPr>
+      <w:r>
+        <w:rPr>
+          <w:b/>
+          <w:bCs/>
+        </w:rPr>
+        <w:t>3 closing-line features</w:t>
+      </w:r>
+      <w:r>
+        <w:t xml:space="preserve"> (so the model no longer sees the market): </w:t>
+      </w:r>
+      <w:r>
+        <w:rPr>
+          <w:rFonts w:ascii="Consolas" w:eastAsia="Consolas" w:hAnsi="Consolas" w:cs="Consolas"/>
+          <w:color w:val="9C27B0"/>
+        </w:rPr>
+        <w:t>V_ClosingProbabilityLine_HV</w:t>
+      </w:r>
+      <w:r>
+        <w:t xml:space="preserve">, </w:t>
+      </w:r>
+      <w:r>
+        <w:rPr>
+          <w:rFonts w:ascii="Consolas" w:eastAsia="Consolas" w:hAnsi="Consolas" w:cs="Consolas"/>
+          <w:color w:val="9C27B0"/>
+        </w:rPr>
+        <w:t>V_ClosingProbabilityLine_YTD_HV</w:t>
+      </w:r>
+      <w:r>
+        <w:t xml:space="preserve">, </w:t>
+      </w:r>
+      <w:r>
+        <w:rPr>
+          <w:rFonts w:ascii="Consolas" w:eastAsia="Consolas" w:hAnsi="Consolas" w:cs="Consolas"/>
+          <w:color w:val="9C27B0"/>
+        </w:rPr>
+        <w:t>G_VHRatio_ClosingProbabilityLine_HV</w:t>
+      </w:r>
+      <w:r>
+        <w:t>.</w:t>
+      </w:r>
+    </w:p>
+    <w:p>
+      <w:pPr>
+        <w:pStyle w:val="ListParagraph"/>
+        <w:numPr>
+          <w:ilvl w:val="0"/>
+          <w:numId w:val="2"/>
+        </w:numPr>
+        <w:spacing w:after="90" w:line="270" w:lineRule="auto"/>
+      </w:pPr>
+      <w:r>
+        <w:rPr>
+          <w:b/>
+          <w:bCs/>
+        </w:rPr>
+        <w:t>8 dead-weight features</w:t>
+      </w:r>
+      <w:r>
+        <w:t xml:space="preserve"> (below-median MI, at the noise floor): </w:t>
+      </w:r>
+      <w:r>
+        <w:rPr>
+          <w:rFonts w:ascii="Consolas" w:eastAsia="Consolas" w:hAnsi="Consolas" w:cs="Consolas"/>
+          <w:color w:val="9C27B0"/>
+        </w:rPr>
+        <w:t>H_BallpenERA_Approx_YTD</w:t>
+      </w:r>
+      <w:r>
+        <w:t xml:space="preserve">, </w:t>
+      </w:r>
+      <w:r>
+        <w:rPr>
+          <w:rFonts w:ascii="Consolas" w:eastAsia="Consolas" w:hAnsi="Consolas" w:cs="Consolas"/>
+          <w:color w:val="9C27B0"/>
+        </w:rPr>
+        <w:t>G_VHRatio_BallpenERA_Approx_YTD</w:t>
+      </w:r>
+      <w:r>
+        <w:t xml:space="preserve">, </w:t>
+      </w:r>
+      <w:r>
+        <w:rPr>
+          <w:rFonts w:ascii="Consolas" w:eastAsia="Consolas" w:hAnsi="Consolas" w:cs="Consolas"/>
+          <w:color w:val="9C27B0"/>
+        </w:rPr>
+        <w:t>H_Pythag_Luck_Factor_YTD</w:t>
+      </w:r>
+      <w:r>
+        <w:t xml:space="preserve">, </w:t>
+      </w:r>
+      <w:r>
+        <w:rPr>
+          <w:rFonts w:ascii="Consolas" w:eastAsia="Consolas" w:hAnsi="Consolas" w:cs="Consolas"/>
+          <w:color w:val="9C27B0"/>
+        </w:rPr>
+        <w:t>V_Pythag_Luck_Factor_YTD</w:t>
+      </w:r>
+      <w:r>
+        <w:t xml:space="preserve">, </w:t>
+      </w:r>
+      <w:r>
+        <w:rPr>
+          <w:rFonts w:ascii="Consolas" w:eastAsia="Consolas" w:hAnsi="Consolas" w:cs="Consolas"/>
+          <w:color w:val="9C27B0"/>
+        </w:rPr>
+        <w:t>G_VHRatio_Run_Differential_Per_Game</w:t>
+      </w:r>
+      <w:r>
+        <w:t xml:space="preserve">, </w:t>
+      </w:r>
+      <w:r>
+        <w:rPr>
+          <w:rFonts w:ascii="Consolas" w:eastAsia="Consolas" w:hAnsi="Consolas" w:cs="Consolas"/>
+          <w:color w:val="9C27B0"/>
+        </w:rPr>
+        <w:t>G_VHRatio_TotalDistanceTravelled_3G</w:t>
+      </w:r>
+      <w:r>
+        <w:t xml:space="preserve">, </w:t>
+      </w:r>
+      <w:r>
+        <w:rPr>
+          <w:rFonts w:ascii="Consolas" w:eastAsia="Consolas" w:hAnsi="Consolas" w:cs="Consolas"/>
+          <w:color w:val="9C27B0"/>
+        </w:rPr>
+        <w:t>G_VHRatio_StartingPitcher_Strikes_Ratio_5G</w:t>
+      </w:r>
+      <w:r>
+        <w:t xml:space="preserve">, </w:t>
+      </w:r>
+      <w:r>
+        <w:rPr>
+          <w:rFonts w:ascii="Consolas" w:eastAsia="Consolas" w:hAnsi="Consolas" w:cs="Consolas"/>
+          <w:color w:val="9C27B0"/>
+        </w:rPr>
+        <w:t>G_VHRatio_StartingPitcher_Score_Ratio</w:t>
+      </w:r>
+      <w:r>
+        <w:t>.</w:t>
+      </w:r>
+    </w:p>
+    <w:p>
+      <w:pPr>
+        <w:spacing w:after="140" w:line="276" w:lineRule="auto"/>
+      </w:pPr>
+      <w:r>
+        <w:rPr>
+          <w:b/>
+          <w:bCs/>
+        </w:rPr>
+        <w:t>V119 — keep all line features; light pruning only (→ 35, or → 32 with the optional redundancy trim):</w:t>
+      </w:r>
+    </w:p>
+    <w:p>
+      <w:pPr>
+        <w:pStyle w:val="ListParagraph"/>
+        <w:numPr>
+          <w:ilvl w:val="0"/>
+          <w:numId w:val="2"/>
+        </w:numPr>
+        <w:spacing w:after="90" w:line="270" w:lineRule="auto"/>
+      </w:pPr>
+      <w:r>
+        <w:rPr>
+          <w:b/>
+          <w:bCs/>
+        </w:rPr>
+        <w:t>Keep</w:t>
+      </w:r>
+      <w:r>
+        <w:t xml:space="preserve"> the three line features — </w:t>
+      </w:r>
+      <w:r>
+        <w:rPr>
+          <w:rFonts w:ascii="Consolas" w:eastAsia="Consolas" w:hAnsi="Consolas" w:cs="Consolas"/>
+          <w:color w:val="9C27B0"/>
+        </w:rPr>
+        <w:t>G_Bookie_H_Probability</w:t>
+      </w:r>
+      <w:r>
+        <w:t xml:space="preserve">, </w:t>
+      </w:r>
+      <w:r>
+        <w:rPr>
+          <w:rFonts w:ascii="Consolas" w:eastAsia="Consolas" w:hAnsi="Consolas" w:cs="Consolas"/>
+          <w:color w:val="9C27B0"/>
+        </w:rPr>
+        <w:t>G_VHRatio_ClosingProbabilityLine_HV</w:t>
+      </w:r>
+      <w:r>
+        <w:t xml:space="preserve">, and </w:t>
+      </w:r>
+      <w:r>
+        <w:rPr>
+          <w:rFonts w:ascii="Consolas" w:eastAsia="Consolas" w:hAnsi="Consolas" w:cs="Consolas"/>
+          <w:color w:val="9C27B0"/>
+        </w:rPr>
+        <w:t>G_H_CLL_OPL_Prob_Diff</w:t>
+      </w:r>
+      <w:r>
+        <w:t xml:space="preserve"> (the closing-minus-opening </w:t>
+      </w:r>
+      <w:r>
+        <w:rPr>
+          <w:b/>
+          <w:bCs/>
+        </w:rPr>
+        <w:t>line-movement</w:t>
+      </w:r>
+      <w:r>
+        <w:t xml:space="preserve"> signal; modest univariate MI but conditionally valuable). These stay precisely to preserve the market-anchored vs market-blind contrast with the now-line-free V123.</w:t>
+      </w:r>
+    </w:p>
+    <w:p>
+      <w:pPr>
+        <w:pStyle w:val="ListParagraph"/>
+        <w:numPr>
+          <w:ilvl w:val="0"/>
+          <w:numId w:val="2"/>
+        </w:numPr>
+        <w:spacing w:after="90" w:line="270" w:lineRule="auto"/>
+      </w:pPr>
+      <w:r>
+        <w:rPr>
+          <w:b/>
+          <w:bCs/>
+        </w:rPr>
+        <w:t>Remove 3 dead-weight features:</w:t>
+      </w:r>
+      <w:r>
+        <w:t xml:space="preserve"> </w:t>
+      </w:r>
+      <w:r>
+        <w:rPr>
+          <w:rFonts w:ascii="Consolas" w:eastAsia="Consolas" w:hAnsi="Consolas" w:cs="Consolas"/>
+          <w:color w:val="9C27B0"/>
+        </w:rPr>
+        <w:t>G_VHRatio_DaysRest</w:t>
+      </w:r>
+      <w:r>
+        <w:t xml:space="preserve"> (MI rank 1172/1179), </w:t>
+      </w:r>
+      <w:r>
+        <w:rPr>
+          <w:rFonts w:ascii="Consolas" w:eastAsia="Consolas" w:hAnsi="Consolas" w:cs="Consolas"/>
+          <w:color w:val="9C27B0"/>
+        </w:rPr>
+        <w:t>G_VHRatio_StartingPitcher_Strikes_Ratio_5G</w:t>
+      </w:r>
+      <w:r>
+        <w:t xml:space="preserve"> (970), </w:t>
+      </w:r>
+      <w:r>
+        <w:rPr>
+          <w:rFonts w:ascii="Consolas" w:eastAsia="Consolas" w:hAnsi="Consolas" w:cs="Consolas"/>
+          <w:color w:val="9C27B0"/>
+        </w:rPr>
+        <w:t>G_VHRatio_TotalDistanceTravelled_3G</w:t>
+      </w:r>
+      <w:r>
+        <w:t xml:space="preserve"> (924).</w:t>
+      </w:r>
+    </w:p>
+    <w:p>
+      <w:pPr>
+        <w:pStyle w:val="ListParagraph"/>
+        <w:numPr>
+          <w:ilvl w:val="0"/>
+          <w:numId w:val="2"/>
+        </w:numPr>
+        <w:spacing w:after="90" w:line="270" w:lineRule="auto"/>
+      </w:pPr>
+      <w:r>
+        <w:rPr>
+          <w:b/>
+          <w:bCs/>
+        </w:rPr>
+        <w:lastRenderedPageBreak/>
+        <w:t>Do not cut on linear r alone:</w:t>
+      </w:r>
+      <w:r>
+        <w:t xml:space="preserve"> </w:t>
+      </w:r>
+      <w:r>
+        <w:rPr>
+          <w:rFonts w:ascii="Consolas" w:eastAsia="Consolas" w:hAnsi="Consolas" w:cs="Consolas"/>
+          <w:color w:val="9C27B0"/>
+        </w:rPr>
+        <w:t>G_VHRatio_StartingPitcher_StrikesImpact_YTD</w:t>
+      </w:r>
+      <w:r>
+        <w:t xml:space="preserve"> has low point-biserial r (0.020) but MI rank 84 — its signal is nonlinear, so keep it. For a tree model, trust the MI ranking over linear correlation.</w:t>
+      </w:r>
+    </w:p>
+    <w:p>
+      <w:pPr>
+        <w:pStyle w:val="ListParagraph"/>
+        <w:numPr>
+          <w:ilvl w:val="0"/>
+          <w:numId w:val="2"/>
+        </w:numPr>
+        <w:spacing w:after="90" w:line="270" w:lineRule="auto"/>
+      </w:pPr>
+      <w:r>
+        <w:rPr>
+          <w:b/>
+          <w:bCs/>
+        </w:rPr>
+        <w:t>Optional redundancy trim:</w:t>
+      </w:r>
+      <w:r>
+        <w:t xml:space="preserve"> offense cluster (ρ ≈ 0.96–0.99) — keep </w:t>
+      </w:r>
+      <w:r>
+        <w:rPr>
+          <w:rFonts w:ascii="Consolas" w:eastAsia="Consolas" w:hAnsi="Consolas" w:cs="Consolas"/>
+          <w:color w:val="9C27B0"/>
+        </w:rPr>
+        <w:t>G_VHRatio_Weighted_Offense_Index_YTD</w:t>
+      </w:r>
+      <w:r>
+        <w:t xml:space="preserve"> (best MI), drop </w:t>
+      </w:r>
+      <w:r>
+        <w:rPr>
+          <w:rFonts w:ascii="Consolas" w:eastAsia="Consolas" w:hAnsi="Consolas" w:cs="Consolas"/>
+          <w:color w:val="9C27B0"/>
+        </w:rPr>
+        <w:t>G_VHRatio_wOBA_YTD</w:t>
+      </w:r>
+      <w:r>
+        <w:t xml:space="preserve"> and </w:t>
+      </w:r>
+      <w:r>
+        <w:rPr>
+          <w:rFonts w:ascii="Consolas" w:eastAsia="Consolas" w:hAnsi="Consolas" w:cs="Consolas"/>
+          <w:color w:val="9C27B0"/>
+        </w:rPr>
+        <w:t>G_VHRatio_OPS_YTD</w:t>
+      </w:r>
+      <w:r>
+        <w:t xml:space="preserve">; run-output pair (ρ ≈ 0.90) — keep </w:t>
+      </w:r>
+      <w:r>
+        <w:rPr>
+          <w:rFonts w:ascii="Consolas" w:eastAsia="Consolas" w:hAnsi="Consolas" w:cs="Consolas"/>
+          <w:color w:val="9C27B0"/>
+        </w:rPr>
+        <w:t>V_MenOnBase_Strength_YTD</w:t>
+      </w:r>
+      <w:r>
+        <w:t xml:space="preserve">, drop </w:t>
+      </w:r>
+      <w:r>
+        <w:rPr>
+          <w:rFonts w:ascii="Consolas" w:eastAsia="Consolas" w:hAnsi="Consolas" w:cs="Consolas"/>
+          <w:color w:val="9C27B0"/>
+        </w:rPr>
+        <w:t>V_Run_Differential_Per_Game_YTD</w:t>
+      </w:r>
+      <w:r>
+        <w:t>. Won't change prediction much, but reduces overfitting variance and de-splits SHAP importance.</w:t>
+      </w:r>
+    </w:p>
+    <w:p>
+      <w:pPr>
+        <w:spacing w:before="40" w:after="180"/>
+      </w:pPr>
+      <w:r>
+        <w:rPr>
+          <w:i/>
+          <w:iCs/>
+          <w:color w:val="595959"/>
+          <w:sz w:val="17"/>
+          <w:szCs w:val="17"/>
+        </w:rPr>
+        <w:t>V123 needs structural surgery (lose the market features + the noise); V119 needs only light pruning, with its line features deliberately retained.</w:t>
+      </w:r>
+    </w:p>
+    <w:p>
+      <w:pPr>
         <w:pBdr>
-          <w:top w:val="single" w:color="B7B7B7" w:sz="4" w:space="6"/>
+          <w:top w:val="single" w:sz="4" w:space="6" w:color="B7B7B7"/>
         </w:pBdr>
         <w:spacing w:before="160"/>
       </w:pPr>
@@ -1217,37 +3383,24 @@
           <w:sz w:val="19"/>
           <w:szCs w:val="19"/>
         </w:rPr>
-        <w:t xml:space="preserve">One line: keep the single long run (now live-logged and crash-safe), build the ensemble from include_in_ensemble = 1 on the validation holdout, and demote outsample precision/recall and ROI from selectors to confirmations.</w:t>
+        <w:t>One line: keep the single long run (now live-logged and crash-safe), build the ensemble from include_in_ensemble = 1 on the validation holdout, and demote outsample precision/recall and ROI from selectors to confirmations.</w:t>
       </w:r>
     </w:p>
     <w:sectPr>
       <w:footerReference w:type="default" r:id="rId7"/>
-      <w:pgSz w:w="12240" w:h="15840" w:orient="portrait"/>
+      <w:pgSz w:w="12240" w:h="15840"/>
       <w:pgMar w:top="1440" w:right="1440" w:bottom="1440" w:left="1440" w:header="708" w:footer="708" w:gutter="0"/>
-      <w:pgNumType/>
+      <w:cols w:space="720"/>
       <w:docGrid w:linePitch="360"/>
     </w:sectPr>
   </w:body>
 </w:document>
 </file>
 
-<file path=word/comments.xml><?xml version="1.0" encoding="utf-8"?>
-<w:comments xmlns:cx="http://schemas.microsoft.com/office/drawing/2014/chartex" xmlns:cx1="http://schemas.microsoft.com/office/drawing/2015/9/8/chartex" xmlns:cx2="http://schemas.microsoft.com/office/drawing/2015/10/21/chartex" xmlns:cx3="http://schemas.microsoft.com/office/drawing/2016/5/9/chartex" xmlns:cx4="http://schemas.microsoft.com/office/drawing/2016/5/10/chartex" xmlns:cx5="http://schemas.microsoft.com/office/drawing/2016/5/11/chartex" xmlns:cx6="http://schemas.microsoft.com/office/drawing/2016/5/12/chartex" xmlns:cx7="http://schemas.microsoft.com/office/drawing/2016/5/13/chartex" xmlns:cx8="http://schemas.microsoft.com/office/drawing/2016/5/14/chartex" xmlns:mc="http://schemas.openxmlformats.org/markup-compatibility/2006" xmlns:aink="http://schemas.microsoft.com/office/drawing/2016/ink" xmlns:am3d="http://schemas.microsoft.com/office/drawing/2017/model3d" xmlns:o="urn:schemas-microsoft-com:office:office" xmlns:r="http://schemas.openxmlformats.org/officeDocument/2006/relationships" xmlns:m="http://schemas.openxmlformats.org/officeDocument/2006/math" xmlns:v="urn:schemas-microsoft-com:vml" xmlns:wp14="http://schemas.microsoft.com/office/word/2010/wordprocessingDrawing" xmlns:wp="http://schemas.openxmlformats.org/drawingml/2006/wordprocessingDrawing" xmlns:w10="urn:schemas-microsoft-com:office:word" xmlns:w="http://schemas.openxmlformats.org/wordprocessingml/2006/main" xmlns:w14="http://schemas.microsoft.com/office/word/2010/wordml" xmlns:w15="http://schemas.microsoft.com/office/word/2012/wordml" xmlns:w16cex="http://schemas.microsoft.com/office/word/2018/wordml/cex" xmlns:w16cid="http://schemas.microsoft.com/office/word/2016/wordml/cid" xmlns:w16="http://schemas.microsoft.com/office/word/2018/wordml" xmlns:w16sdtdh="http://schemas.microsoft.com/office/word/2020/wordml/sdtdatahash" xmlns:w16se="http://schemas.microsoft.com/office/word/2015/wordml/symex" xmlns:wpg="http://schemas.microsoft.com/office/word/2010/wordprocessingGroup" xmlns:wpi="http://schemas.microsoft.com/office/word/2010/wordprocessingInk" xmlns:wne="http://schemas.microsoft.com/office/word/2006/wordml" xmlns:wps="http://schemas.microsoft.com/office/word/2010/wordprocessingShape"/>
-</file>
-
 <file path=word/endnotes.xml><?xml version="1.0" encoding="utf-8"?>
-<w:endnotes xmlns:wpc="http://schemas.microsoft.com/office/word/2010/wordprocessingCanvas" xmlns:mc="http://schemas.openxmlformats.org/markup-compatibility/2006" xmlns:o="urn:schemas-microsoft-com:office:office" xmlns:r="http://schemas.openxmlformats.org/officeDocument/2006/relationships" xmlns:m="http://schemas.openxmlformats.org/officeDocument/2006/math" xmlns:v="urn:schemas-microsoft-com:vml" xmlns:wp14="http://schemas.microsoft.com/office/word/2010/wordprocessingDrawing" xmlns:wp="http://schemas.openxmlformats.org/drawingml/2006/wordprocessingDrawing" xmlns:w10="urn:schemas-microsoft-com:office:word" xmlns:w="http://schemas.openxmlformats.org/wordprocessingml/2006/main" xmlns:w14="http://schemas.microsoft.com/office/word/2010/wordml" xmlns:w15="http://schemas.microsoft.com/office/word/2012/wordml" xmlns:wpg="http://schemas.microsoft.com/office/word/2010/wordprocessingGroup" xmlns:wpi="http://schemas.microsoft.com/office/word/2010/wordprocessingInk" xmlns:wne="http://schemas.microsoft.com/office/word/2006/wordml" xmlns:wps="http://schemas.microsoft.com/office/word/2010/wordprocessingShape" mc:Ignorable="w14 w15 wp14">
+<w:endnotes xmlns:wpc="http://schemas.microsoft.com/office/word/2010/wordprocessingCanvas" xmlns:cx="http://schemas.microsoft.com/office/drawing/2014/chartex" xmlns:cx1="http://schemas.microsoft.com/office/drawing/2015/9/8/chartex" xmlns:cx2="http://schemas.microsoft.com/office/drawing/2015/10/21/chartex" xmlns:cx3="http://schemas.microsoft.com/office/drawing/2016/5/9/chartex" xmlns:cx4="http://schemas.microsoft.com/office/drawing/2016/5/10/chartex" xmlns:cx5="http://schemas.microsoft.com/office/drawing/2016/5/11/chartex" xmlns:cx6="http://schemas.microsoft.com/office/drawing/2016/5/12/chartex" xmlns:cx7="http://schemas.microsoft.com/office/drawing/2016/5/13/chartex" xmlns:cx8="http://schemas.microsoft.com/office/drawing/2016/5/14/chartex" xmlns:mc="http://schemas.openxmlformats.org/markup-compatibility/2006" xmlns:aink="http://schemas.microsoft.com/office/drawing/2016/ink" xmlns:am3d="http://schemas.microsoft.com/office/drawing/2017/model3d" xmlns:o="urn:schemas-microsoft-com:office:office" xmlns:oel="http://schemas.microsoft.com/office/2019/extlst" xmlns:r="http://schemas.openxmlformats.org/officeDocument/2006/relationships" xmlns:m="http://schemas.openxmlformats.org/officeDocument/2006/math" xmlns:v="urn:schemas-microsoft-com:vml" xmlns:wp14="http://schemas.microsoft.com/office/word/2010/wordprocessingDrawing" xmlns:wp="http://schemas.openxmlformats.org/drawingml/2006/wordprocessingDrawing" xmlns:w10="urn:schemas-microsoft-com:office:word" xmlns:w="http://schemas.openxmlformats.org/wordprocessingml/2006/main" xmlns:w14="http://schemas.microsoft.com/office/word/2010/wordml" xmlns:w15="http://schemas.microsoft.com/office/word/2012/wordml" xmlns:w16cex="http://schemas.microsoft.com/office/word/2018/wordml/cex" xmlns:w16cid="http://schemas.microsoft.com/office/word/2016/wordml/cid" xmlns:w16="http://schemas.microsoft.com/office/word/2018/wordml" xmlns:w16du="http://schemas.microsoft.com/office/word/2023/wordml/word16du" xmlns:w16sdtdh="http://schemas.microsoft.com/office/word/2020/wordml/sdtdatahash" xmlns:w16sdtfl="http://schemas.microsoft.com/office/word/2024/wordml/sdtformatlock" xmlns:w16se="http://schemas.microsoft.com/office/word/2015/wordml/symex" xmlns:wpg="http://schemas.microsoft.com/office/word/2010/wordprocessingGroup" xmlns:wpi="http://schemas.microsoft.com/office/word/2010/wordprocessingInk" xmlns:wne="http://schemas.microsoft.com/office/word/2006/wordml" xmlns:wps="http://schemas.microsoft.com/office/word/2010/wordprocessingShape" mc:Ignorable="w14 w15 w16se w16cid w16 w16cex w16sdtdh w16sdtfl w16du wp14">
   <w:endnote w:type="separator" w:id="-1">
     <w:p>
-      <w:pPr>
-        <w:spacing w:after="0" w:line="240" w:lineRule="auto"/>
-      </w:pPr>
-      <w:r>
-        <w:rPr>
-          <w:rStyle w:val="EndnoteReference"/>
-        </w:rPr>
-        <w:endnoteRef/>
-      </w:r>
       <w:r>
         <w:separator/>
       </w:r>
@@ -1255,15 +3408,6 @@
   </w:endnote>
   <w:endnote w:type="continuationSeparator" w:id="0">
     <w:p>
-      <w:pPr>
-        <w:spacing w:after="0" w:line="240" w:lineRule="auto"/>
-      </w:pPr>
-      <w:r>
-        <w:rPr>
-          <w:rStyle w:val="EndnoteReference"/>
-        </w:rPr>
-        <w:endnoteRef/>
-      </w:r>
       <w:r>
         <w:continuationSeparator/>
       </w:r>
@@ -1273,7 +3417,7 @@
 </file>
 
 <file path=word/footer1.xml><?xml version="1.0" encoding="utf-8"?>
-<w:ftr xmlns:wpc="http://schemas.microsoft.com/office/word/2010/wordprocessingCanvas" xmlns:mc="http://schemas.openxmlformats.org/markup-compatibility/2006" xmlns:o="urn:schemas-microsoft-com:office:office" xmlns:r="http://schemas.openxmlformats.org/officeDocument/2006/relationships" xmlns:m="http://schemas.openxmlformats.org/officeDocument/2006/math" xmlns:v="urn:schemas-microsoft-com:vml" xmlns:wp14="http://schemas.microsoft.com/office/word/2010/wordprocessingDrawing" xmlns:wp="http://schemas.openxmlformats.org/drawingml/2006/wordprocessingDrawing" xmlns:w10="urn:schemas-microsoft-com:office:word" xmlns:w="http://schemas.openxmlformats.org/wordprocessingml/2006/main" xmlns:w14="http://schemas.microsoft.com/office/word/2010/wordml" xmlns:w15="http://schemas.microsoft.com/office/word/2012/wordml" xmlns:wpg="http://schemas.microsoft.com/office/word/2010/wordprocessingGroup" xmlns:wpi="http://schemas.microsoft.com/office/word/2010/wordprocessingInk" xmlns:wne="http://schemas.microsoft.com/office/word/2006/wordml" xmlns:wps="http://schemas.microsoft.com/office/word/2010/wordprocessingShape">
+<w:ftr xmlns:wpc="http://schemas.microsoft.com/office/word/2010/wordprocessingCanvas" xmlns:cx="http://schemas.microsoft.com/office/drawing/2014/chartex" xmlns:cx1="http://schemas.microsoft.com/office/drawing/2015/9/8/chartex" xmlns:cx2="http://schemas.microsoft.com/office/drawing/2015/10/21/chartex" xmlns:cx3="http://schemas.microsoft.com/office/drawing/2016/5/9/chartex" xmlns:cx4="http://schemas.microsoft.com/office/drawing/2016/5/10/chartex" xmlns:cx5="http://schemas.microsoft.com/office/drawing/2016/5/11/chartex" xmlns:cx6="http://schemas.microsoft.com/office/drawing/2016/5/12/chartex" xmlns:cx7="http://schemas.microsoft.com/office/drawing/2016/5/13/chartex" xmlns:cx8="http://schemas.microsoft.com/office/drawing/2016/5/14/chartex" xmlns:mc="http://schemas.openxmlformats.org/markup-compatibility/2006" xmlns:aink="http://schemas.microsoft.com/office/drawing/2016/ink" xmlns:am3d="http://schemas.microsoft.com/office/drawing/2017/model3d" xmlns:o="urn:schemas-microsoft-com:office:office" xmlns:oel="http://schemas.microsoft.com/office/2019/extlst" xmlns:r="http://schemas.openxmlformats.org/officeDocument/2006/relationships" xmlns:m="http://schemas.openxmlformats.org/officeDocument/2006/math" xmlns:v="urn:schemas-microsoft-com:vml" xmlns:wp14="http://schemas.microsoft.com/office/word/2010/wordprocessingDrawing" xmlns:wp="http://schemas.openxmlformats.org/drawingml/2006/wordprocessingDrawing" xmlns:w10="urn:schemas-microsoft-com:office:word" xmlns:w="http://schemas.openxmlformats.org/wordprocessingml/2006/main" xmlns:w14="http://schemas.microsoft.com/office/word/2010/wordml" xmlns:w15="http://schemas.microsoft.com/office/word/2012/wordml" xmlns:w16cex="http://schemas.microsoft.com/office/word/2018/wordml/cex" xmlns:w16cid="http://schemas.microsoft.com/office/word/2016/wordml/cid" xmlns:w16="http://schemas.microsoft.com/office/word/2018/wordml" xmlns:w16du="http://schemas.microsoft.com/office/word/2023/wordml/word16du" xmlns:w16sdtdh="http://schemas.microsoft.com/office/word/2020/wordml/sdtdatahash" xmlns:w16sdtfl="http://schemas.microsoft.com/office/word/2024/wordml/sdtformatlock" xmlns:w16se="http://schemas.microsoft.com/office/word/2015/wordml/symex" xmlns:wpg="http://schemas.microsoft.com/office/word/2010/wordprocessingGroup" xmlns:wpi="http://schemas.microsoft.com/office/word/2010/wordprocessingInk" xmlns:wne="http://schemas.microsoft.com/office/word/2006/wordml" xmlns:wps="http://schemas.microsoft.com/office/word/2010/wordprocessingShape" mc:Ignorable="w14 w15 w16se w16cid w16 w16cex w16sdtdh w16sdtfl w16du wp14">
   <w:p>
     <w:pPr>
       <w:tabs>
@@ -1286,14 +3430,14 @@
         <w:sz w:val="16"/>
         <w:szCs w:val="16"/>
       </w:rPr>
-      <w:t xml:space="preserve">MLB Scion — Training Run Strategy</w:t>
+      <w:t>MLB Scion — Training Run Strategy</w:t>
     </w:r>
     <w:r>
       <w:rPr>
         <w:sz w:val="16"/>
         <w:szCs w:val="16"/>
       </w:rPr>
-      <w:t xml:space="preserve">	</w:t>
+      <w:tab/>
     </w:r>
     <w:r>
       <w:rPr>
@@ -1302,14 +3446,95 @@
         <w:szCs w:val="16"/>
       </w:rPr>
       <w:t xml:space="preserve">Page </w:t>
+    </w:r>
+    <w:r>
+      <w:rPr>
+        <w:color w:val="808080"/>
+        <w:sz w:val="16"/>
+        <w:szCs w:val="16"/>
+      </w:rPr>
       <w:fldChar w:fldCharType="begin"/>
-      <w:instrText xml:space="preserve">PAGE</w:instrText>
+    </w:r>
+    <w:r>
+      <w:rPr>
+        <w:color w:val="808080"/>
+        <w:sz w:val="16"/>
+        <w:szCs w:val="16"/>
+      </w:rPr>
+      <w:instrText>PAGE</w:instrText>
+    </w:r>
+    <w:r>
+      <w:rPr>
+        <w:color w:val="808080"/>
+        <w:sz w:val="16"/>
+        <w:szCs w:val="16"/>
+      </w:rPr>
       <w:fldChar w:fldCharType="separate"/>
+    </w:r>
+    <w:r>
+      <w:rPr>
+        <w:noProof/>
+        <w:color w:val="808080"/>
+        <w:sz w:val="16"/>
+        <w:szCs w:val="16"/>
+      </w:rPr>
+      <w:t>1</w:t>
+    </w:r>
+    <w:r>
+      <w:rPr>
+        <w:color w:val="808080"/>
+        <w:sz w:val="16"/>
+        <w:szCs w:val="16"/>
+      </w:rPr>
       <w:fldChar w:fldCharType="end"/>
+    </w:r>
+    <w:r>
+      <w:rPr>
+        <w:color w:val="808080"/>
+        <w:sz w:val="16"/>
+        <w:szCs w:val="16"/>
+      </w:rPr>
       <w:t xml:space="preserve"> of </w:t>
+    </w:r>
+    <w:r>
+      <w:rPr>
+        <w:color w:val="808080"/>
+        <w:sz w:val="16"/>
+        <w:szCs w:val="16"/>
+      </w:rPr>
       <w:fldChar w:fldCharType="begin"/>
-      <w:instrText xml:space="preserve">NUMPAGES</w:instrText>
+    </w:r>
+    <w:r>
+      <w:rPr>
+        <w:color w:val="808080"/>
+        <w:sz w:val="16"/>
+        <w:szCs w:val="16"/>
+      </w:rPr>
+      <w:instrText>NUMPAGES</w:instrText>
+    </w:r>
+    <w:r>
+      <w:rPr>
+        <w:color w:val="808080"/>
+        <w:sz w:val="16"/>
+        <w:szCs w:val="16"/>
+      </w:rPr>
       <w:fldChar w:fldCharType="separate"/>
+    </w:r>
+    <w:r>
+      <w:rPr>
+        <w:noProof/>
+        <w:color w:val="808080"/>
+        <w:sz w:val="16"/>
+        <w:szCs w:val="16"/>
+      </w:rPr>
+      <w:t>2</w:t>
+    </w:r>
+    <w:r>
+      <w:rPr>
+        <w:color w:val="808080"/>
+        <w:sz w:val="16"/>
+        <w:szCs w:val="16"/>
+      </w:rPr>
       <w:fldChar w:fldCharType="end"/>
     </w:r>
   </w:p>
@@ -1317,18 +3542,9 @@
 </file>
 
 <file path=word/footnotes.xml><?xml version="1.0" encoding="utf-8"?>
-<w:footnotes xmlns:wpc="http://schemas.microsoft.com/office/word/2010/wordprocessingCanvas" xmlns:mc="http://schemas.openxmlformats.org/markup-compatibility/2006" xmlns:o="urn:schemas-microsoft-com:office:office" xmlns:r="http://schemas.openxmlformats.org/officeDocument/2006/relationships" xmlns:m="http://schemas.openxmlformats.org/officeDocument/2006/math" xmlns:v="urn:schemas-microsoft-com:vml" xmlns:wp14="http://schemas.microsoft.com/office/word/2010/wordprocessingDrawing" xmlns:wp="http://schemas.openxmlformats.org/drawingml/2006/wordprocessingDrawing" xmlns:w10="urn:schemas-microsoft-com:office:word" xmlns:w="http://schemas.openxmlformats.org/wordprocessingml/2006/main" xmlns:w14="http://schemas.microsoft.com/office/word/2010/wordml" xmlns:w15="http://schemas.microsoft.com/office/word/2012/wordml" xmlns:wpg="http://schemas.microsoft.com/office/word/2010/wordprocessingGroup" xmlns:wpi="http://schemas.microsoft.com/office/word/2010/wordprocessingInk" xmlns:wne="http://schemas.microsoft.com/office/word/2006/wordml" xmlns:wps="http://schemas.microsoft.com/office/word/2010/wordprocessingShape" mc:Ignorable="w14 w15 wp14">
+<w:footnotes xmlns:wpc="http://schemas.microsoft.com/office/word/2010/wordprocessingCanvas" xmlns:cx="http://schemas.microsoft.com/office/drawing/2014/chartex" xmlns:cx1="http://schemas.microsoft.com/office/drawing/2015/9/8/chartex" xmlns:cx2="http://schemas.microsoft.com/office/drawing/2015/10/21/chartex" xmlns:cx3="http://schemas.microsoft.com/office/drawing/2016/5/9/chartex" xmlns:cx4="http://schemas.microsoft.com/office/drawing/2016/5/10/chartex" xmlns:cx5="http://schemas.microsoft.com/office/drawing/2016/5/11/chartex" xmlns:cx6="http://schemas.microsoft.com/office/drawing/2016/5/12/chartex" xmlns:cx7="http://schemas.microsoft.com/office/drawing/2016/5/13/chartex" xmlns:cx8="http://schemas.microsoft.com/office/drawing/2016/5/14/chartex" xmlns:mc="http://schemas.openxmlformats.org/markup-compatibility/2006" xmlns:aink="http://schemas.microsoft.com/office/drawing/2016/ink" xmlns:am3d="http://schemas.microsoft.com/office/drawing/2017/model3d" xmlns:o="urn:schemas-microsoft-com:office:office" xmlns:oel="http://schemas.microsoft.com/office/2019/extlst" xmlns:r="http://schemas.openxmlformats.org/officeDocument/2006/relationships" xmlns:m="http://schemas.openxmlformats.org/officeDocument/2006/math" xmlns:v="urn:schemas-microsoft-com:vml" xmlns:wp14="http://schemas.microsoft.com/office/word/2010/wordprocessingDrawing" xmlns:wp="http://schemas.openxmlformats.org/drawingml/2006/wordprocessingDrawing" xmlns:w10="urn:schemas-microsoft-com:office:word" xmlns:w="http://schemas.openxmlformats.org/wordprocessingml/2006/main" xmlns:w14="http://schemas.microsoft.com/office/word/2010/wordml" xmlns:w15="http://schemas.microsoft.com/office/word/2012/wordml" xmlns:w16cex="http://schemas.microsoft.com/office/word/2018/wordml/cex" xmlns:w16cid="http://schemas.microsoft.com/office/word/2016/wordml/cid" xmlns:w16="http://schemas.microsoft.com/office/word/2018/wordml" xmlns:w16du="http://schemas.microsoft.com/office/word/2023/wordml/word16du" xmlns:w16sdtdh="http://schemas.microsoft.com/office/word/2020/wordml/sdtdatahash" xmlns:w16sdtfl="http://schemas.microsoft.com/office/word/2024/wordml/sdtformatlock" xmlns:w16se="http://schemas.microsoft.com/office/word/2015/wordml/symex" xmlns:wpg="http://schemas.microsoft.com/office/word/2010/wordprocessingGroup" xmlns:wpi="http://schemas.microsoft.com/office/word/2010/wordprocessingInk" xmlns:wne="http://schemas.microsoft.com/office/word/2006/wordml" xmlns:wps="http://schemas.microsoft.com/office/word/2010/wordprocessingShape" mc:Ignorable="w14 w15 w16se w16cid w16 w16cex w16sdtdh w16sdtfl w16du wp14">
   <w:footnote w:type="separator" w:id="-1">
     <w:p>
-      <w:pPr>
-        <w:spacing w:after="0" w:line="240" w:lineRule="auto"/>
-      </w:pPr>
-      <w:r>
-        <w:rPr>
-          <w:rStyle w:val="FootnoteReference"/>
-        </w:rPr>
-        <w:footnoteRef/>
-      </w:r>
       <w:r>
         <w:separator/>
       </w:r>
@@ -1336,15 +3552,6 @@
   </w:footnote>
   <w:footnote w:type="continuationSeparator" w:id="0">
     <w:p>
-      <w:pPr>
-        <w:spacing w:after="0" w:line="240" w:lineRule="auto"/>
-      </w:pPr>
-      <w:r>
-        <w:rPr>
-          <w:rStyle w:val="FootnoteReference"/>
-        </w:rPr>
-        <w:footnoteRef/>
-      </w:r>
       <w:r>
         <w:continuationSeparator/>
       </w:r>
@@ -1354,10 +3561,120 @@
 </file>
 
 <file path=word/numbering.xml><?xml version="1.0" encoding="utf-8"?>
-<w:numbering xmlns:wpc="http://schemas.microsoft.com/office/word/2010/wordprocessingCanvas" xmlns:mc="http://schemas.openxmlformats.org/markup-compatibility/2006" xmlns:o="urn:schemas-microsoft-com:office:office" xmlns:r="http://schemas.openxmlformats.org/officeDocument/2006/relationships" xmlns:m="http://schemas.openxmlformats.org/officeDocument/2006/math" xmlns:v="urn:schemas-microsoft-com:vml" xmlns:wp14="http://schemas.microsoft.com/office/word/2010/wordprocessingDrawing" xmlns:wp="http://schemas.openxmlformats.org/drawingml/2006/wordprocessingDrawing" xmlns:w10="urn:schemas-microsoft-com:office:word" xmlns:w="http://schemas.openxmlformats.org/wordprocessingml/2006/main" xmlns:w14="http://schemas.microsoft.com/office/word/2010/wordml" xmlns:w15="http://schemas.microsoft.com/office/word/2012/wordml" xmlns:wpg="http://schemas.microsoft.com/office/word/2010/wordprocessingGroup" xmlns:wpi="http://schemas.microsoft.com/office/word/2010/wordprocessingInk" xmlns:wne="http://schemas.microsoft.com/office/word/2006/wordml" xmlns:wps="http://schemas.microsoft.com/office/word/2010/wordprocessingShape" mc:Ignorable="w14 w15 wp14">
+<w:numbering xmlns:wpc="http://schemas.microsoft.com/office/word/2010/wordprocessingCanvas" xmlns:cx="http://schemas.microsoft.com/office/drawing/2014/chartex" xmlns:cx1="http://schemas.microsoft.com/office/drawing/2015/9/8/chartex" xmlns:cx2="http://schemas.microsoft.com/office/drawing/2015/10/21/chartex" xmlns:cx3="http://schemas.microsoft.com/office/drawing/2016/5/9/chartex" xmlns:cx4="http://schemas.microsoft.com/office/drawing/2016/5/10/chartex" xmlns:cx5="http://schemas.microsoft.com/office/drawing/2016/5/11/chartex" xmlns:cx6="http://schemas.microsoft.com/office/drawing/2016/5/12/chartex" xmlns:cx7="http://schemas.microsoft.com/office/drawing/2016/5/13/chartex" xmlns:cx8="http://schemas.microsoft.com/office/drawing/2016/5/14/chartex" xmlns:mc="http://schemas.openxmlformats.org/markup-compatibility/2006" xmlns:aink="http://schemas.microsoft.com/office/drawing/2016/ink" xmlns:am3d="http://schemas.microsoft.com/office/drawing/2017/model3d" xmlns:o="urn:schemas-microsoft-com:office:office" xmlns:oel="http://schemas.microsoft.com/office/2019/extlst" xmlns:r="http://schemas.openxmlformats.org/officeDocument/2006/relationships" xmlns:m="http://schemas.openxmlformats.org/officeDocument/2006/math" xmlns:v="urn:schemas-microsoft-com:vml" xmlns:wp14="http://schemas.microsoft.com/office/word/2010/wordprocessingDrawing" xmlns:wp="http://schemas.openxmlformats.org/drawingml/2006/wordprocessingDrawing" xmlns:w10="urn:schemas-microsoft-com:office:word" xmlns:w="http://schemas.openxmlformats.org/wordprocessingml/2006/main" xmlns:w14="http://schemas.microsoft.com/office/word/2010/wordml" xmlns:w15="http://schemas.microsoft.com/office/word/2012/wordml" xmlns:w16cex="http://schemas.microsoft.com/office/word/2018/wordml/cex" xmlns:w16cid="http://schemas.microsoft.com/office/word/2016/wordml/cid" xmlns:w16="http://schemas.microsoft.com/office/word/2018/wordml" xmlns:w16du="http://schemas.microsoft.com/office/word/2023/wordml/word16du" xmlns:w16sdtdh="http://schemas.microsoft.com/office/word/2020/wordml/sdtdatahash" xmlns:w16sdtfl="http://schemas.microsoft.com/office/word/2024/wordml/sdtformatlock" xmlns:w16se="http://schemas.microsoft.com/office/word/2015/wordml/symex" xmlns:wpg="http://schemas.microsoft.com/office/word/2010/wordprocessingGroup" xmlns:wpi="http://schemas.microsoft.com/office/word/2010/wordprocessingInk" xmlns:wne="http://schemas.microsoft.com/office/word/2006/wordml" xmlns:wps="http://schemas.microsoft.com/office/word/2010/wordprocessingShape" mc:Ignorable="w14 w15 w16se w16cid w16 w16cex w16sdtdh w16sdtfl w16du wp14">
+  <w:abstractNum w:abstractNumId="0" w15:restartNumberingAfterBreak="0">
+    <w:nsid w:val="03F57F8A"/>
+    <w:multiLevelType w:val="hybridMultilevel"/>
+    <w:tmpl w:val="50205226"/>
+    <w:lvl w:ilvl="0" w:tplc="EBEE9F76">
+      <w:start w:val="1"/>
+      <w:numFmt w:val="bullet"/>
+      <w:lvlText w:val="•"/>
+      <w:lvlJc w:val="left"/>
+      <w:pPr>
+        <w:ind w:left="460" w:hanging="260"/>
+      </w:pPr>
+    </w:lvl>
+    <w:lvl w:ilvl="1" w:tplc="23BC3EB8">
+      <w:numFmt w:val="decimal"/>
+      <w:lvlText w:val=""/>
+      <w:lvlJc w:val="left"/>
+    </w:lvl>
+    <w:lvl w:ilvl="2" w:tplc="666010EE">
+      <w:numFmt w:val="decimal"/>
+      <w:lvlText w:val=""/>
+      <w:lvlJc w:val="left"/>
+    </w:lvl>
+    <w:lvl w:ilvl="3" w:tplc="D4926644">
+      <w:numFmt w:val="decimal"/>
+      <w:lvlText w:val=""/>
+      <w:lvlJc w:val="left"/>
+    </w:lvl>
+    <w:lvl w:ilvl="4" w:tplc="C62647FA">
+      <w:numFmt w:val="decimal"/>
+      <w:lvlText w:val=""/>
+      <w:lvlJc w:val="left"/>
+    </w:lvl>
+    <w:lvl w:ilvl="5" w:tplc="C35E85AC">
+      <w:numFmt w:val="decimal"/>
+      <w:lvlText w:val=""/>
+      <w:lvlJc w:val="left"/>
+    </w:lvl>
+    <w:lvl w:ilvl="6" w:tplc="AA90CA56">
+      <w:numFmt w:val="decimal"/>
+      <w:lvlText w:val=""/>
+      <w:lvlJc w:val="left"/>
+    </w:lvl>
+    <w:lvl w:ilvl="7" w:tplc="F9E207F8">
+      <w:numFmt w:val="decimal"/>
+      <w:lvlText w:val=""/>
+      <w:lvlJc w:val="left"/>
+    </w:lvl>
+    <w:lvl w:ilvl="8" w:tplc="F02EB458">
+      <w:numFmt w:val="decimal"/>
+      <w:lvlText w:val=""/>
+      <w:lvlJc w:val="left"/>
+    </w:lvl>
+  </w:abstractNum>
   <w:abstractNum w:abstractNumId="1" w15:restartNumberingAfterBreak="0">
+    <w:nsid w:val="377D78B0"/>
     <w:multiLevelType w:val="hybridMultilevel"/>
-    <w:lvl w:ilvl="0" w15:tentative="1">
+    <w:tmpl w:val="8E921204"/>
+    <w:lvl w:ilvl="0" w:tplc="9A3EDAA8">
+      <w:start w:val="1"/>
+      <w:numFmt w:val="decimal"/>
+      <w:lvlText w:val="%1."/>
+      <w:lvlJc w:val="left"/>
+      <w:pPr>
+        <w:ind w:left="460" w:hanging="260"/>
+      </w:pPr>
+    </w:lvl>
+    <w:lvl w:ilvl="1" w:tplc="DAA8172E">
+      <w:numFmt w:val="decimal"/>
+      <w:lvlText w:val=""/>
+      <w:lvlJc w:val="left"/>
+    </w:lvl>
+    <w:lvl w:ilvl="2" w:tplc="A9FA7378">
+      <w:numFmt w:val="decimal"/>
+      <w:lvlText w:val=""/>
+      <w:lvlJc w:val="left"/>
+    </w:lvl>
+    <w:lvl w:ilvl="3" w:tplc="54941938">
+      <w:numFmt w:val="decimal"/>
+      <w:lvlText w:val=""/>
+      <w:lvlJc w:val="left"/>
+    </w:lvl>
+    <w:lvl w:ilvl="4" w:tplc="01AA2206">
+      <w:numFmt w:val="decimal"/>
+      <w:lvlText w:val=""/>
+      <w:lvlJc w:val="left"/>
+    </w:lvl>
+    <w:lvl w:ilvl="5" w:tplc="9D8EF0C8">
+      <w:numFmt w:val="decimal"/>
+      <w:lvlText w:val=""/>
+      <w:lvlJc w:val="left"/>
+    </w:lvl>
+    <w:lvl w:ilvl="6" w:tplc="BA40AA36">
+      <w:numFmt w:val="decimal"/>
+      <w:lvlText w:val=""/>
+      <w:lvlJc w:val="left"/>
+    </w:lvl>
+    <w:lvl w:ilvl="7" w:tplc="867815BC">
+      <w:numFmt w:val="decimal"/>
+      <w:lvlText w:val=""/>
+      <w:lvlJc w:val="left"/>
+    </w:lvl>
+    <w:lvl w:ilvl="8" w:tplc="0E66C776">
+      <w:numFmt w:val="decimal"/>
+      <w:lvlText w:val=""/>
+      <w:lvlJc w:val="left"/>
+    </w:lvl>
+  </w:abstractNum>
+  <w:abstractNum w:abstractNumId="2" w15:restartNumberingAfterBreak="0">
+    <w:nsid w:val="63DA60F8"/>
+    <w:multiLevelType w:val="hybridMultilevel"/>
+    <w:tmpl w:val="9F8AF17C"/>
+    <w:lvl w:ilvl="0" w:tplc="A55E9E62">
       <w:start w:val="1"/>
       <w:numFmt w:val="bullet"/>
       <w:lvlText w:val="●"/>
@@ -1366,7 +3683,7 @@
         <w:ind w:left="720" w:hanging="360"/>
       </w:pPr>
     </w:lvl>
-    <w:lvl w:ilvl="1" w15:tentative="1">
+    <w:lvl w:ilvl="1" w:tplc="C3C29B44">
       <w:start w:val="1"/>
       <w:numFmt w:val="bullet"/>
       <w:lvlText w:val="○"/>
@@ -1375,7 +3692,7 @@
         <w:ind w:left="1440" w:hanging="360"/>
       </w:pPr>
     </w:lvl>
-    <w:lvl w:ilvl="2" w15:tentative="1">
+    <w:lvl w:ilvl="2" w:tplc="09125672">
       <w:start w:val="1"/>
       <w:numFmt w:val="bullet"/>
       <w:lvlText w:val="■"/>
@@ -1384,7 +3701,7 @@
         <w:ind w:left="2160" w:hanging="360"/>
       </w:pPr>
     </w:lvl>
-    <w:lvl w:ilvl="3" w15:tentative="1">
+    <w:lvl w:ilvl="3" w:tplc="A91AF5D0">
       <w:start w:val="1"/>
       <w:numFmt w:val="bullet"/>
       <w:lvlText w:val="●"/>
@@ -1393,7 +3710,7 @@
         <w:ind w:left="2880" w:hanging="360"/>
       </w:pPr>
     </w:lvl>
-    <w:lvl w:ilvl="4" w15:tentative="1">
+    <w:lvl w:ilvl="4" w:tplc="F47A8D48">
       <w:start w:val="1"/>
       <w:numFmt w:val="bullet"/>
       <w:lvlText w:val="○"/>
@@ -1402,7 +3719,7 @@
         <w:ind w:left="3600" w:hanging="360"/>
       </w:pPr>
     </w:lvl>
-    <w:lvl w:ilvl="5" w15:tentative="1">
+    <w:lvl w:ilvl="5" w:tplc="8E340D00">
       <w:start w:val="1"/>
       <w:numFmt w:val="bullet"/>
       <w:lvlText w:val="■"/>
@@ -1411,7 +3728,7 @@
         <w:ind w:left="4320" w:hanging="360"/>
       </w:pPr>
     </w:lvl>
-    <w:lvl w:ilvl="6" w15:tentative="1">
+    <w:lvl w:ilvl="6" w:tplc="25A8EF14">
       <w:start w:val="1"/>
       <w:numFmt w:val="bullet"/>
       <w:lvlText w:val="●"/>
@@ -1420,7 +3737,7 @@
         <w:ind w:left="5040" w:hanging="360"/>
       </w:pPr>
     </w:lvl>
-    <w:lvl w:ilvl="7" w15:tentative="1">
+    <w:lvl w:ilvl="7" w:tplc="858485E2">
       <w:start w:val="1"/>
       <w:numFmt w:val="bullet"/>
       <w:lvlText w:val="●"/>
@@ -1429,7 +3746,7 @@
         <w:ind w:left="5760" w:hanging="360"/>
       </w:pPr>
     </w:lvl>
-    <w:lvl w:ilvl="8" w15:tentative="1">
+    <w:lvl w:ilvl="8" w:tplc="97E483D8">
       <w:start w:val="1"/>
       <w:numFmt w:val="bullet"/>
       <w:lvlText w:val="●"/>
@@ -1439,21 +3756,11 @@
       </w:pPr>
     </w:lvl>
   </w:abstractNum>
-  <w:abstractNum w:abstractNumId="2" w15:restartNumberingAfterBreak="0">
+  <w:abstractNum w:abstractNumId="3" w15:restartNumberingAfterBreak="0">
+    <w:nsid w:val="65A25399"/>
     <w:multiLevelType w:val="hybridMultilevel"/>
-    <w:lvl w:ilvl="0" w15:tentative="1">
-      <w:start w:val="1"/>
-      <w:numFmt w:val="bullet"/>
-      <w:lvlText w:val="•"/>
-      <w:lvlJc w:val="left"/>
-      <w:pPr>
-        <w:ind w:left="460" w:hanging="260"/>
-      </w:pPr>
-    </w:lvl>
-  </w:abstractNum>
-  <w:abstractNum w:abstractNumId="3" w15:restartNumberingAfterBreak="0">
-    <w:multiLevelType w:val="hybridMultilevel"/>
-    <w:lvl w:ilvl="0" w15:tentative="1">
+    <w:tmpl w:val="CE30984C"/>
+    <w:lvl w:ilvl="0" w:tplc="45E84D76">
       <w:start w:val="1"/>
       <w:numFmt w:val="decimal"/>
       <w:lvlText w:val="%1."/>
@@ -1462,39 +3769,67 @@
         <w:ind w:left="460" w:hanging="260"/>
       </w:pPr>
     </w:lvl>
-  </w:abstractNum>
-  <w:abstractNum w:abstractNumId="4" w15:restartNumberingAfterBreak="0">
-    <w:multiLevelType w:val="hybridMultilevel"/>
-    <w:lvl w:ilvl="0" w15:tentative="1">
-      <w:start w:val="1"/>
+    <w:lvl w:ilvl="1" w:tplc="1946E056">
       <w:numFmt w:val="decimal"/>
-      <w:lvlText w:val="%1."/>
+      <w:lvlText w:val=""/>
       <w:lvlJc w:val="left"/>
-      <w:pPr>
-        <w:ind w:left="460" w:hanging="260"/>
-      </w:pPr>
+    </w:lvl>
+    <w:lvl w:ilvl="2" w:tplc="D33C5FD6">
+      <w:numFmt w:val="decimal"/>
+      <w:lvlText w:val=""/>
+      <w:lvlJc w:val="left"/>
+    </w:lvl>
+    <w:lvl w:ilvl="3" w:tplc="2688B34A">
+      <w:numFmt w:val="decimal"/>
+      <w:lvlText w:val=""/>
+      <w:lvlJc w:val="left"/>
+    </w:lvl>
+    <w:lvl w:ilvl="4" w:tplc="B094B554">
+      <w:numFmt w:val="decimal"/>
+      <w:lvlText w:val=""/>
+      <w:lvlJc w:val="left"/>
+    </w:lvl>
+    <w:lvl w:ilvl="5" w:tplc="F142F9E8">
+      <w:numFmt w:val="decimal"/>
+      <w:lvlText w:val=""/>
+      <w:lvlJc w:val="left"/>
+    </w:lvl>
+    <w:lvl w:ilvl="6" w:tplc="E4C613A0">
+      <w:numFmt w:val="decimal"/>
+      <w:lvlText w:val=""/>
+      <w:lvlJc w:val="left"/>
+    </w:lvl>
+    <w:lvl w:ilvl="7" w:tplc="39E8E1F0">
+      <w:numFmt w:val="decimal"/>
+      <w:lvlText w:val=""/>
+      <w:lvlJc w:val="left"/>
+    </w:lvl>
+    <w:lvl w:ilvl="8" w:tplc="5FD83862">
+      <w:numFmt w:val="decimal"/>
+      <w:lvlText w:val=""/>
+      <w:lvlJc w:val="left"/>
     </w:lvl>
   </w:abstractNum>
-  <w:num w:numId="1">
-    <w:abstractNumId w:val="1"/>
-    <w:lvlOverride w:ilvl="0">
-      <w:startOverride w:val="1"/>
-    </w:lvlOverride>
-  </w:num>
-  <w:num w:numId="2">
+  <w:num w:numId="1" w16cid:durableId="438184294">
     <w:abstractNumId w:val="2"/>
     <w:lvlOverride w:ilvl="0">
       <w:startOverride w:val="1"/>
     </w:lvlOverride>
   </w:num>
-  <w:num w:numId="3">
+  <w:num w:numId="2" w16cid:durableId="497158782">
+    <w:abstractNumId w:val="0"/>
+    <w:lvlOverride w:ilvl="0">
+      <w:startOverride w:val="1"/>
+    </w:lvlOverride>
+  </w:num>
+  <w:num w:numId="3" w16cid:durableId="1584608338">
     <w:abstractNumId w:val="3"/>
     <w:lvlOverride w:ilvl="0">
       <w:startOverride w:val="1"/>
     </w:lvlOverride>
   </w:num>
-  <w:num w:numId="4">
-    <w:abstractNumId w:val="4"/>
+  <w:num w:numId="4" w16cid:durableId="236987265">
+    <w:abstractNumId w:val="1"/>
     <w:lvlOverride w:ilvl="0">
       <w:startOverride w:val="1"/>
     </w:lvlOverride>
@@ -1503,54 +3838,442 @@
 </file>
 
 <file path=word/styles.xml><?xml version="1.0" encoding="utf-8"?>
-<w:styles xmlns:mc="http://schemas.openxmlformats.org/markup-compatibility/2006" xmlns:r="http://schemas.openxmlformats.org/officeDocument/2006/relationships" xmlns:w="http://schemas.openxmlformats.org/wordprocessingml/2006/main" xmlns:w14="http://schemas.microsoft.com/office/word/2010/wordml" xmlns:w15="http://schemas.microsoft.com/office/word/2012/wordml" mc:Ignorable="w14 w15">
+<w:styles xmlns:mc="http://schemas.openxmlformats.org/markup-compatibility/2006" xmlns:r="http://schemas.openxmlformats.org/officeDocument/2006/relationships" xmlns:w="http://schemas.openxmlformats.org/wordprocessingml/2006/main" xmlns:w14="http://schemas.microsoft.com/office/word/2010/wordml" xmlns:w15="http://schemas.microsoft.com/office/word/2012/wordml" xmlns:w16cex="http://schemas.microsoft.com/office/word/2018/wordml/cex" xmlns:w16cid="http://schemas.microsoft.com/office/word/2016/wordml/cid" xmlns:w16="http://schemas.microsoft.com/office/word/2018/wordml" xmlns:w16du="http://schemas.microsoft.com/office/word/2023/wordml/word16du" xmlns:w16sdtdh="http://schemas.microsoft.com/office/word/2020/wordml/sdtdatahash" xmlns:w16sdtfl="http://schemas.microsoft.com/office/word/2024/wordml/sdtformatlock" xmlns:w16se="http://schemas.microsoft.com/office/word/2015/wordml/symex" mc:Ignorable="w14 w15 w16se w16cid w16 w16cex w16sdtdh w16sdtfl w16du">
   <w:docDefaults>
     <w:rPrDefault>
       <w:rPr>
-        <w:rFonts w:ascii="Calibri" w:cs="Calibri" w:eastAsia="Calibri" w:hAnsi="Calibri"/>
+        <w:rFonts w:ascii="Calibri" w:eastAsia="Calibri" w:hAnsi="Calibri" w:cs="Calibri"/>
         <w:sz w:val="22"/>
         <w:szCs w:val="22"/>
+        <w:lang w:val="en-GB" w:eastAsia="en-GB" w:bidi="ar-SA"/>
       </w:rPr>
     </w:rPrDefault>
     <w:pPrDefault/>
   </w:docDefaults>
-  <w:style w:type="paragraph" w:styleId="Title">
-    <w:name w:val="Title"/>
-    <w:basedOn w:val="Normal"/>
-    <w:next w:val="Normal"/>
+  <w:latentStyles w:defLockedState="0" w:defUIPriority="99" w:defSemiHidden="0" w:defUnhideWhenUsed="0" w:defQFormat="0" w:count="376">
+    <w:lsdException w:name="Normal" w:uiPriority="0" w:qFormat="1"/>
+    <w:lsdException w:name="heading 1" w:uiPriority="9" w:qFormat="1"/>
+    <w:lsdException w:name="heading 2" w:semiHidden="1" w:uiPriority="9" w:unhideWhenUsed="1" w:qFormat="1"/>
+    <w:lsdException w:name="heading 3" w:semiHidden="1" w:uiPriority="9" w:unhideWhenUsed="1" w:qFormat="1"/>
+    <w:lsdException w:name="heading 4" w:semiHidden="1" w:uiPriority="9" w:unhideWhenUsed="1" w:qFormat="1"/>
+    <w:lsdException w:name="heading 5" w:semiHidden="1" w:uiPriority="9" w:unhideWhenUsed="1" w:qFormat="1"/>
+    <w:lsdException w:name="heading 6" w:semiHidden="1" w:uiPriority="9" w:unhideWhenUsed="1" w:qFormat="1"/>
+    <w:lsdException w:name="heading 7" w:semiHidden="1" w:uiPriority="9" w:unhideWhenUsed="1" w:qFormat="1"/>
+    <w:lsdException w:name="heading 8" w:semiHidden="1" w:uiPriority="9" w:unhideWhenUsed="1" w:qFormat="1"/>
+    <w:lsdException w:name="heading 9" w:semiHidden="1" w:uiPriority="9" w:unhideWhenUsed="1" w:qFormat="1"/>
+    <w:lsdException w:name="index 1" w:semiHidden="1" w:unhideWhenUsed="1"/>
+    <w:lsdException w:name="index 2" w:semiHidden="1" w:unhideWhenUsed="1"/>
+    <w:lsdException w:name="index 3" w:semiHidden="1" w:unhideWhenUsed="1"/>
+    <w:lsdException w:name="index 4" w:semiHidden="1" w:unhideWhenUsed="1"/>
+    <w:lsdException w:name="index 5" w:semiHidden="1" w:unhideWhenUsed="1"/>
+    <w:lsdException w:name="index 6" w:semiHidden="1" w:unhideWhenUsed="1"/>
+    <w:lsdException w:name="index 7" w:semiHidden="1" w:unhideWhenUsed="1"/>
+    <w:lsdException w:name="index 8" w:semiHidden="1" w:unhideWhenUsed="1"/>
+    <w:lsdException w:name="index 9" w:semiHidden="1" w:unhideWhenUsed="1"/>
+    <w:lsdException w:name="toc 1" w:semiHidden="1" w:uiPriority="39" w:unhideWhenUsed="1"/>
+    <w:lsdException w:name="toc 2" w:semiHidden="1" w:uiPriority="39" w:unhideWhenUsed="1"/>
+    <w:lsdException w:name="toc 3" w:semiHidden="1" w:uiPriority="39" w:unhideWhenUsed="1"/>
+    <w:lsdException w:name="toc 4" w:semiHidden="1" w:uiPriority="39" w:unhideWhenUsed="1"/>
+    <w:lsdException w:name="toc 5" w:semiHidden="1" w:uiPriority="39" w:unhideWhenUsed="1"/>
+    <w:lsdException w:name="toc 6" w:semiHidden="1" w:uiPriority="39" w:unhideWhenUsed="1"/>
+    <w:lsdException w:name="toc 7" w:semiHidden="1" w:uiPriority="39" w:unhideWhenUsed="1"/>
+    <w:lsdException w:name="toc 8" w:semiHidden="1" w:uiPriority="39" w:unhideWhenUsed="1"/>
+    <w:lsdException w:name="toc 9" w:semiHidden="1" w:uiPriority="39" w:unhideWhenUsed="1"/>
+    <w:lsdException w:name="Normal Indent" w:semiHidden="1" w:unhideWhenUsed="1"/>
+    <w:lsdException w:name="footnote text" w:semiHidden="1" w:unhideWhenUsed="1"/>
+    <w:lsdException w:name="annotation text" w:semiHidden="1" w:unhideWhenUsed="1"/>
+    <w:lsdException w:name="header" w:semiHidden="1" w:unhideWhenUsed="1"/>
+    <w:lsdException w:name="footer" w:semiHidden="1" w:unhideWhenUsed="1"/>
+    <w:lsdException w:name="index heading" w:semiHidden="1" w:unhideWhenUsed="1"/>
+    <w:lsdException w:name="caption" w:semiHidden="1" w:uiPriority="35" w:unhideWhenUsed="1" w:qFormat="1"/>
+    <w:lsdException w:name="table of figures" w:semiHidden="1" w:unhideWhenUsed="1"/>
+    <w:lsdException w:name="envelope address" w:semiHidden="1" w:unhideWhenUsed="1"/>
+    <w:lsdException w:name="envelope return" w:semiHidden="1" w:unhideWhenUsed="1"/>
+    <w:lsdException w:name="footnote reference" w:semiHidden="1" w:unhideWhenUsed="1"/>
+    <w:lsdException w:name="annotation reference" w:semiHidden="1" w:unhideWhenUsed="1"/>
+    <w:lsdException w:name="line number" w:semiHidden="1" w:unhideWhenUsed="1"/>
+    <w:lsdException w:name="page number" w:semiHidden="1" w:unhideWhenUsed="1"/>
+    <w:lsdException w:name="endnote reference" w:semiHidden="1" w:unhideWhenUsed="1"/>
+    <w:lsdException w:name="endnote text" w:semiHidden="1" w:unhideWhenUsed="1"/>
+    <w:lsdException w:name="table of authorities" w:semiHidden="1" w:unhideWhenUsed="1"/>
+    <w:lsdException w:name="macro" w:semiHidden="1" w:unhideWhenUsed="1"/>
+    <w:lsdException w:name="toa heading" w:semiHidden="1" w:unhideWhenUsed="1"/>
+    <w:lsdException w:name="List" w:semiHidden="1" w:unhideWhenUsed="1"/>
+    <w:lsdException w:name="List Bullet" w:semiHidden="1" w:unhideWhenUsed="1"/>
+    <w:lsdException w:name="List Number" w:semiHidden="1" w:unhideWhenUsed="1"/>
+    <w:lsdException w:name="List 2" w:semiHidden="1" w:unhideWhenUsed="1"/>
+    <w:lsdException w:name="List 3" w:semiHidden="1" w:unhideWhenUsed="1"/>
+    <w:lsdException w:name="List 4" w:semiHidden="1" w:unhideWhenUsed="1"/>
+    <w:lsdException w:name="List 5" w:semiHidden="1" w:unhideWhenUsed="1"/>
+    <w:lsdException w:name="List Bullet 2" w:semiHidden="1" w:unhideWhenUsed="1"/>
+    <w:lsdException w:name="List Bullet 3" w:semiHidden="1" w:unhideWhenUsed="1"/>
+    <w:lsdException w:name="List Bullet 4" w:semiHidden="1" w:unhideWhenUsed="1"/>
+    <w:lsdException w:name="List Bullet 5" w:semiHidden="1" w:unhideWhenUsed="1"/>
+    <w:lsdException w:name="List Number 2" w:semiHidden="1" w:unhideWhenUsed="1"/>
+    <w:lsdException w:name="List Number 3" w:semiHidden="1" w:unhideWhenUsed="1"/>
+    <w:lsdException w:name="List Number 4" w:semiHidden="1" w:unhideWhenUsed="1"/>
+    <w:lsdException w:name="List Number 5" w:semiHidden="1" w:unhideWhenUsed="1"/>
+    <w:lsdException w:name="Title" w:uiPriority="10" w:qFormat="1"/>
+    <w:lsdException w:name="Closing" w:semiHidden="1" w:unhideWhenUsed="1"/>
+    <w:lsdException w:name="Signature" w:semiHidden="1" w:unhideWhenUsed="1"/>
+    <w:lsdException w:name="Default Paragraph Font" w:semiHidden="1" w:uiPriority="1" w:unhideWhenUsed="1"/>
+    <w:lsdException w:name="Body Text" w:semiHidden="1" w:unhideWhenUsed="1"/>
+    <w:lsdException w:name="Body Text Indent" w:semiHidden="1" w:unhideWhenUsed="1"/>
+    <w:lsdException w:name="List Continue" w:semiHidden="1" w:unhideWhenUsed="1"/>
+    <w:lsdException w:name="List Continue 2" w:semiHidden="1" w:unhideWhenUsed="1"/>
+    <w:lsdException w:name="List Continue 3" w:semiHidden="1" w:unhideWhenUsed="1"/>
+    <w:lsdException w:name="List Continue 4" w:semiHidden="1" w:unhideWhenUsed="1"/>
+    <w:lsdException w:name="List Continue 5" w:semiHidden="1" w:unhideWhenUsed="1"/>
+    <w:lsdException w:name="Message Header" w:semiHidden="1" w:unhideWhenUsed="1"/>
+    <w:lsdException w:name="Subtitle" w:uiPriority="11" w:qFormat="1"/>
+    <w:lsdException w:name="Salutation" w:semiHidden="1" w:unhideWhenUsed="1"/>
+    <w:lsdException w:name="Date" w:semiHidden="1" w:unhideWhenUsed="1"/>
+    <w:lsdException w:name="Body Text First Indent" w:semiHidden="1" w:unhideWhenUsed="1"/>
+    <w:lsdException w:name="Body Text First Indent 2" w:semiHidden="1" w:unhideWhenUsed="1"/>
+    <w:lsdException w:name="Note Heading" w:semiHidden="1" w:unhideWhenUsed="1"/>
+    <w:lsdException w:name="Body Text 2" w:semiHidden="1" w:unhideWhenUsed="1"/>
+    <w:lsdException w:name="Body Text 3" w:semiHidden="1" w:unhideWhenUsed="1"/>
+    <w:lsdException w:name="Body Text Indent 2" w:semiHidden="1" w:unhideWhenUsed="1"/>
+    <w:lsdException w:name="Body Text Indent 3" w:semiHidden="1" w:unhideWhenUsed="1"/>
+    <w:lsdException w:name="Block Text" w:semiHidden="1" w:unhideWhenUsed="1"/>
+    <w:lsdException w:name="Hyperlink" w:semiHidden="1" w:unhideWhenUsed="1"/>
+    <w:lsdException w:name="FollowedHyperlink" w:semiHidden="1" w:unhideWhenUsed="1"/>
+    <w:lsdException w:name="Strong" w:uiPriority="22" w:qFormat="1"/>
+    <w:lsdException w:name="Emphasis" w:uiPriority="20" w:qFormat="1"/>
+    <w:lsdException w:name="Document Map" w:semiHidden="1" w:unhideWhenUsed="1"/>
+    <w:lsdException w:name="Plain Text" w:semiHidden="1" w:unhideWhenUsed="1"/>
+    <w:lsdException w:name="E-mail Signature" w:semiHidden="1" w:unhideWhenUsed="1"/>
+    <w:lsdException w:name="HTML Top of Form" w:semiHidden="1" w:unhideWhenUsed="1"/>
+    <w:lsdException w:name="HTML Bottom of Form" w:semiHidden="1" w:unhideWhenUsed="1"/>
+    <w:lsdException w:name="Normal (Web)" w:semiHidden="1" w:unhideWhenUsed="1"/>
+    <w:lsdException w:name="HTML Acronym" w:semiHidden="1" w:unhideWhenUsed="1"/>
+    <w:lsdException w:name="HTML Address" w:semiHidden="1" w:unhideWhenUsed="1"/>
+    <w:lsdException w:name="HTML Cite" w:semiHidden="1" w:unhideWhenUsed="1"/>
+    <w:lsdException w:name="HTML Code" w:semiHidden="1" w:unhideWhenUsed="1"/>
+    <w:lsdException w:name="HTML Definition" w:semiHidden="1" w:unhideWhenUsed="1"/>
+    <w:lsdException w:name="HTML Keyboard" w:semiHidden="1" w:unhideWhenUsed="1"/>
+    <w:lsdException w:name="HTML Preformatted" w:semiHidden="1" w:unhideWhenUsed="1"/>
+    <w:lsdException w:name="HTML Sample" w:semiHidden="1" w:unhideWhenUsed="1"/>
+    <w:lsdException w:name="HTML Typewriter" w:semiHidden="1" w:unhideWhenUsed="1"/>
+    <w:lsdException w:name="HTML Variable" w:semiHidden="1" w:unhideWhenUsed="1"/>
+    <w:lsdException w:name="Normal Table" w:semiHidden="1" w:unhideWhenUsed="1"/>
+    <w:lsdException w:name="annotation subject" w:semiHidden="1" w:unhideWhenUsed="1"/>
+    <w:lsdException w:name="No List" w:semiHidden="1" w:unhideWhenUsed="1"/>
+    <w:lsdException w:name="Outline List 1" w:semiHidden="1" w:unhideWhenUsed="1"/>
+    <w:lsdException w:name="Outline List 2" w:semiHidden="1" w:unhideWhenUsed="1"/>
+    <w:lsdException w:name="Outline List 3" w:semiHidden="1" w:unhideWhenUsed="1"/>
+    <w:lsdException w:name="Table Simple 1" w:semiHidden="1" w:unhideWhenUsed="1"/>
+    <w:lsdException w:name="Table Simple 2" w:semiHidden="1" w:unhideWhenUsed="1"/>
+    <w:lsdException w:name="Table Simple 3" w:semiHidden="1" w:unhideWhenUsed="1"/>
+    <w:lsdException w:name="Table Classic 1" w:semiHidden="1" w:unhideWhenUsed="1"/>
+    <w:lsdException w:name="Table Classic 2" w:semiHidden="1" w:unhideWhenUsed="1"/>
+    <w:lsdException w:name="Table Classic 3" w:semiHidden="1" w:unhideWhenUsed="1"/>
+    <w:lsdException w:name="Table Classic 4" w:semiHidden="1" w:unhideWhenUsed="1"/>
+    <w:lsdException w:name="Table Colorful 1" w:semiHidden="1" w:unhideWhenUsed="1"/>
+    <w:lsdException w:name="Table Colorful 2" w:semiHidden="1" w:unhideWhenUsed="1"/>
+    <w:lsdException w:name="Table Colorful 3" w:semiHidden="1" w:unhideWhenUsed="1"/>
+    <w:lsdException w:name="Table Columns 1" w:semiHidden="1" w:unhideWhenUsed="1"/>
+    <w:lsdException w:name="Table Columns 2" w:semiHidden="1" w:unhideWhenUsed="1"/>
+    <w:lsdException w:name="Table Columns 3" w:semiHidden="1" w:unhideWhenUsed="1"/>
+    <w:lsdException w:name="Table Columns 4" w:semiHidden="1" w:unhideWhenUsed="1"/>
+    <w:lsdException w:name="Table Columns 5" w:semiHidden="1" w:unhideWhenUsed="1"/>
+    <w:lsdException w:name="Table Grid 1" w:semiHidden="1" w:unhideWhenUsed="1"/>
+    <w:lsdException w:name="Table Grid 2" w:semiHidden="1" w:unhideWhenUsed="1"/>
+    <w:lsdException w:name="Table Grid 3" w:semiHidden="1" w:unhideWhenUsed="1"/>
+    <w:lsdException w:name="Table Grid 4" w:semiHidden="1" w:unhideWhenUsed="1"/>
+    <w:lsdException w:name="Table Grid 5" w:semiHidden="1" w:unhideWhenUsed="1"/>
+    <w:lsdException w:name="Table Grid 6" w:semiHidden="1" w:unhideWhenUsed="1"/>
+    <w:lsdException w:name="Table Grid 7" w:semiHidden="1" w:unhideWhenUsed="1"/>
+    <w:lsdException w:name="Table Grid 8" w:semiHidden="1" w:unhideWhenUsed="1"/>
+    <w:lsdException w:name="Table List 1" w:semiHidden="1" w:unhideWhenUsed="1"/>
+    <w:lsdException w:name="Table List 2" w:semiHidden="1" w:unhideWhenUsed="1"/>
+    <w:lsdException w:name="Table List 3" w:semiHidden="1" w:unhideWhenUsed="1"/>
+    <w:lsdException w:name="Table List 4" w:semiHidden="1" w:unhideWhenUsed="1"/>
+    <w:lsdException w:name="Table List 5" w:semiHidden="1" w:unhideWhenUsed="1"/>
+    <w:lsdException w:name="Table List 6" w:semiHidden="1" w:unhideWhenUsed="1"/>
+    <w:lsdException w:name="Table List 7" w:semiHidden="1" w:unhideWhenUsed="1"/>
+    <w:lsdException w:name="Table List 8" w:semiHidden="1" w:unhideWhenUsed="1"/>
+    <w:lsdException w:name="Table 3D effects 1" w:semiHidden="1" w:unhideWhenUsed="1"/>
+    <w:lsdException w:name="Table 3D effects 2" w:semiHidden="1" w:unhideWhenUsed="1"/>
+    <w:lsdException w:name="Table 3D effects 3" w:semiHidden="1" w:unhideWhenUsed="1"/>
+    <w:lsdException w:name="Table Contemporary" w:semiHidden="1" w:unhideWhenUsed="1"/>
+    <w:lsdException w:name="Table Elegant" w:semiHidden="1" w:unhideWhenUsed="1"/>
+    <w:lsdException w:name="Table Professional" w:semiHidden="1" w:unhideWhenUsed="1"/>
+    <w:lsdException w:name="Table Subtle 1" w:semiHidden="1" w:unhideWhenUsed="1"/>
+    <w:lsdException w:name="Table Subtle 2" w:semiHidden="1" w:unhideWhenUsed="1"/>
+    <w:lsdException w:name="Table Web 1" w:semiHidden="1" w:unhideWhenUsed="1"/>
+    <w:lsdException w:name="Table Web 2" w:semiHidden="1" w:unhideWhenUsed="1"/>
+    <w:lsdException w:name="Table Web 3" w:semiHidden="1" w:unhideWhenUsed="1"/>
+    <w:lsdException w:name="Balloon Text" w:semiHidden="1" w:unhideWhenUsed="1"/>
+    <w:lsdException w:name="Table Grid" w:uiPriority="39"/>
+    <w:lsdException w:name="Table Theme" w:semiHidden="1" w:unhideWhenUsed="1"/>
+    <w:lsdException w:name="Placeholder Text" w:semiHidden="1"/>
+    <w:lsdException w:name="No Spacing" w:uiPriority="1" w:qFormat="1"/>
+    <w:lsdException w:name="Light Shading" w:uiPriority="60"/>
+    <w:lsdException w:name="Light List" w:uiPriority="61"/>
+    <w:lsdException w:name="Light Grid" w:uiPriority="62"/>
+    <w:lsdException w:name="Medium Shading 1" w:uiPriority="63"/>
+    <w:lsdException w:name="Medium Shading 2" w:uiPriority="64"/>
+    <w:lsdException w:name="Medium List 1" w:uiPriority="65"/>
+    <w:lsdException w:name="Medium List 2" w:uiPriority="66"/>
+    <w:lsdException w:name="Medium Grid 1" w:uiPriority="67"/>
+    <w:lsdException w:name="Medium Grid 2" w:uiPriority="68"/>
+    <w:lsdException w:name="Medium Grid 3" w:uiPriority="69"/>
+    <w:lsdException w:name="Dark List" w:uiPriority="70"/>
+    <w:lsdException w:name="Colorful Shading" w:uiPriority="71"/>
+    <w:lsdException w:name="Colorful List" w:uiPriority="72"/>
+    <w:lsdException w:name="Colorful Grid" w:uiPriority="73"/>
+    <w:lsdException w:name="Light Shading Accent 1" w:uiPriority="60"/>
+    <w:lsdException w:name="Light List Accent 1" w:uiPriority="61"/>
+    <w:lsdException w:name="Light Grid Accent 1" w:uiPriority="62"/>
+    <w:lsdException w:name="Medium Shading 1 Accent 1" w:uiPriority="63"/>
+    <w:lsdException w:name="Medium Shading 2 Accent 1" w:uiPriority="64"/>
+    <w:lsdException w:name="Medium List 1 Accent 1" w:uiPriority="65"/>
+    <w:lsdException w:name="Revision" w:semiHidden="1"/>
+    <w:lsdException w:name="List Paragraph" w:uiPriority="34" w:qFormat="1"/>
+    <w:lsdException w:name="Quote" w:uiPriority="29" w:qFormat="1"/>
+    <w:lsdException w:name="Intense Quote" w:uiPriority="30" w:qFormat="1"/>
+    <w:lsdException w:name="Medium List 2 Accent 1" w:uiPriority="66"/>
+    <w:lsdException w:name="Medium Grid 1 Accent 1" w:uiPriority="67"/>
+    <w:lsdException w:name="Medium Grid 2 Accent 1" w:uiPriority="68"/>
+    <w:lsdException w:name="Medium Grid 3 Accent 1" w:uiPriority="69"/>
+    <w:lsdException w:name="Dark List Accent 1" w:uiPriority="70"/>
+    <w:lsdException w:name="Colorful Shading Accent 1" w:uiPriority="71"/>
+    <w:lsdException w:name="Colorful List Accent 1" w:uiPriority="72"/>
+    <w:lsdException w:name="Colorful Grid Accent 1" w:uiPriority="73"/>
+    <w:lsdException w:name="Light Shading Accent 2" w:uiPriority="60"/>
+    <w:lsdException w:name="Light List Accent 2" w:uiPriority="61"/>
+    <w:lsdException w:name="Light Grid Accent 2" w:uiPriority="62"/>
+    <w:lsdException w:name="Medium Shading 1 Accent 2" w:uiPriority="63"/>
+    <w:lsdException w:name="Medium Shading 2 Accent 2" w:uiPriority="64"/>
+    <w:lsdException w:name="Medium List 1 Accent 2" w:uiPriority="65"/>
+    <w:lsdException w:name="Medium List 2 Accent 2" w:uiPriority="66"/>
+    <w:lsdException w:name="Medium Grid 1 Accent 2" w:uiPriority="67"/>
+    <w:lsdException w:name="Medium Grid 2 Accent 2" w:uiPriority="68"/>
+    <w:lsdException w:name="Medium Grid 3 Accent 2" w:uiPriority="69"/>
+    <w:lsdException w:name="Dark List Accent 2" w:uiPriority="70"/>
+    <w:lsdException w:name="Colorful Shading Accent 2" w:uiPriority="71"/>
+    <w:lsdException w:name="Colorful List Accent 2" w:uiPriority="72"/>
+    <w:lsdException w:name="Colorful Grid Accent 2" w:uiPriority="73"/>
+    <w:lsdException w:name="Light Shading Accent 3" w:uiPriority="60"/>
+    <w:lsdException w:name="Light List Accent 3" w:uiPriority="61"/>
+    <w:lsdException w:name="Light Grid Accent 3" w:uiPriority="62"/>
+    <w:lsdException w:name="Medium Shading 1 Accent 3" w:uiPriority="63"/>
+    <w:lsdException w:name="Medium Shading 2 Accent 3" w:uiPriority="64"/>
+    <w:lsdException w:name="Medium List 1 Accent 3" w:uiPriority="65"/>
+    <w:lsdException w:name="Medium List 2 Accent 3" w:uiPriority="66"/>
+    <w:lsdException w:name="Medium Grid 1 Accent 3" w:uiPriority="67"/>
+    <w:lsdException w:name="Medium Grid 2 Accent 3" w:uiPriority="68"/>
+    <w:lsdException w:name="Medium Grid 3 Accent 3" w:uiPriority="69"/>
+    <w:lsdException w:name="Dark List Accent 3" w:uiPriority="70"/>
+    <w:lsdException w:name="Colorful Shading Accent 3" w:uiPriority="71"/>
+    <w:lsdException w:name="Colorful List Accent 3" w:uiPriority="72"/>
+    <w:lsdException w:name="Colorful Grid Accent 3" w:uiPriority="73"/>
+    <w:lsdException w:name="Light Shading Accent 4" w:uiPriority="60"/>
+    <w:lsdException w:name="Light List Accent 4" w:uiPriority="61"/>
+    <w:lsdException w:name="Light Grid Accent 4" w:uiPriority="62"/>
+    <w:lsdException w:name="Medium Shading 1 Accent 4" w:uiPriority="63"/>
+    <w:lsdException w:name="Medium Shading 2 Accent 4" w:uiPriority="64"/>
+    <w:lsdException w:name="Medium List 1 Accent 4" w:uiPriority="65"/>
+    <w:lsdException w:name="Medium List 2 Accent 4" w:uiPriority="66"/>
+    <w:lsdException w:name="Medium Grid 1 Accent 4" w:uiPriority="67"/>
+    <w:lsdException w:name="Medium Grid 2 Accent 4" w:uiPriority="68"/>
+    <w:lsdException w:name="Medium Grid 3 Accent 4" w:uiPriority="69"/>
+    <w:lsdException w:name="Dark List Accent 4" w:uiPriority="70"/>
+    <w:lsdException w:name="Colorful Shading Accent 4" w:uiPriority="71"/>
+    <w:lsdException w:name="Colorful List Accent 4" w:uiPriority="72"/>
+    <w:lsdException w:name="Colorful Grid Accent 4" w:uiPriority="73"/>
+    <w:lsdException w:name="Light Shading Accent 5" w:uiPriority="60"/>
+    <w:lsdException w:name="Light List Accent 5" w:uiPriority="61"/>
+    <w:lsdException w:name="Light Grid Accent 5" w:uiPriority="62"/>
+    <w:lsdException w:name="Medium Shading 1 Accent 5" w:uiPriority="63"/>
+    <w:lsdException w:name="Medium Shading 2 Accent 5" w:uiPriority="64"/>
+    <w:lsdException w:name="Medium List 1 Accent 5" w:uiPriority="65"/>
+    <w:lsdException w:name="Medium List 2 Accent 5" w:uiPriority="66"/>
+    <w:lsdException w:name="Medium Grid 1 Accent 5" w:uiPriority="67"/>
+    <w:lsdException w:name="Medium Grid 2 Accent 5" w:uiPriority="68"/>
+    <w:lsdException w:name="Medium Grid 3 Accent 5" w:uiPriority="69"/>
+    <w:lsdException w:name="Dark List Accent 5" w:uiPriority="70"/>
+    <w:lsdException w:name="Colorful Shading Accent 5" w:uiPriority="71"/>
+    <w:lsdException w:name="Colorful List Accent 5" w:uiPriority="72"/>
+    <w:lsdException w:name="Colorful Grid Accent 5" w:uiPriority="73"/>
+    <w:lsdException w:name="Light Shading Accent 6" w:uiPriority="60"/>
+    <w:lsdException w:name="Light List Accent 6" w:uiPriority="61"/>
+    <w:lsdException w:name="Light Grid Accent 6" w:uiPriority="62"/>
+    <w:lsdException w:name="Medium Shading 1 Accent 6" w:uiPriority="63"/>
+    <w:lsdException w:name="Medium Shading 2 Accent 6" w:uiPriority="64"/>
+    <w:lsdException w:name="Medium List 1 Accent 6" w:uiPriority="65"/>
+    <w:lsdException w:name="Medium List 2 Accent 6" w:uiPriority="66"/>
+    <w:lsdException w:name="Medium Grid 1 Accent 6" w:uiPriority="67"/>
+    <w:lsdException w:name="Medium Grid 2 Accent 6" w:uiPriority="68"/>
+    <w:lsdException w:name="Medium Grid 3 Accent 6" w:uiPriority="69"/>
+    <w:lsdException w:name="Dark List Accent 6" w:uiPriority="70"/>
+    <w:lsdException w:name="Colorful Shading Accent 6" w:uiPriority="71"/>
+    <w:lsdException w:name="Colorful List Accent 6" w:uiPriority="72"/>
+    <w:lsdException w:name="Colorful Grid Accent 6" w:uiPriority="73"/>
+    <w:lsdException w:name="Subtle Emphasis" w:uiPriority="19" w:qFormat="1"/>
+    <w:lsdException w:name="Intense Emphasis" w:uiPriority="21" w:qFormat="1"/>
+    <w:lsdException w:name="Subtle Reference" w:uiPriority="31" w:qFormat="1"/>
+    <w:lsdException w:name="Intense Reference" w:uiPriority="32" w:qFormat="1"/>
+    <w:lsdException w:name="Book Title" w:uiPriority="33" w:qFormat="1"/>
+    <w:lsdException w:name="Bibliography" w:semiHidden="1" w:uiPriority="37" w:unhideWhenUsed="1"/>
+    <w:lsdException w:name="TOC Heading" w:semiHidden="1" w:uiPriority="39" w:unhideWhenUsed="1" w:qFormat="1"/>
+    <w:lsdException w:name="Plain Table 1" w:uiPriority="41"/>
+    <w:lsdException w:name="Plain Table 2" w:uiPriority="42"/>
+    <w:lsdException w:name="Plain Table 3" w:uiPriority="43"/>
+    <w:lsdException w:name="Plain Table 4" w:uiPriority="44"/>
+    <w:lsdException w:name="Plain Table 5" w:uiPriority="45"/>
+    <w:lsdException w:name="Grid Table Light" w:uiPriority="40"/>
+    <w:lsdException w:name="Grid Table 1 Light" w:uiPriority="46"/>
+    <w:lsdException w:name="Grid Table 2" w:uiPriority="47"/>
+    <w:lsdException w:name="Grid Table 3" w:uiPriority="48"/>
+    <w:lsdException w:name="Grid Table 4" w:uiPriority="49"/>
+    <w:lsdException w:name="Grid Table 5 Dark" w:uiPriority="50"/>
+    <w:lsdException w:name="Grid Table 6 Colorful" w:uiPriority="51"/>
+    <w:lsdException w:name="Grid Table 7 Colorful" w:uiPriority="52"/>
+    <w:lsdException w:name="Grid Table 1 Light Accent 1" w:uiPriority="46"/>
+    <w:lsdException w:name="Grid Table 2 Accent 1" w:uiPriority="47"/>
+    <w:lsdException w:name="Grid Table 3 Accent 1" w:uiPriority="48"/>
+    <w:lsdException w:name="Grid Table 4 Accent 1" w:uiPriority="49"/>
+    <w:lsdException w:name="Grid Table 5 Dark Accent 1" w:uiPriority="50"/>
+    <w:lsdException w:name="Grid Table 6 Colorful Accent 1" w:uiPriority="51"/>
+    <w:lsdException w:name="Grid Table 7 Colorful Accent 1" w:uiPriority="52"/>
+    <w:lsdException w:name="Grid Table 1 Light Accent 2" w:uiPriority="46"/>
+    <w:lsdException w:name="Grid Table 2 Accent 2" w:uiPriority="47"/>
+    <w:lsdException w:name="Grid Table 3 Accent 2" w:uiPriority="48"/>
+    <w:lsdException w:name="Grid Table 4 Accent 2" w:uiPriority="49"/>
+    <w:lsdException w:name="Grid Table 5 Dark Accent 2" w:uiPriority="50"/>
+    <w:lsdException w:name="Grid Table 6 Colorful Accent 2" w:uiPriority="51"/>
+    <w:lsdException w:name="Grid Table 7 Colorful Accent 2" w:uiPriority="52"/>
+    <w:lsdException w:name="Grid Table 1 Light Accent 3" w:uiPriority="46"/>
+    <w:lsdException w:name="Grid Table 2 Accent 3" w:uiPriority="47"/>
+    <w:lsdException w:name="Grid Table 3 Accent 3" w:uiPriority="48"/>
+    <w:lsdException w:name="Grid Table 4 Accent 3" w:uiPriority="49"/>
+    <w:lsdException w:name="Grid Table 5 Dark Accent 3" w:uiPriority="50"/>
+    <w:lsdException w:name="Grid Table 6 Colorful Accent 3" w:uiPriority="51"/>
+    <w:lsdException w:name="Grid Table 7 Colorful Accent 3" w:uiPriority="52"/>
+    <w:lsdException w:name="Grid Table 1 Light Accent 4" w:uiPriority="46"/>
+    <w:lsdException w:name="Grid Table 2 Accent 4" w:uiPriority="47"/>
+    <w:lsdException w:name="Grid Table 3 Accent 4" w:uiPriority="48"/>
+    <w:lsdException w:name="Grid Table 4 Accent 4" w:uiPriority="49"/>
+    <w:lsdException w:name="Grid Table 5 Dark Accent 4" w:uiPriority="50"/>
+    <w:lsdException w:name="Grid Table 6 Colorful Accent 4" w:uiPriority="51"/>
+    <w:lsdException w:name="Grid Table 7 Colorful Accent 4" w:uiPriority="52"/>
+    <w:lsdException w:name="Grid Table 1 Light Accent 5" w:uiPriority="46"/>
+    <w:lsdException w:name="Grid Table 2 Accent 5" w:uiPriority="47"/>
+    <w:lsdException w:name="Grid Table 3 Accent 5" w:uiPriority="48"/>
+    <w:lsdException w:name="Grid Table 4 Accent 5" w:uiPriority="49"/>
+    <w:lsdException w:name="Grid Table 5 Dark Accent 5" w:uiPriority="50"/>
+    <w:lsdException w:name="Grid Table 6 Colorful Accent 5" w:uiPriority="51"/>
+    <w:lsdException w:name="Grid Table 7 Colorful Accent 5" w:uiPriority="52"/>
+    <w:lsdException w:name="Grid Table 1 Light Accent 6" w:uiPriority="46"/>
+    <w:lsdException w:name="Grid Table 2 Accent 6" w:uiPriority="47"/>
+    <w:lsdException w:name="Grid Table 3 Accent 6" w:uiPriority="48"/>
+    <w:lsdException w:name="Grid Table 4 Accent 6" w:uiPriority="49"/>
+    <w:lsdException w:name="Grid Table 5 Dark Accent 6" w:uiPriority="50"/>
+    <w:lsdException w:name="Grid Table 6 Colorful Accent 6" w:uiPriority="51"/>
+    <w:lsdException w:name="Grid Table 7 Colorful Accent 6" w:uiPriority="52"/>
+    <w:lsdException w:name="List Table 1 Light" w:uiPriority="46"/>
+    <w:lsdException w:name="List Table 2" w:uiPriority="47"/>
+    <w:lsdException w:name="List Table 3" w:uiPriority="48"/>
+    <w:lsdException w:name="List Table 4" w:uiPriority="49"/>
+    <w:lsdException w:name="List Table 5 Dark" w:uiPriority="50"/>
+    <w:lsdException w:name="List Table 6 Colorful" w:uiPriority="51"/>
+    <w:lsdException w:name="List Table 7 Colorful" w:uiPriority="52"/>
+    <w:lsdException w:name="List Table 1 Light Accent 1" w:uiPriority="46"/>
+    <w:lsdException w:name="List Table 2 Accent 1" w:uiPriority="47"/>
+    <w:lsdException w:name="List Table 3 Accent 1" w:uiPriority="48"/>
+    <w:lsdException w:name="List Table 4 Accent 1" w:uiPriority="49"/>
+    <w:lsdException w:name="List Table 5 Dark Accent 1" w:uiPriority="50"/>
+    <w:lsdException w:name="List Table 6 Colorful Accent 1" w:uiPriority="51"/>
+    <w:lsdException w:name="List Table 7 Colorful Accent 1" w:uiPriority="52"/>
+    <w:lsdException w:name="List Table 1 Light Accent 2" w:uiPriority="46"/>
+    <w:lsdException w:name="List Table 2 Accent 2" w:uiPriority="47"/>
+    <w:lsdException w:name="List Table 3 Accent 2" w:uiPriority="48"/>
+    <w:lsdException w:name="List Table 4 Accent 2" w:uiPriority="49"/>
+    <w:lsdException w:name="List Table 5 Dark Accent 2" w:uiPriority="50"/>
+    <w:lsdException w:name="List Table 6 Colorful Accent 2" w:uiPriority="51"/>
+    <w:lsdException w:name="List Table 7 Colorful Accent 2" w:uiPriority="52"/>
+    <w:lsdException w:name="List Table 1 Light Accent 3" w:uiPriority="46"/>
+    <w:lsdException w:name="List Table 2 Accent 3" w:uiPriority="47"/>
+    <w:lsdException w:name="List Table 3 Accent 3" w:uiPriority="48"/>
+    <w:lsdException w:name="List Table 4 Accent 3" w:uiPriority="49"/>
+    <w:lsdException w:name="List Table 5 Dark Accent 3" w:uiPriority="50"/>
+    <w:lsdException w:name="List Table 6 Colorful Accent 3" w:uiPriority="51"/>
+    <w:lsdException w:name="List Table 7 Colorful Accent 3" w:uiPriority="52"/>
+    <w:lsdException w:name="List Table 1 Light Accent 4" w:uiPriority="46"/>
+    <w:lsdException w:name="List Table 2 Accent 4" w:uiPriority="47"/>
+    <w:lsdException w:name="List Table 3 Accent 4" w:uiPriority="48"/>
+    <w:lsdException w:name="List Table 4 Accent 4" w:uiPriority="49"/>
+    <w:lsdException w:name="List Table 5 Dark Accent 4" w:uiPriority="50"/>
+    <w:lsdException w:name="List Table 6 Colorful Accent 4" w:uiPriority="51"/>
+    <w:lsdException w:name="List Table 7 Colorful Accent 4" w:uiPriority="52"/>
+    <w:lsdException w:name="List Table 1 Light Accent 5" w:uiPriority="46"/>
+    <w:lsdException w:name="List Table 2 Accent 5" w:uiPriority="47"/>
+    <w:lsdException w:name="List Table 3 Accent 5" w:uiPriority="48"/>
+    <w:lsdException w:name="List Table 4 Accent 5" w:uiPriority="49"/>
+    <w:lsdException w:name="List Table 5 Dark Accent 5" w:uiPriority="50"/>
+    <w:lsdException w:name="List Table 6 Colorful Accent 5" w:uiPriority="51"/>
+    <w:lsdException w:name="List Table 7 Colorful Accent 5" w:uiPriority="52"/>
+    <w:lsdException w:name="List Table 1 Light Accent 6" w:uiPriority="46"/>
+    <w:lsdException w:name="List Table 2 Accent 6" w:uiPriority="47"/>
+    <w:lsdException w:name="List Table 3 Accent 6" w:uiPriority="48"/>
+    <w:lsdException w:name="List Table 4 Accent 6" w:uiPriority="49"/>
+    <w:lsdException w:name="List Table 5 Dark Accent 6" w:uiPriority="50"/>
+    <w:lsdException w:name="List Table 6 Colorful Accent 6" w:uiPriority="51"/>
+    <w:lsdException w:name="List Table 7 Colorful Accent 6" w:uiPriority="52"/>
+    <w:lsdException w:name="Mention" w:semiHidden="1" w:unhideWhenUsed="1"/>
+    <w:lsdException w:name="Smart Hyperlink" w:semiHidden="1" w:unhideWhenUsed="1"/>
+    <w:lsdException w:name="Hashtag" w:semiHidden="1" w:unhideWhenUsed="1"/>
+    <w:lsdException w:name="Unresolved Mention" w:semiHidden="1" w:unhideWhenUsed="1"/>
+    <w:lsdException w:name="Smart Link" w:semiHidden="1" w:unhideWhenUsed="1"/>
+  </w:latentStyles>
+  <w:style w:type="paragraph" w:default="1" w:styleId="Normal">
+    <w:name w:val="Normal"/>
     <w:qFormat/>
-    <w:rPr>
-      <w:sz w:val="56"/>
-      <w:szCs w:val="56"/>
-    </w:rPr>
   </w:style>
   <w:style w:type="paragraph" w:styleId="Heading1">
-    <w:name w:val="Heading 1"/>
-    <w:basedOn w:val="Normal"/>
-    <w:next w:val="Normal"/>
+    <w:name w:val="heading 1"/>
+    <w:uiPriority w:val="9"/>
     <w:qFormat/>
+    <w:pPr>
+      <w:spacing w:before="300" w:after="140"/>
+      <w:outlineLvl w:val="0"/>
+    </w:pPr>
     <w:rPr>
-      <w:color w:val="2E74B5"/>
-      <w:sz w:val="32"/>
-      <w:szCs w:val="32"/>
+      <w:b/>
+      <w:bCs/>
+      <w:color w:val="1F3864"/>
+      <w:sz w:val="28"/>
+      <w:szCs w:val="28"/>
     </w:rPr>
   </w:style>
   <w:style w:type="paragraph" w:styleId="Heading2">
-    <w:name w:val="Heading 2"/>
-    <w:basedOn w:val="Normal"/>
-    <w:next w:val="Normal"/>
+    <w:name w:val="heading 2"/>
+    <w:uiPriority w:val="9"/>
+    <w:unhideWhenUsed/>
     <w:qFormat/>
+    <w:pPr>
+      <w:spacing w:before="180" w:after="100"/>
+      <w:outlineLvl w:val="1"/>
+    </w:pPr>
     <w:rPr>
-      <w:color w:val="2E74B5"/>
-      <w:sz w:val="26"/>
-      <w:szCs w:val="26"/>
+      <w:b/>
+      <w:bCs/>
+      <w:color w:val="2E5496"/>
+      <w:sz w:val="24"/>
+      <w:szCs w:val="24"/>
     </w:rPr>
   </w:style>
   <w:style w:type="paragraph" w:styleId="Heading3">
-    <w:name w:val="Heading 3"/>
-    <w:basedOn w:val="Normal"/>
-    <w:next w:val="Normal"/>
+    <w:name w:val="heading 3"/>
+    <w:uiPriority w:val="9"/>
+    <w:semiHidden/>
+    <w:unhideWhenUsed/>
     <w:qFormat/>
+    <w:pPr>
+      <w:outlineLvl w:val="2"/>
+    </w:pPr>
     <w:rPr>
       <w:color w:val="1F4D78"/>
       <w:sz w:val="24"/>
@@ -1558,10 +4281,14 @@
     </w:rPr>
   </w:style>
   <w:style w:type="paragraph" w:styleId="Heading4">
-    <w:name w:val="Heading 4"/>
-    <w:basedOn w:val="Normal"/>
-    <w:next w:val="Normal"/>
+    <w:name w:val="heading 4"/>
+    <w:uiPriority w:val="9"/>
+    <w:semiHidden/>
+    <w:unhideWhenUsed/>
     <w:qFormat/>
+    <w:pPr>
+      <w:outlineLvl w:val="3"/>
+    </w:pPr>
     <w:rPr>
       <w:i/>
       <w:iCs/>
@@ -1569,27 +4296,69 @@
     </w:rPr>
   </w:style>
   <w:style w:type="paragraph" w:styleId="Heading5">
-    <w:name w:val="Heading 5"/>
-    <w:basedOn w:val="Normal"/>
-    <w:next w:val="Normal"/>
+    <w:name w:val="heading 5"/>
+    <w:uiPriority w:val="9"/>
+    <w:semiHidden/>
+    <w:unhideWhenUsed/>
     <w:qFormat/>
+    <w:pPr>
+      <w:outlineLvl w:val="4"/>
+    </w:pPr>
     <w:rPr>
       <w:color w:val="2E74B5"/>
     </w:rPr>
   </w:style>
   <w:style w:type="paragraph" w:styleId="Heading6">
-    <w:name w:val="Heading 6"/>
-    <w:basedOn w:val="Normal"/>
-    <w:next w:val="Normal"/>
+    <w:name w:val="heading 6"/>
+    <w:uiPriority w:val="9"/>
+    <w:semiHidden/>
+    <w:unhideWhenUsed/>
     <w:qFormat/>
+    <w:pPr>
+      <w:outlineLvl w:val="5"/>
+    </w:pPr>
     <w:rPr>
       <w:color w:val="1F4D78"/>
     </w:rPr>
   </w:style>
-  <w:style w:type="paragraph" w:styleId="Strong">
-    <w:name w:val="Strong"/>
-    <w:basedOn w:val="Normal"/>
-    <w:next w:val="Normal"/>
+  <w:style w:type="character" w:default="1" w:styleId="DefaultParagraphFont">
+    <w:name w:val="Default Paragraph Font"/>
+    <w:uiPriority w:val="1"/>
+    <w:semiHidden/>
+    <w:unhideWhenUsed/>
+  </w:style>
+  <w:style w:type="table" w:default="1" w:styleId="TableNormal">
+    <w:name w:val="Normal Table"/>
+    <w:uiPriority w:val="99"/>
+    <w:semiHidden/>
+    <w:unhideWhenUsed/>
+    <w:tblPr>
+      <w:tblInd w:w="0" w:type="dxa"/>
+      <w:tblCellMar>
+        <w:top w:w="0" w:type="dxa"/>
+        <w:left w:w="108" w:type="dxa"/>
+        <w:bottom w:w="0" w:type="dxa"/>
+        <w:right w:w="108" w:type="dxa"/>
+      </w:tblCellMar>
+    </w:tblPr>
+  </w:style>
+  <w:style w:type="numbering" w:default="1" w:styleId="NoList">
+    <w:name w:val="No List"/>
+    <w:uiPriority w:val="99"/>
+    <w:semiHidden/>
+    <w:unhideWhenUsed/>
+  </w:style>
+  <w:style w:type="paragraph" w:styleId="Title">
+    <w:name w:val="Title"/>
+    <w:uiPriority w:val="10"/>
+    <w:qFormat/>
+    <w:rPr>
+      <w:sz w:val="56"/>
+      <w:szCs w:val="56"/>
+    </w:rPr>
+  </w:style>
+  <w:style w:type="paragraph" w:customStyle="1" w:styleId="Strong1">
+    <w:name w:val="Strong1"/>
     <w:qFormat/>
     <w:rPr>
       <w:b/>
@@ -1598,12 +4367,10 @@
   </w:style>
   <w:style w:type="paragraph" w:styleId="ListParagraph">
     <w:name w:val="List Paragraph"/>
-    <w:basedOn w:val="Normal"/>
     <w:qFormat/>
   </w:style>
   <w:style w:type="character" w:styleId="Hyperlink">
     <w:name w:val="Hyperlink"/>
-    <w:basedOn w:val="DefaultParagraphFont"/>
     <w:uiPriority w:val="99"/>
     <w:unhideWhenUsed/>
     <w:rPr>
@@ -1613,7 +4380,6 @@
   </w:style>
   <w:style w:type="character" w:styleId="FootnoteReference">
     <w:name w:val="footnote reference"/>
-    <w:basedOn w:val="DefaultParagraphFont"/>
     <w:uiPriority w:val="99"/>
     <w:semiHidden/>
     <w:unhideWhenUsed/>
@@ -1623,22 +4389,17 @@
   </w:style>
   <w:style w:type="paragraph" w:styleId="FootnoteText">
     <w:name w:val="footnote text"/>
-    <w:basedOn w:val="Normal"/>
     <w:link w:val="FootnoteTextChar"/>
     <w:uiPriority w:val="99"/>
     <w:semiHidden/>
     <w:unhideWhenUsed/>
-    <w:pPr>
-      <w:spacing w:after="0" w:line="240" w:lineRule="auto"/>
-    </w:pPr>
     <w:rPr>
       <w:sz w:val="20"/>
       <w:szCs w:val="20"/>
     </w:rPr>
   </w:style>
-  <w:style w:type="character" w:styleId="FootnoteTextChar">
+  <w:style w:type="character" w:customStyle="1" w:styleId="FootnoteTextChar">
     <w:name w:val="Footnote Text Char"/>
-    <w:basedOn w:val="DefaultParagraphFont"/>
     <w:link w:val="FootnoteText"/>
     <w:uiPriority w:val="99"/>
     <w:semiHidden/>
@@ -1650,7 +4411,6 @@
   </w:style>
   <w:style w:type="character" w:styleId="EndnoteReference">
     <w:name w:val="endnote reference"/>
-    <w:basedOn w:val="DefaultParagraphFont"/>
     <w:uiPriority w:val="99"/>
     <w:semiHidden/>
     <w:unhideWhenUsed/>
@@ -1660,22 +4420,17 @@
   </w:style>
   <w:style w:type="paragraph" w:styleId="EndnoteText">
     <w:name w:val="endnote text"/>
-    <w:basedOn w:val="Normal"/>
     <w:link w:val="EndnoteTextChar"/>
     <w:uiPriority w:val="99"/>
     <w:semiHidden/>
     <w:unhideWhenUsed/>
-    <w:pPr>
-      <w:spacing w:after="0" w:line="240" w:lineRule="auto"/>
-    </w:pPr>
     <w:rPr>
       <w:sz w:val="20"/>
       <w:szCs w:val="20"/>
     </w:rPr>
   </w:style>
-  <w:style w:type="character" w:styleId="EndnoteTextChar">
+  <w:style w:type="character" w:customStyle="1" w:styleId="EndnoteTextChar">
     <w:name w:val="Endnote Text Char"/>
-    <w:basedOn w:val="DefaultParagraphFont"/>
     <w:link w:val="EndnoteText"/>
     <w:uiPriority w:val="99"/>
     <w:semiHidden/>
@@ -1685,41 +4440,320 @@
       <w:szCs w:val="20"/>
     </w:rPr>
   </w:style>
-  <w:style w:type="paragraph" w:styleId="Heading1">
-    <w:name w:val="Heading 1"/>
-    <w:basedOn w:val="Normal"/>
-    <w:next w:val="Normal"/>
-    <w:qFormat/>
-    <w:pPr>
-      <w:spacing w:after="140" w:before="300"/>
-      <w:outlineLvl w:val="0"/>
-    </w:pPr>
-    <w:rPr>
-      <w:rFonts w:ascii="Calibri" w:cs="Calibri" w:eastAsia="Calibri" w:hAnsi="Calibri"/>
-      <w:b/>
-      <w:bCs/>
-      <w:color w:val="1F3864"/>
-      <w:sz w:val="28"/>
-      <w:szCs w:val="28"/>
-    </w:rPr>
-  </w:style>
-  <w:style w:type="paragraph" w:styleId="Heading2">
-    <w:name w:val="Heading 2"/>
-    <w:basedOn w:val="Normal"/>
-    <w:next w:val="Normal"/>
-    <w:qFormat/>
-    <w:pPr>
-      <w:spacing w:after="100" w:before="180"/>
-      <w:outlineLvl w:val="1"/>
-    </w:pPr>
-    <w:rPr>
-      <w:rFonts w:ascii="Calibri" w:cs="Calibri" w:eastAsia="Calibri" w:hAnsi="Calibri"/>
-      <w:b/>
-      <w:bCs/>
-      <w:color w:val="2E5496"/>
-      <w:sz w:val="24"/>
-      <w:szCs w:val="24"/>
-    </w:rPr>
-  </w:style>
 </w:styles>
+</file>
+
+<file path=word/theme/theme1.xml><?xml version="1.0" encoding="utf-8"?>
+<a:theme xmlns:a="http://schemas.openxmlformats.org/drawingml/2006/main" name="Office Theme">
+  <a:themeElements>
+    <a:clrScheme name="Office">
+      <a:dk1>
+        <a:sysClr val="windowText" lastClr="000000"/>
+      </a:dk1>
+      <a:lt1>
+        <a:sysClr val="window" lastClr="FFFFFF"/>
+      </a:lt1>
+      <a:dk2>
+        <a:srgbClr val="0E2841"/>
+      </a:dk2>
+      <a:lt2>
+        <a:srgbClr val="E8E8E8"/>
+      </a:lt2>
+      <a:accent1>
+        <a:srgbClr val="156082"/>
+      </a:accent1>
+      <a:accent2>
+        <a:srgbClr val="E97132"/>
+      </a:accent2>
+      <a:accent3>
+        <a:srgbClr val="196B24"/>
+      </a:accent3>
+      <a:accent4>
+        <a:srgbClr val="0F9ED5"/>
+      </a:accent4>
+      <a:accent5>
+        <a:srgbClr val="A02B93"/>
+      </a:accent5>
+      <a:accent6>
+        <a:srgbClr val="4EA72E"/>
+      </a:accent6>
+      <a:hlink>
+        <a:srgbClr val="467886"/>
+      </a:hlink>
+      <a:folHlink>
+        <a:srgbClr val="96607D"/>
+      </a:folHlink>
+    </a:clrScheme>
+    <a:fontScheme name="Office">
+      <a:majorFont>
+        <a:latin typeface="Aptos Display" panose="02110004020202020204"/>
+        <a:ea typeface=""/>
+        <a:cs typeface=""/>
+        <a:font script="Jpan" typeface="游ゴシック Light"/>
+        <a:font script="Hang" typeface="맑은 고딕"/>
+        <a:font script="Hans" typeface="等线 Light"/>
+        <a:font script="Hant" typeface="新細明體"/>
+        <a:font script="Arab" typeface="Times New Roman"/>
+        <a:font script="Hebr" typeface="Times New Roman"/>
+        <a:font script="Thai" typeface="Angsana New"/>
+        <a:font script="Ethi" typeface="Nyala"/>
+        <a:font script="Beng" typeface="Vrinda"/>
+        <a:font script="Gujr" typeface="Shruti"/>
+        <a:font script="Khmr" typeface="MoolBoran"/>
+        <a:font script="Knda" typeface="Tunga"/>
+        <a:font script="Guru" typeface="Raavi"/>
+        <a:font script="Cans" typeface="Euphemia"/>
+        <a:font script="Cher" typeface="Plantagenet Cherokee"/>
+        <a:font script="Yiii" typeface="Microsoft Yi Baiti"/>
+        <a:font script="Tibt" typeface="Microsoft Himalaya"/>
+        <a:font script="Thaa" typeface="MV Boli"/>
+        <a:font script="Deva" typeface="Mangal"/>
+        <a:font script="Telu" typeface="Gautami"/>
+        <a:font script="Taml" typeface="Latha"/>
+        <a:font script="Syrc" typeface="Estrangelo Edessa"/>
+        <a:font script="Orya" typeface="Kalinga"/>
+        <a:font script="Mlym" typeface="Kartika"/>
+        <a:font script="Laoo" typeface="DokChampa"/>
+        <a:font script="Sinh" typeface="Iskoola Pota"/>
+        <a:font script="Mong" typeface="Mongolian Baiti"/>
+        <a:font script="Viet" typeface="Times New Roman"/>
+        <a:font script="Uigh" typeface="Microsoft Uighur"/>
+        <a:font script="Geor" typeface="Sylfaen"/>
+        <a:font script="Armn" typeface="Arial"/>
+        <a:font script="Bugi" typeface="Leelawadee UI"/>
+        <a:font script="Bopo" typeface="Microsoft JhengHei"/>
+        <a:font script="Java" typeface="Javanese Text"/>
+        <a:font script="Lisu" typeface="Segoe UI"/>
+        <a:font script="Mymr" typeface="Myanmar Text"/>
+        <a:font script="Nkoo" typeface="Ebrima"/>
+        <a:font script="Olck" typeface="Nirmala UI"/>
+        <a:font script="Osma" typeface="Ebrima"/>
+        <a:font script="Phag" typeface="Phagspa"/>
+        <a:font script="Syrn" typeface="Estrangelo Edessa"/>
+        <a:font script="Syrj" typeface="Estrangelo Edessa"/>
+        <a:font script="Syre" typeface="Estrangelo Edessa"/>
+        <a:font script="Sora" typeface="Nirmala UI"/>
+        <a:font script="Tale" typeface="Microsoft Tai Le"/>
+        <a:font script="Talu" typeface="Microsoft New Tai Lue"/>
+        <a:font script="Tfng" typeface="Ebrima"/>
+      </a:majorFont>
+      <a:minorFont>
+        <a:latin typeface="Aptos" panose="02110004020202020204"/>
+        <a:ea typeface=""/>
+        <a:cs typeface=""/>
+        <a:font script="Jpan" typeface="游明朝"/>
+        <a:font script="Hang" typeface="맑은 고딕"/>
+        <a:font script="Hans" typeface="等线"/>
+        <a:font script="Hant" typeface="新細明體"/>
+        <a:font script="Arab" typeface="Arial"/>
+        <a:font script="Hebr" typeface="Arial"/>
+        <a:font script="Thai" typeface="Cordia New"/>
+        <a:font script="Ethi" typeface="Nyala"/>
+        <a:font script="Beng" typeface="Vrinda"/>
+        <a:font script="Gujr" typeface="Shruti"/>
+        <a:font script="Khmr" typeface="DaunPenh"/>
+        <a:font script="Knda" typeface="Tunga"/>
+        <a:font script="Guru" typeface="Raavi"/>
+        <a:font script="Cans" typeface="Euphemia"/>
+        <a:font script="Cher" typeface="Plantagenet Cherokee"/>
+        <a:font script="Yiii" typeface="Microsoft Yi Baiti"/>
+        <a:font script="Tibt" typeface="Microsoft Himalaya"/>
+        <a:font script="Thaa" typeface="MV Boli"/>
+        <a:font script="Deva" typeface="Mangal"/>
+        <a:font script="Telu" typeface="Gautami"/>
+        <a:font script="Taml" typeface="Latha"/>
+        <a:font script="Syrc" typeface="Estrangelo Edessa"/>
+        <a:font script="Orya" typeface="Kalinga"/>
+        <a:font script="Mlym" typeface="Kartika"/>
+        <a:font script="Laoo" typeface="DokChampa"/>
+        <a:font script="Sinh" typeface="Iskoola Pota"/>
+        <a:font script="Mong" typeface="Mongolian Baiti"/>
+        <a:font script="Viet" typeface="Arial"/>
+        <a:font script="Uigh" typeface="Microsoft Uighur"/>
+        <a:font script="Geor" typeface="Sylfaen"/>
+        <a:font script="Armn" typeface="Arial"/>
+        <a:font script="Bugi" typeface="Leelawadee UI"/>
+        <a:font script="Bopo" typeface="Microsoft JhengHei"/>
+        <a:font script="Java" typeface="Javanese Text"/>
+        <a:font script="Lisu" typeface="Segoe UI"/>
+        <a:font script="Mymr" typeface="Myanmar Text"/>
+        <a:font script="Nkoo" typeface="Ebrima"/>
+        <a:font script="Olck" typeface="Nirmala UI"/>
+        <a:font script="Osma" typeface="Ebrima"/>
+        <a:font script="Phag" typeface="Phagspa"/>
+        <a:font script="Syrn" typeface="Estrangelo Edessa"/>
+        <a:font script="Syrj" typeface="Estrangelo Edessa"/>
+        <a:font script="Syre" typeface="Estrangelo Edessa"/>
+        <a:font script="Sora" typeface="Nirmala UI"/>
+        <a:font script="Tale" typeface="Microsoft Tai Le"/>
+        <a:font script="Talu" typeface="Microsoft New Tai Lue"/>
+        <a:font script="Tfng" typeface="Ebrima"/>
+      </a:minorFont>
+    </a:fontScheme>
+    <a:fmtScheme name="Office">
+      <a:fillStyleLst>
+        <a:solidFill>
+          <a:schemeClr val="phClr"/>
+        </a:solidFill>
+        <a:gradFill rotWithShape="1">
+          <a:gsLst>
+            <a:gs pos="0">
+              <a:schemeClr val="phClr">
+                <a:lumMod val="110000"/>
+                <a:satMod val="105000"/>
+                <a:tint val="67000"/>
+              </a:schemeClr>
+            </a:gs>
+            <a:gs pos="50000">
+              <a:schemeClr val="phClr">
+                <a:lumMod val="105000"/>
+                <a:satMod val="103000"/>
+                <a:tint val="73000"/>
+              </a:schemeClr>
+            </a:gs>
+            <a:gs pos="100000">
+              <a:schemeClr val="phClr">
+                <a:lumMod val="105000"/>
+                <a:satMod val="109000"/>
+                <a:tint val="81000"/>
+              </a:schemeClr>
+            </a:gs>
+          </a:gsLst>
+          <a:lin ang="5400000" scaled="0"/>
+        </a:gradFill>
+        <a:gradFill rotWithShape="1">
+          <a:gsLst>
+            <a:gs pos="0">
+              <a:schemeClr val="phClr">
+                <a:satMod val="103000"/>
+                <a:lumMod val="102000"/>
+                <a:tint val="94000"/>
+              </a:schemeClr>
+            </a:gs>
+            <a:gs pos="50000">
+              <a:schemeClr val="phClr">
+                <a:satMod val="110000"/>
+                <a:lumMod val="100000"/>
+                <a:shade val="100000"/>
+              </a:schemeClr>
+            </a:gs>
+            <a:gs pos="100000">
+              <a:schemeClr val="phClr">
+                <a:lumMod val="99000"/>
+                <a:satMod val="120000"/>
+                <a:shade val="78000"/>
+              </a:schemeClr>
+            </a:gs>
+          </a:gsLst>
+          <a:lin ang="5400000" scaled="0"/>
+        </a:gradFill>
+      </a:fillStyleLst>
+      <a:lnStyleLst>
+        <a:ln w="12700" cap="flat" cmpd="sng" algn="ctr">
+          <a:solidFill>
+            <a:schemeClr val="phClr"/>
+          </a:solidFill>
+          <a:prstDash val="solid"/>
+          <a:miter lim="800000"/>
+        </a:ln>
+        <a:ln w="19050" cap="flat" cmpd="sng" algn="ctr">
+          <a:solidFill>
+            <a:schemeClr val="phClr"/>
+          </a:solidFill>
+          <a:prstDash val="solid"/>
+          <a:miter lim="800000"/>
+        </a:ln>
+        <a:ln w="25400" cap="flat" cmpd="sng" algn="ctr">
+          <a:solidFill>
+            <a:schemeClr val="phClr"/>
+          </a:solidFill>
+          <a:prstDash val="solid"/>
+          <a:miter lim="800000"/>
+        </a:ln>
+      </a:lnStyleLst>
+      <a:effectStyleLst>
+        <a:effectStyle>
+          <a:effectLst/>
+        </a:effectStyle>
+        <a:effectStyle>
+          <a:effectLst/>
+        </a:effectStyle>
+        <a:effectStyle>
+          <a:effectLst>
+            <a:outerShdw blurRad="57150" dist="19050" dir="5400000" algn="ctr" rotWithShape="0">
+              <a:srgbClr val="000000">
+                <a:alpha val="63000"/>
+              </a:srgbClr>
+            </a:outerShdw>
+          </a:effectLst>
+        </a:effectStyle>
+      </a:effectStyleLst>
+      <a:bgFillStyleLst>
+        <a:solidFill>
+          <a:schemeClr val="phClr"/>
+        </a:solidFill>
+        <a:solidFill>
+          <a:schemeClr val="phClr">
+            <a:tint val="95000"/>
+            <a:satMod val="170000"/>
+          </a:schemeClr>
+        </a:solidFill>
+        <a:gradFill rotWithShape="1">
+          <a:gsLst>
+            <a:gs pos="0">
+              <a:schemeClr val="phClr">
+                <a:tint val="93000"/>
+                <a:satMod val="150000"/>
+                <a:shade val="98000"/>
+                <a:lumMod val="102000"/>
+              </a:schemeClr>
+            </a:gs>
+            <a:gs pos="50000">
+              <a:schemeClr val="phClr">
+                <a:tint val="98000"/>
+                <a:satMod val="130000"/>
+                <a:shade val="90000"/>
+                <a:lumMod val="103000"/>
+              </a:schemeClr>
+            </a:gs>
+            <a:gs pos="100000">
+              <a:schemeClr val="phClr">
+                <a:shade val="63000"/>
+                <a:satMod val="120000"/>
+              </a:schemeClr>
+            </a:gs>
+          </a:gsLst>
+          <a:lin ang="5400000" scaled="0"/>
+        </a:gradFill>
+      </a:bgFillStyleLst>
+    </a:fmtScheme>
+  </a:themeElements>
+  <a:objectDefaults>
+    <a:lnDef>
+      <a:spPr/>
+      <a:bodyPr/>
+      <a:lstStyle/>
+      <a:style>
+        <a:lnRef idx="2">
+          <a:schemeClr val="accent1"/>
+        </a:lnRef>
+        <a:fillRef idx="0">
+          <a:schemeClr val="accent1"/>
+        </a:fillRef>
+        <a:effectRef idx="1">
+          <a:schemeClr val="accent1"/>
+        </a:effectRef>
+        <a:fontRef idx="minor">
+          <a:schemeClr val="tx1"/>
+        </a:fontRef>
+      </a:style>
+    </a:lnDef>
+  </a:objectDefaults>
+  <a:extraClrSchemeLst/>
+  <a:extLst>
+    <a:ext uri="{05A4C25C-085E-4340-85A3-A5531E510DB2}">
+      <thm15:themeFamily xmlns:thm15="http://schemas.microsoft.com/office/thememl/2012/main" name="Office Theme" id="{2E142A2C-CD16-42D6-873A-C26D2A0506FA}" vid="{1BDDFF52-6CD6-40A5-AB3C-68EB2F1E4D0A}"/>
+    </a:ext>
+  </a:extLst>
+</a:theme>
 </file>